--- a/Práctica/Tp1.docx
+++ b/Práctica/Tp1.docx
@@ -38,6 +38,61 @@
       <w:r>
         <w:t xml:space="preserve">1. Explicar el concepto de sistema operativo como una máquina extendida.</w:t>
       </w:r>
+      <w:r>
+        <w:rPr>
+          <w:highlight w:val="none"/>
+        </w:rPr>
+      </w:r>
+    </w:p>
+    <w:p>
+      <w:pPr>
+        <w:pBdr/>
+        <w:spacing/>
+        <w:ind/>
+        <w:rPr>
+          <w:lang w:val="es-AR"/>
+        </w:rPr>
+      </w:pPr>
+      <w:r>
+        <w:rPr>
+          <w:color w:val="ff0000"/>
+        </w:rPr>
+        <w:t xml:space="preserve">El sistema operativo actúa como un traductor amigable que se para entre el usuario y el hardware. Su único trabajo es ocultar lo complicado del hardware real, </w:t>
+      </w:r>
+      <w:r>
+        <w:rPr>
+          <w:color w:val="ff0000"/>
+        </w:rPr>
+        <w:t xml:space="preserve">transforma una máquina física difícil de entender en una "máquina simplificada" para que puedas usarla y programarla sin tener que conocer como trabaja el cpu y demas componentes.</w:t>
+      </w:r>
+      <w:r>
+        <w:rPr>
+          <w:color w:val="ff0000"/>
+          <w:lang w:val="es-AR" w:bidi="es-AR"/>
+        </w:rPr>
+      </w:r>
+      <w:r>
+        <w:rPr>
+          <w:color w:val="ff0000"/>
+        </w:rPr>
+      </w:r>
+      <w:r>
+        <w:rPr>
+          <w:color w:val="ff0000"/>
+          <w:lang w:val="es-AR"/>
+        </w:rPr>
+      </w:r>
+    </w:p>
+    <w:p>
+      <w:pPr>
+        <w:pBdr/>
+        <w:spacing/>
+        <w:ind/>
+        <w:rPr/>
+      </w:pPr>
+      <w:r>
+        <w:t xml:space="preserve">2. Explicar el concepto de sistema operativo como un administrador de recursos. Mencionar y</w:t>
+      </w:r>
       <w:r/>
     </w:p>
     <w:p>
@@ -46,7 +101,32 @@
         <w:spacing/>
         <w:ind/>
         <w:rPr>
+          <w:highlight w:val="none"/>
+        </w:rPr>
+      </w:pPr>
+      <w:r>
+        <w:t xml:space="preserve">explicar brevemente los recursos que administra.</w:t>
+      </w:r>
+      <w:r>
+        <w:rPr>
+          <w:highlight w:val="none"/>
+        </w:rPr>
+      </w:r>
+      <w:r>
+        <w:rPr>
+          <w:highlight w:val="none"/>
+        </w:rPr>
+      </w:r>
+    </w:p>
+    <w:p>
+      <w:pPr>
+        <w:pBdr/>
+        <w:spacing w:line="276" w:lineRule="auto"/>
+        <w:ind/>
+        <w:jc w:val="left"/>
+        <w:rPr>
           <w:color w:val="ff0000"/>
+          <w:highlight w:val="none"/>
         </w:rPr>
       </w:pPr>
       <w:r>
@@ -57,8 +137,150 @@
       </w:r>
       <w:r>
         <w:rPr>
+          <w:color w:val="ff0000"/>
           <w:highlight w:val="none"/>
         </w:rPr>
+        <w:t xml:space="preserve">El sistema operativo controla y reparte el hardware entre los programas que lo requieran, evita que un solo programa o usuario use todos los componentes y deje sin respuesta a los demas. Los recursos son:</w:t>
+      </w:r>
+      <w:r>
+        <w:rPr>
+          <w:color w:val="ff0000"/>
+          <w:highlight w:val="none"/>
+        </w:rPr>
+      </w:r>
+    </w:p>
+    <w:p>
+      <w:pPr>
+        <w:pBdr/>
+        <w:spacing w:line="276" w:lineRule="auto"/>
+        <w:ind/>
+        <w:jc w:val="left"/>
+        <w:rPr>
+          <w:color w:val="ff0000"/>
+          <w:highlight w:val="none"/>
+        </w:rPr>
+      </w:pPr>
+      <w:r>
+        <w:rPr>
+          <w:color w:val="ff0000"/>
+          <w:highlight w:val="none"/>
+        </w:rPr>
+      </w:r>
+      <w:r>
+        <w:rPr>
+          <w:color w:val="ff0000"/>
+          <w:highlight w:val="none"/>
+        </w:rPr>
+        <w:t xml:space="preserve">El Procesador (CPU): Es el que hace el trabajo físico de ejecución. Como el procesador no puede hacerlo todo a la vez, el sistema operativo le asigna turnos muy cortos y rápidos a cada programa (o proceso).</w:t>
+      </w:r>
+      <w:r/>
+    </w:p>
+    <w:p>
+      <w:pPr>
+        <w:pBdr/>
+        <w:spacing w:line="276" w:lineRule="auto"/>
+        <w:ind/>
+        <w:jc w:val="left"/>
+        <w:rPr>
+          <w:color w:val="ff0000"/>
+        </w:rPr>
+      </w:pPr>
+      <w:r>
+        <w:rPr>
+          <w:color w:val="ff0000"/>
+          <w:highlight w:val="none"/>
+        </w:rPr>
+        <w:t xml:space="preserve">La Memoria (RAM): Donde los programas guardan sus datos inmediatos. El sistema operativo le reparte una porci</w:t>
+      </w:r>
+      <w:r>
+        <w:rPr>
+          <w:color w:val="ff0000"/>
+          <w:highlight w:val="none"/>
+        </w:rPr>
+        <w:t xml:space="preserve">ón </w:t>
+      </w:r>
+      <w:r>
+        <w:rPr>
+          <w:color w:val="ff0000"/>
+          <w:highlight w:val="none"/>
+        </w:rPr>
+        <w:t xml:space="preserve">a cada programa y vigila constantemente para que ningún programa intente invadir el espaci</w:t>
+      </w:r>
+      <w:r>
+        <w:rPr>
+          <w:color w:val="ff0000"/>
+          <w:highlight w:val="none"/>
+        </w:rPr>
+        <w:t xml:space="preserve">o de trabajo de otro.</w:t>
+      </w:r>
+      <w:r>
+        <w:rPr>
+          <w:color w:val="ff0000"/>
+          <w:highlight w:val="none"/>
+        </w:rPr>
+      </w:r>
+    </w:p>
+    <w:p>
+      <w:pPr>
+        <w:pBdr/>
+        <w:spacing w:line="276" w:lineRule="auto"/>
+        <w:ind/>
+        <w:jc w:val="left"/>
+        <w:rPr>
+          <w:color w:val="ff0000"/>
+        </w:rPr>
+      </w:pPr>
+      <w:r>
+        <w:rPr>
+          <w:color w:val="ff0000"/>
+          <w:highlight w:val="none"/>
+        </w:rPr>
+        <w:t xml:space="preserve">El Almacenamiento (Archivos): Es el contenedor de datos permanente (el disco duro). El sistema operativo organiza este espacio gigante (carpetas y archivos) para que guardar y buscar tus documentos sea algo estructurado y no un laberinto de da</w:t>
+      </w:r>
+      <w:r>
+        <w:rPr>
+          <w:color w:val="ff0000"/>
+          <w:highlight w:val="none"/>
+        </w:rPr>
+        <w:t xml:space="preserve">tos perdidos.</w:t>
+      </w:r>
+      <w:r>
+        <w:rPr>
+          <w:color w:val="ff0000"/>
+          <w:highlight w:val="none"/>
+        </w:rPr>
+      </w:r>
+    </w:p>
+    <w:p>
+      <w:pPr>
+        <w:pBdr/>
+        <w:spacing w:line="276" w:lineRule="auto"/>
+        <w:ind/>
+        <w:jc w:val="left"/>
+        <w:rPr>
+          <w:color w:val="ff0000"/>
+        </w:rPr>
+      </w:pPr>
+      <w:r>
+        <w:rPr>
+          <w:color w:val="ff0000"/>
+          <w:highlight w:val="none"/>
+        </w:rPr>
+        <w:t xml:space="preserve">Los Dispositivos de Entrada/Salida (E/S): Son herramientas para interactuar con la máquina, el sistema operativo </w:t>
+      </w:r>
+      <w:r>
+        <w:rPr>
+          <w:color w:val="ff0000"/>
+          <w:highlight w:val="none"/>
+        </w:rPr>
+        <w:t xml:space="preserve">usa programas especiales llamados controladores (o drivers) para mandar datos a la pantalla, el teclado, el mouse o la impresora</w:t>
+      </w:r>
+      <w:r>
+        <w:rPr>
+          <w:color w:val="ff0000"/>
+          <w:highlight w:val="none"/>
+        </w:rPr>
+        <w:t xml:space="preserve">.</w:t>
       </w:r>
       <w:r>
         <w:rPr>
@@ -71,10 +293,82 @@
         <w:pBdr/>
         <w:spacing/>
         <w:ind/>
+        <w:rPr>
+          <w:highlight w:val="none"/>
+        </w:rPr>
+      </w:pPr>
+      <w:r>
+        <w:t xml:space="preserve">3. Describa la información relevante del Kernel del sistema operativo, detallando su arquitectura, </w:t>
+      </w:r>
+      <w:r/>
+      <w:r>
+        <w:t xml:space="preserve">funciones principales, modos de operación, gestión de recursos y componentes internos.</w:t>
+      </w:r>
+      <w:r/>
+      <w:r/>
+    </w:p>
+    <w:p>
+      <w:pPr>
+        <w:pBdr/>
+        <w:spacing/>
+        <w:ind/>
+        <w:rPr>
+          <w:color w:val="ff0000"/>
+        </w:rPr>
+      </w:pPr>
+      <w:r>
+        <w:rPr>
+          <w:color w:val="ff0000"/>
+          <w:highlight w:val="none"/>
+        </w:rPr>
+      </w:r>
+      <w:r>
+        <w:rPr>
+          <w:color w:val="ff0000"/>
+          <w:highlight w:val="none"/>
+        </w:rPr>
+      </w:r>
+      <w:r>
+        <w:rPr>
+          <w:color w:val="ff0000"/>
+          <w:highlight w:val="none"/>
+        </w:rPr>
+        <w:t xml:space="preserve">El Kernel o núcleo es el componente de software central y más importante de un sistema operativo. El kernel actúa como un</w:t>
+      </w:r>
+      <w:r>
+        <w:rPr>
+          <w:color w:val="ff0000"/>
+          <w:highlight w:val="none"/>
+        </w:rPr>
+        <w:t xml:space="preserve"> mediador e intermediario directo entre el hardware físico de la computadora y las aplicaciones que ejecuta el usuario. Su trabajo consiste en controlar la ejecución de los programas y gestionar de forma segura los recursos del sistema</w:t>
+      </w:r>
+      <w:r>
+        <w:rPr>
+          <w:color w:val="ff0000"/>
+          <w:highlight w:val="none"/>
+        </w:rPr>
+      </w:r>
+      <w:r>
+        <w:rPr>
+          <w:color w:val="ff0000"/>
+        </w:rPr>
+        <w:t xml:space="preserve">.</w:t>
+      </w:r>
+      <w:r>
+        <w:rPr>
+          <w:color w:val="ff0000"/>
+        </w:rPr>
+      </w:r>
+    </w:p>
+    <w:p>
+      <w:pPr>
+        <w:pBdr/>
+        <w:spacing/>
+        <w:ind/>
         <w:rPr/>
       </w:pPr>
       <w:r>
-        <w:t xml:space="preserve">2. Explicar el concepto de sistema operativo como un administrador de recursos. Mencionar y</w:t>
+        <w:t xml:space="preserve">4. Llamadas al Sistema. Visualizar y comprender las llamadas al sistema realizadas por el</w:t>
       </w:r>
       <w:r/>
     </w:p>
@@ -88,7 +382,7 @@
         </w:rPr>
       </w:pPr>
       <w:r>
-        <w:t xml:space="preserve">explicar brevemente los recursos que administra.</w:t>
+        <w:t xml:space="preserve">comando ls -la utilizando la herramienta strace.</w:t>
       </w:r>
       <w:r/>
     </w:p>
@@ -123,90 +417,6 @@
         <w:rPr/>
       </w:pPr>
       <w:r>
-        <w:t xml:space="preserve">3. Describa la información relevante del Kernel del sistema operativo, detallando su arquitectura,</w:t>
-      </w:r>
-      <w:r/>
-    </w:p>
-    <w:p>
-      <w:pPr>
-        <w:pBdr/>
-        <w:spacing/>
-        <w:ind/>
-        <w:rPr/>
-      </w:pPr>
-      <w:r>
-        <w:t xml:space="preserve">funciones principales, modos de operación, gestión de recursos y componentes internos.</w:t>
-      </w:r>
-      <w:r/>
-    </w:p>
-    <w:p>
-      <w:pPr>
-        <w:pBdr/>
-        <w:spacing/>
-        <w:ind/>
-        <w:rPr/>
-      </w:pPr>
-      <w:r>
-        <w:t xml:space="preserve">Página 1 de 2</w:t>
-      </w:r>
-      <w:r/>
-    </w:p>
-    <w:p>
-      <w:pPr>
-        <w:pBdr/>
-        <w:spacing/>
-        <w:ind/>
-        <w:rPr/>
-      </w:pPr>
-      <w:r>
-        <w:t xml:space="preserve">Sistemas Operativos</w:t>
-      </w:r>
-      <w:r/>
-    </w:p>
-    <w:p>
-      <w:pPr>
-        <w:pBdr/>
-        <w:spacing/>
-        <w:ind/>
-        <w:rPr/>
-      </w:pPr>
-      <w:r>
-        <w:t xml:space="preserve"> Guía Práctica N.o 1</w:t>
-      </w:r>
-      <w:r/>
-    </w:p>
-    <w:p>
-      <w:pPr>
-        <w:pBdr/>
-        <w:spacing/>
-        <w:ind/>
-        <w:rPr/>
-      </w:pPr>
-      <w:r>
-        <w:t xml:space="preserve">4. Llamadas al Sistema. Visualizar y comprender las llamadas al sistema realizadas por el</w:t>
-      </w:r>
-      <w:r/>
-    </w:p>
-    <w:p>
-      <w:pPr>
-        <w:pBdr/>
-        <w:spacing/>
-        <w:ind/>
-        <w:rPr/>
-      </w:pPr>
-      <w:r>
-        <w:t xml:space="preserve">comando ls -la utilizando la herramienta strace.</w:t>
-      </w:r>
-      <w:r/>
-    </w:p>
-    <w:p>
-      <w:pPr>
-        <w:pBdr/>
-        <w:spacing/>
-        <w:ind/>
-        <w:rPr/>
-      </w:pPr>
-      <w:r>
         <w:t xml:space="preserve">Requisito previo: realizar sobre una máquina con Linux (puede ser la máquina virtual del</w:t>
       </w:r>
       <w:r/>
@@ -581,8 +791,6 @@
       <w:r>
         <w:t xml:space="preserve">el proceso realizado.</w:t>
       </w:r>
-      <w:r/>
-      <w:r/>
       <w:r/>
     </w:p>
     <w:sectPr>
@@ -607,7 +815,6 @@
         <w:ind/>
         <w:rPr/>
       </w:pPr>
-      <w:r/>
       <w:r>
         <w:separator/>
       </w:r>
@@ -622,7 +829,6 @@
         <w:ind/>
         <w:rPr/>
       </w:pPr>
-      <w:r/>
       <w:r>
         <w:continuationSeparator/>
       </w:r>
@@ -642,7 +848,6 @@
         <w:ind/>
         <w:rPr/>
       </w:pPr>
-      <w:r/>
       <w:r>
         <w:separator/>
       </w:r>
@@ -657,7 +862,6 @@
         <w:ind/>
         <w:rPr/>
       </w:pPr>
-      <w:r/>
       <w:r>
         <w:continuationSeparator/>
       </w:r>
@@ -825,9 +1029,9 @@
     <w:lsdException w:name="Bibliography" w:uiPriority="37"/>
     <w:lsdException w:name="TOC Heading" w:uiPriority="39" w:qFormat="1"/>
   </w:latentStyles>
-  <w:style w:type="table" w:styleId="12">
+  <w:style w:type="table" w:styleId="701">
     <w:name w:val="Table Grid"/>
-    <w:basedOn w:val="665"/>
+    <w:basedOn w:val="887"/>
     <w:uiPriority w:val="59"/>
     <w:pPr>
       <w:pBdr/>
@@ -1024,9 +1228,9 @@
       </w:tcPr>
     </w:tblStylePr>
   </w:style>
-  <w:style w:type="table" w:styleId="13">
+  <w:style w:type="table" w:styleId="702">
     <w:name w:val="Table Grid Light"/>
-    <w:basedOn w:val="665"/>
+    <w:basedOn w:val="887"/>
     <w:uiPriority w:val="59"/>
     <w:pPr>
       <w:pBdr/>
@@ -1223,9 +1427,9 @@
       </w:tcPr>
     </w:tblStylePr>
   </w:style>
-  <w:style w:type="table" w:styleId="14">
+  <w:style w:type="table" w:styleId="703">
     <w:name w:val="Plain Table 1"/>
-    <w:basedOn w:val="665"/>
+    <w:basedOn w:val="887"/>
     <w:uiPriority w:val="59"/>
     <w:pPr>
       <w:pBdr/>
@@ -1448,9 +1652,9 @@
       </w:tcPr>
     </w:tblStylePr>
   </w:style>
-  <w:style w:type="table" w:styleId="15">
+  <w:style w:type="table" w:styleId="704">
     <w:name w:val="Plain Table 2"/>
-    <w:basedOn w:val="665"/>
+    <w:basedOn w:val="887"/>
     <w:uiPriority w:val="59"/>
     <w:pPr>
       <w:pBdr/>
@@ -1681,9 +1885,9 @@
       </w:tcPr>
     </w:tblStylePr>
   </w:style>
-  <w:style w:type="table" w:styleId="16">
+  <w:style w:type="table" w:styleId="705">
     <w:name w:val="Plain Table 3"/>
-    <w:basedOn w:val="665"/>
+    <w:basedOn w:val="887"/>
     <w:uiPriority w:val="99"/>
     <w:pPr>
       <w:pBdr/>
@@ -1911,9 +2115,9 @@
       </w:tcPr>
     </w:tblStylePr>
   </w:style>
-  <w:style w:type="table" w:styleId="17">
+  <w:style w:type="table" w:styleId="706">
     <w:name w:val="Plain Table 4"/>
-    <w:basedOn w:val="665"/>
+    <w:basedOn w:val="887"/>
     <w:uiPriority w:val="99"/>
     <w:pPr>
       <w:pBdr/>
@@ -2127,9 +2331,9 @@
       </w:tcPr>
     </w:tblStylePr>
   </w:style>
-  <w:style w:type="table" w:styleId="18">
+  <w:style w:type="table" w:styleId="707">
     <w:name w:val="Plain Table 5"/>
-    <w:basedOn w:val="665"/>
+    <w:basedOn w:val="887"/>
     <w:uiPriority w:val="99"/>
     <w:pPr>
       <w:pBdr/>
@@ -2360,9 +2564,9 @@
       </w:tcPr>
     </w:tblStylePr>
   </w:style>
-  <w:style w:type="table" w:styleId="19">
+  <w:style w:type="table" w:styleId="708">
     <w:name w:val="Grid Table 1 Light"/>
-    <w:basedOn w:val="665"/>
+    <w:basedOn w:val="887"/>
     <w:uiPriority w:val="99"/>
     <w:pPr>
       <w:pBdr/>
@@ -2583,9 +2787,9 @@
       </w:tcPr>
     </w:tblStylePr>
   </w:style>
-  <w:style w:type="table" w:styleId="20">
+  <w:style w:type="table" w:styleId="709">
     <w:name w:val="Grid Table 1 Light - Accent 1"/>
-    <w:basedOn w:val="665"/>
+    <w:basedOn w:val="887"/>
     <w:uiPriority w:val="99"/>
     <w:pPr>
       <w:pBdr/>
@@ -2806,9 +3010,9 @@
       </w:tcPr>
     </w:tblStylePr>
   </w:style>
-  <w:style w:type="table" w:styleId="21">
+  <w:style w:type="table" w:styleId="710">
     <w:name w:val="Grid Table 1 Light - Accent 2"/>
-    <w:basedOn w:val="665"/>
+    <w:basedOn w:val="887"/>
     <w:uiPriority w:val="99"/>
     <w:pPr>
       <w:pBdr/>
@@ -3029,9 +3233,9 @@
       </w:tcPr>
     </w:tblStylePr>
   </w:style>
-  <w:style w:type="table" w:styleId="22">
+  <w:style w:type="table" w:styleId="711">
     <w:name w:val="Grid Table 1 Light - Accent 3"/>
-    <w:basedOn w:val="665"/>
+    <w:basedOn w:val="887"/>
     <w:uiPriority w:val="99"/>
     <w:pPr>
       <w:pBdr/>
@@ -3252,9 +3456,9 @@
       </w:tcPr>
     </w:tblStylePr>
   </w:style>
-  <w:style w:type="table" w:styleId="23">
+  <w:style w:type="table" w:styleId="712">
     <w:name w:val="Grid Table 1 Light - Accent 4"/>
-    <w:basedOn w:val="665"/>
+    <w:basedOn w:val="887"/>
     <w:uiPriority w:val="99"/>
     <w:pPr>
       <w:pBdr/>
@@ -3475,9 +3679,9 @@
       </w:tcPr>
     </w:tblStylePr>
   </w:style>
-  <w:style w:type="table" w:styleId="24">
+  <w:style w:type="table" w:styleId="713">
     <w:name w:val="Grid Table 1 Light - Accent 5"/>
-    <w:basedOn w:val="665"/>
+    <w:basedOn w:val="887"/>
     <w:uiPriority w:val="99"/>
     <w:pPr>
       <w:pBdr/>
@@ -3698,9 +3902,9 @@
       </w:tcPr>
     </w:tblStylePr>
   </w:style>
-  <w:style w:type="table" w:styleId="25">
+  <w:style w:type="table" w:styleId="714">
     <w:name w:val="Grid Table 1 Light - Accent 6"/>
-    <w:basedOn w:val="665"/>
+    <w:basedOn w:val="887"/>
     <w:uiPriority w:val="99"/>
     <w:pPr>
       <w:pBdr/>
@@ -3921,9 +4125,9 @@
       </w:tcPr>
     </w:tblStylePr>
   </w:style>
-  <w:style w:type="table" w:styleId="26">
+  <w:style w:type="table" w:styleId="715">
     <w:name w:val="Grid Table 2"/>
-    <w:basedOn w:val="665"/>
+    <w:basedOn w:val="887"/>
     <w:uiPriority w:val="99"/>
     <w:pPr>
       <w:pBdr/>
@@ -4153,9 +4357,9 @@
       </w:tcPr>
     </w:tblStylePr>
   </w:style>
-  <w:style w:type="table" w:styleId="27">
+  <w:style w:type="table" w:styleId="716">
     <w:name w:val="Grid Table 2 - Accent 1"/>
-    <w:basedOn w:val="665"/>
+    <w:basedOn w:val="887"/>
     <w:uiPriority w:val="99"/>
     <w:pPr>
       <w:pBdr/>
@@ -4385,9 +4589,9 @@
       </w:tcPr>
     </w:tblStylePr>
   </w:style>
-  <w:style w:type="table" w:styleId="28">
+  <w:style w:type="table" w:styleId="717">
     <w:name w:val="Grid Table 2 - Accent 2"/>
-    <w:basedOn w:val="665"/>
+    <w:basedOn w:val="887"/>
     <w:uiPriority w:val="99"/>
     <w:pPr>
       <w:pBdr/>
@@ -4617,9 +4821,9 @@
       </w:tcPr>
     </w:tblStylePr>
   </w:style>
-  <w:style w:type="table" w:styleId="29">
+  <w:style w:type="table" w:styleId="718">
     <w:name w:val="Grid Table 2 - Accent 3"/>
-    <w:basedOn w:val="665"/>
+    <w:basedOn w:val="887"/>
     <w:uiPriority w:val="99"/>
     <w:pPr>
       <w:pBdr/>
@@ -4849,9 +5053,9 @@
       </w:tcPr>
     </w:tblStylePr>
   </w:style>
-  <w:style w:type="table" w:styleId="30">
+  <w:style w:type="table" w:styleId="719">
     <w:name w:val="Grid Table 2 - Accent 4"/>
-    <w:basedOn w:val="665"/>
+    <w:basedOn w:val="887"/>
     <w:uiPriority w:val="99"/>
     <w:pPr>
       <w:pBdr/>
@@ -5081,9 +5285,9 @@
       </w:tcPr>
     </w:tblStylePr>
   </w:style>
-  <w:style w:type="table" w:styleId="31">
+  <w:style w:type="table" w:styleId="720">
     <w:name w:val="Grid Table 2 - Accent 5"/>
-    <w:basedOn w:val="665"/>
+    <w:basedOn w:val="887"/>
     <w:uiPriority w:val="99"/>
     <w:pPr>
       <w:pBdr/>
@@ -5313,9 +5517,9 @@
       </w:tcPr>
     </w:tblStylePr>
   </w:style>
-  <w:style w:type="table" w:styleId="32">
+  <w:style w:type="table" w:styleId="721">
     <w:name w:val="Grid Table 2 - Accent 6"/>
-    <w:basedOn w:val="665"/>
+    <w:basedOn w:val="887"/>
     <w:uiPriority w:val="99"/>
     <w:pPr>
       <w:pBdr/>
@@ -5545,9 +5749,9 @@
       </w:tcPr>
     </w:tblStylePr>
   </w:style>
-  <w:style w:type="table" w:styleId="33">
+  <w:style w:type="table" w:styleId="722">
     <w:name w:val="Grid Table 3"/>
-    <w:basedOn w:val="665"/>
+    <w:basedOn w:val="887"/>
     <w:uiPriority w:val="99"/>
     <w:pPr>
       <w:pBdr/>
@@ -5646,29 +5850,6 @@
         <w:tblBorders/>
       </w:tblPr>
       <w:tcPr>
-        <w:shd w:color="ffffff"/>
-        <w:tcBorders>
-          <w:top w:val="none" w:color="000000" w:sz="4" w:space="0"/>
-          <w:left w:val="none" w:color="000000" w:sz="4" w:space="0"/>
-          <w:bottom w:val="none" w:color="000000" w:sz="4" w:space="0"/>
-          <w:right w:val="none" w:color="000000" w:sz="4" w:space="0"/>
-        </w:tcBorders>
-      </w:tcPr>
-    </w:tblStylePr>
-    <w:tblStylePr w:type="firstRow">
-      <w:rPr>
-        <w:b/>
-        <w:color w:val="404040"/>
-      </w:rPr>
-      <w:pPr>
-        <w:pBdr/>
-        <w:spacing/>
-        <w:ind/>
-      </w:pPr>
-      <w:tblPr>
-        <w:tblBorders/>
-      </w:tblPr>
-      <w:tcPr>
         <w:shd w:val="clear" w:color="ffffff"/>
         <w:tcBorders>
           <w:top w:val="none" w:color="000000" w:sz="4" w:space="0"/>
@@ -5678,30 +5859,7 @@
         </w:tcBorders>
       </w:tcPr>
     </w:tblStylePr>
-    <w:tblStylePr w:type="lastCol">
-      <w:rPr>
-        <w:i/>
-        <w:color w:val="404040"/>
-      </w:rPr>
-      <w:pPr>
-        <w:pBdr/>
-        <w:spacing/>
-        <w:ind/>
-      </w:pPr>
-      <w:tblPr>
-        <w:tblBorders/>
-      </w:tblPr>
-      <w:tcPr>
-        <w:shd w:color="ffffff"/>
-        <w:tcBorders>
-          <w:top w:val="none" w:color="000000" w:sz="4" w:space="0"/>
-          <w:left w:val="none" w:color="000000" w:sz="4" w:space="0"/>
-          <w:bottom w:val="none" w:color="000000" w:sz="4" w:space="0"/>
-          <w:right w:val="none" w:color="000000" w:sz="4" w:space="0"/>
-        </w:tcBorders>
-      </w:tcPr>
-    </w:tblStylePr>
-    <w:tblStylePr w:type="lastRow">
+    <w:tblStylePr w:type="firstRow">
       <w:rPr>
         <w:b/>
         <w:color w:val="404040"/>
@@ -5724,6 +5882,52 @@
         </w:tcBorders>
       </w:tcPr>
     </w:tblStylePr>
+    <w:tblStylePr w:type="lastCol">
+      <w:rPr>
+        <w:i/>
+        <w:color w:val="404040"/>
+      </w:rPr>
+      <w:pPr>
+        <w:pBdr/>
+        <w:spacing/>
+        <w:ind/>
+      </w:pPr>
+      <w:tblPr>
+        <w:tblBorders/>
+      </w:tblPr>
+      <w:tcPr>
+        <w:shd w:val="clear" w:color="ffffff"/>
+        <w:tcBorders>
+          <w:top w:val="none" w:color="000000" w:sz="4" w:space="0"/>
+          <w:left w:val="none" w:color="000000" w:sz="4" w:space="0"/>
+          <w:bottom w:val="none" w:color="000000" w:sz="4" w:space="0"/>
+          <w:right w:val="none" w:color="000000" w:sz="4" w:space="0"/>
+        </w:tcBorders>
+      </w:tcPr>
+    </w:tblStylePr>
+    <w:tblStylePr w:type="lastRow">
+      <w:rPr>
+        <w:b/>
+        <w:color w:val="404040"/>
+      </w:rPr>
+      <w:pPr>
+        <w:pBdr/>
+        <w:spacing/>
+        <w:ind/>
+      </w:pPr>
+      <w:tblPr>
+        <w:tblBorders/>
+      </w:tblPr>
+      <w:tcPr>
+        <w:shd w:val="clear" w:color="ffffff"/>
+        <w:tcBorders>
+          <w:top w:val="none" w:color="000000" w:sz="4" w:space="0"/>
+          <w:left w:val="none" w:color="000000" w:sz="4" w:space="0"/>
+          <w:bottom w:val="none" w:color="000000" w:sz="4" w:space="0"/>
+          <w:right w:val="none" w:color="000000" w:sz="4" w:space="0"/>
+        </w:tcBorders>
+      </w:tcPr>
+    </w:tblStylePr>
     <w:tblStylePr w:type="nwCell">
       <w:pPr>
         <w:pBdr/>
@@ -5790,9 +5994,9 @@
       </w:tcPr>
     </w:tblStylePr>
   </w:style>
-  <w:style w:type="table" w:styleId="34">
+  <w:style w:type="table" w:styleId="723">
     <w:name w:val="Grid Table 3 - Accent 1"/>
-    <w:basedOn w:val="665"/>
+    <w:basedOn w:val="887"/>
     <w:uiPriority w:val="99"/>
     <w:pPr>
       <w:pBdr/>
@@ -5891,29 +6095,6 @@
         <w:tblBorders/>
       </w:tblPr>
       <w:tcPr>
-        <w:shd w:color="ffffff"/>
-        <w:tcBorders>
-          <w:top w:val="none" w:color="000000" w:sz="4" w:space="0"/>
-          <w:left w:val="none" w:color="000000" w:sz="4" w:space="0"/>
-          <w:bottom w:val="none" w:color="000000" w:sz="4" w:space="0"/>
-          <w:right w:val="none" w:color="000000" w:sz="4" w:space="0"/>
-        </w:tcBorders>
-      </w:tcPr>
-    </w:tblStylePr>
-    <w:tblStylePr w:type="firstRow">
-      <w:rPr>
-        <w:b/>
-        <w:color w:val="404040"/>
-      </w:rPr>
-      <w:pPr>
-        <w:pBdr/>
-        <w:spacing/>
-        <w:ind/>
-      </w:pPr>
-      <w:tblPr>
-        <w:tblBorders/>
-      </w:tblPr>
-      <w:tcPr>
         <w:shd w:val="clear" w:color="ffffff"/>
         <w:tcBorders>
           <w:top w:val="none" w:color="000000" w:sz="4" w:space="0"/>
@@ -5923,30 +6104,7 @@
         </w:tcBorders>
       </w:tcPr>
     </w:tblStylePr>
-    <w:tblStylePr w:type="lastCol">
-      <w:rPr>
-        <w:i/>
-        <w:color w:val="404040"/>
-      </w:rPr>
-      <w:pPr>
-        <w:pBdr/>
-        <w:spacing/>
-        <w:ind/>
-      </w:pPr>
-      <w:tblPr>
-        <w:tblBorders/>
-      </w:tblPr>
-      <w:tcPr>
-        <w:shd w:color="ffffff"/>
-        <w:tcBorders>
-          <w:top w:val="none" w:color="000000" w:sz="4" w:space="0"/>
-          <w:left w:val="none" w:color="000000" w:sz="4" w:space="0"/>
-          <w:bottom w:val="none" w:color="000000" w:sz="4" w:space="0"/>
-          <w:right w:val="none" w:color="000000" w:sz="4" w:space="0"/>
-        </w:tcBorders>
-      </w:tcPr>
-    </w:tblStylePr>
-    <w:tblStylePr w:type="lastRow">
+    <w:tblStylePr w:type="firstRow">
       <w:rPr>
         <w:b/>
         <w:color w:val="404040"/>
@@ -5969,6 +6127,52 @@
         </w:tcBorders>
       </w:tcPr>
     </w:tblStylePr>
+    <w:tblStylePr w:type="lastCol">
+      <w:rPr>
+        <w:i/>
+        <w:color w:val="404040"/>
+      </w:rPr>
+      <w:pPr>
+        <w:pBdr/>
+        <w:spacing/>
+        <w:ind/>
+      </w:pPr>
+      <w:tblPr>
+        <w:tblBorders/>
+      </w:tblPr>
+      <w:tcPr>
+        <w:shd w:val="clear" w:color="ffffff"/>
+        <w:tcBorders>
+          <w:top w:val="none" w:color="000000" w:sz="4" w:space="0"/>
+          <w:left w:val="none" w:color="000000" w:sz="4" w:space="0"/>
+          <w:bottom w:val="none" w:color="000000" w:sz="4" w:space="0"/>
+          <w:right w:val="none" w:color="000000" w:sz="4" w:space="0"/>
+        </w:tcBorders>
+      </w:tcPr>
+    </w:tblStylePr>
+    <w:tblStylePr w:type="lastRow">
+      <w:rPr>
+        <w:b/>
+        <w:color w:val="404040"/>
+      </w:rPr>
+      <w:pPr>
+        <w:pBdr/>
+        <w:spacing/>
+        <w:ind/>
+      </w:pPr>
+      <w:tblPr>
+        <w:tblBorders/>
+      </w:tblPr>
+      <w:tcPr>
+        <w:shd w:val="clear" w:color="ffffff"/>
+        <w:tcBorders>
+          <w:top w:val="none" w:color="000000" w:sz="4" w:space="0"/>
+          <w:left w:val="none" w:color="000000" w:sz="4" w:space="0"/>
+          <w:bottom w:val="none" w:color="000000" w:sz="4" w:space="0"/>
+          <w:right w:val="none" w:color="000000" w:sz="4" w:space="0"/>
+        </w:tcBorders>
+      </w:tcPr>
+    </w:tblStylePr>
     <w:tblStylePr w:type="nwCell">
       <w:pPr>
         <w:pBdr/>
@@ -6035,9 +6239,9 @@
       </w:tcPr>
     </w:tblStylePr>
   </w:style>
-  <w:style w:type="table" w:styleId="35">
+  <w:style w:type="table" w:styleId="724">
     <w:name w:val="Grid Table 3 - Accent 2"/>
-    <w:basedOn w:val="665"/>
+    <w:basedOn w:val="887"/>
     <w:uiPriority w:val="99"/>
     <w:pPr>
       <w:pBdr/>
@@ -6136,29 +6340,6 @@
         <w:tblBorders/>
       </w:tblPr>
       <w:tcPr>
-        <w:shd w:color="ffffff"/>
-        <w:tcBorders>
-          <w:top w:val="none" w:color="000000" w:sz="4" w:space="0"/>
-          <w:left w:val="none" w:color="000000" w:sz="4" w:space="0"/>
-          <w:bottom w:val="none" w:color="000000" w:sz="4" w:space="0"/>
-          <w:right w:val="none" w:color="000000" w:sz="4" w:space="0"/>
-        </w:tcBorders>
-      </w:tcPr>
-    </w:tblStylePr>
-    <w:tblStylePr w:type="firstRow">
-      <w:rPr>
-        <w:b/>
-        <w:color w:val="404040"/>
-      </w:rPr>
-      <w:pPr>
-        <w:pBdr/>
-        <w:spacing/>
-        <w:ind/>
-      </w:pPr>
-      <w:tblPr>
-        <w:tblBorders/>
-      </w:tblPr>
-      <w:tcPr>
         <w:shd w:val="clear" w:color="ffffff"/>
         <w:tcBorders>
           <w:top w:val="none" w:color="000000" w:sz="4" w:space="0"/>
@@ -6168,30 +6349,7 @@
         </w:tcBorders>
       </w:tcPr>
     </w:tblStylePr>
-    <w:tblStylePr w:type="lastCol">
-      <w:rPr>
-        <w:i/>
-        <w:color w:val="404040"/>
-      </w:rPr>
-      <w:pPr>
-        <w:pBdr/>
-        <w:spacing/>
-        <w:ind/>
-      </w:pPr>
-      <w:tblPr>
-        <w:tblBorders/>
-      </w:tblPr>
-      <w:tcPr>
-        <w:shd w:color="ffffff"/>
-        <w:tcBorders>
-          <w:top w:val="none" w:color="000000" w:sz="4" w:space="0"/>
-          <w:left w:val="none" w:color="000000" w:sz="4" w:space="0"/>
-          <w:bottom w:val="none" w:color="000000" w:sz="4" w:space="0"/>
-          <w:right w:val="none" w:color="000000" w:sz="4" w:space="0"/>
-        </w:tcBorders>
-      </w:tcPr>
-    </w:tblStylePr>
-    <w:tblStylePr w:type="lastRow">
+    <w:tblStylePr w:type="firstRow">
       <w:rPr>
         <w:b/>
         <w:color w:val="404040"/>
@@ -6214,6 +6372,52 @@
         </w:tcBorders>
       </w:tcPr>
     </w:tblStylePr>
+    <w:tblStylePr w:type="lastCol">
+      <w:rPr>
+        <w:i/>
+        <w:color w:val="404040"/>
+      </w:rPr>
+      <w:pPr>
+        <w:pBdr/>
+        <w:spacing/>
+        <w:ind/>
+      </w:pPr>
+      <w:tblPr>
+        <w:tblBorders/>
+      </w:tblPr>
+      <w:tcPr>
+        <w:shd w:val="clear" w:color="ffffff"/>
+        <w:tcBorders>
+          <w:top w:val="none" w:color="000000" w:sz="4" w:space="0"/>
+          <w:left w:val="none" w:color="000000" w:sz="4" w:space="0"/>
+          <w:bottom w:val="none" w:color="000000" w:sz="4" w:space="0"/>
+          <w:right w:val="none" w:color="000000" w:sz="4" w:space="0"/>
+        </w:tcBorders>
+      </w:tcPr>
+    </w:tblStylePr>
+    <w:tblStylePr w:type="lastRow">
+      <w:rPr>
+        <w:b/>
+        <w:color w:val="404040"/>
+      </w:rPr>
+      <w:pPr>
+        <w:pBdr/>
+        <w:spacing/>
+        <w:ind/>
+      </w:pPr>
+      <w:tblPr>
+        <w:tblBorders/>
+      </w:tblPr>
+      <w:tcPr>
+        <w:shd w:val="clear" w:color="ffffff"/>
+        <w:tcBorders>
+          <w:top w:val="none" w:color="000000" w:sz="4" w:space="0"/>
+          <w:left w:val="none" w:color="000000" w:sz="4" w:space="0"/>
+          <w:bottom w:val="none" w:color="000000" w:sz="4" w:space="0"/>
+          <w:right w:val="none" w:color="000000" w:sz="4" w:space="0"/>
+        </w:tcBorders>
+      </w:tcPr>
+    </w:tblStylePr>
     <w:tblStylePr w:type="nwCell">
       <w:pPr>
         <w:pBdr/>
@@ -6280,9 +6484,9 @@
       </w:tcPr>
     </w:tblStylePr>
   </w:style>
-  <w:style w:type="table" w:styleId="36">
+  <w:style w:type="table" w:styleId="725">
     <w:name w:val="Grid Table 3 - Accent 3"/>
-    <w:basedOn w:val="665"/>
+    <w:basedOn w:val="887"/>
     <w:uiPriority w:val="99"/>
     <w:pPr>
       <w:pBdr/>
@@ -6381,29 +6585,6 @@
         <w:tblBorders/>
       </w:tblPr>
       <w:tcPr>
-        <w:shd w:color="ffffff"/>
-        <w:tcBorders>
-          <w:top w:val="none" w:color="000000" w:sz="4" w:space="0"/>
-          <w:left w:val="none" w:color="000000" w:sz="4" w:space="0"/>
-          <w:bottom w:val="none" w:color="000000" w:sz="4" w:space="0"/>
-          <w:right w:val="none" w:color="000000" w:sz="4" w:space="0"/>
-        </w:tcBorders>
-      </w:tcPr>
-    </w:tblStylePr>
-    <w:tblStylePr w:type="firstRow">
-      <w:rPr>
-        <w:b/>
-        <w:color w:val="404040"/>
-      </w:rPr>
-      <w:pPr>
-        <w:pBdr/>
-        <w:spacing/>
-        <w:ind/>
-      </w:pPr>
-      <w:tblPr>
-        <w:tblBorders/>
-      </w:tblPr>
-      <w:tcPr>
         <w:shd w:val="clear" w:color="ffffff"/>
         <w:tcBorders>
           <w:top w:val="none" w:color="000000" w:sz="4" w:space="0"/>
@@ -6413,30 +6594,7 @@
         </w:tcBorders>
       </w:tcPr>
     </w:tblStylePr>
-    <w:tblStylePr w:type="lastCol">
-      <w:rPr>
-        <w:i/>
-        <w:color w:val="404040"/>
-      </w:rPr>
-      <w:pPr>
-        <w:pBdr/>
-        <w:spacing/>
-        <w:ind/>
-      </w:pPr>
-      <w:tblPr>
-        <w:tblBorders/>
-      </w:tblPr>
-      <w:tcPr>
-        <w:shd w:color="ffffff"/>
-        <w:tcBorders>
-          <w:top w:val="none" w:color="000000" w:sz="4" w:space="0"/>
-          <w:left w:val="none" w:color="000000" w:sz="4" w:space="0"/>
-          <w:bottom w:val="none" w:color="000000" w:sz="4" w:space="0"/>
-          <w:right w:val="none" w:color="000000" w:sz="4" w:space="0"/>
-        </w:tcBorders>
-      </w:tcPr>
-    </w:tblStylePr>
-    <w:tblStylePr w:type="lastRow">
+    <w:tblStylePr w:type="firstRow">
       <w:rPr>
         <w:b/>
         <w:color w:val="404040"/>
@@ -6459,6 +6617,52 @@
         </w:tcBorders>
       </w:tcPr>
     </w:tblStylePr>
+    <w:tblStylePr w:type="lastCol">
+      <w:rPr>
+        <w:i/>
+        <w:color w:val="404040"/>
+      </w:rPr>
+      <w:pPr>
+        <w:pBdr/>
+        <w:spacing/>
+        <w:ind/>
+      </w:pPr>
+      <w:tblPr>
+        <w:tblBorders/>
+      </w:tblPr>
+      <w:tcPr>
+        <w:shd w:val="clear" w:color="ffffff"/>
+        <w:tcBorders>
+          <w:top w:val="none" w:color="000000" w:sz="4" w:space="0"/>
+          <w:left w:val="none" w:color="000000" w:sz="4" w:space="0"/>
+          <w:bottom w:val="none" w:color="000000" w:sz="4" w:space="0"/>
+          <w:right w:val="none" w:color="000000" w:sz="4" w:space="0"/>
+        </w:tcBorders>
+      </w:tcPr>
+    </w:tblStylePr>
+    <w:tblStylePr w:type="lastRow">
+      <w:rPr>
+        <w:b/>
+        <w:color w:val="404040"/>
+      </w:rPr>
+      <w:pPr>
+        <w:pBdr/>
+        <w:spacing/>
+        <w:ind/>
+      </w:pPr>
+      <w:tblPr>
+        <w:tblBorders/>
+      </w:tblPr>
+      <w:tcPr>
+        <w:shd w:val="clear" w:color="ffffff"/>
+        <w:tcBorders>
+          <w:top w:val="none" w:color="000000" w:sz="4" w:space="0"/>
+          <w:left w:val="none" w:color="000000" w:sz="4" w:space="0"/>
+          <w:bottom w:val="none" w:color="000000" w:sz="4" w:space="0"/>
+          <w:right w:val="none" w:color="000000" w:sz="4" w:space="0"/>
+        </w:tcBorders>
+      </w:tcPr>
+    </w:tblStylePr>
     <w:tblStylePr w:type="nwCell">
       <w:pPr>
         <w:pBdr/>
@@ -6525,9 +6729,9 @@
       </w:tcPr>
     </w:tblStylePr>
   </w:style>
-  <w:style w:type="table" w:styleId="37">
+  <w:style w:type="table" w:styleId="726">
     <w:name w:val="Grid Table 3 - Accent 4"/>
-    <w:basedOn w:val="665"/>
+    <w:basedOn w:val="887"/>
     <w:uiPriority w:val="99"/>
     <w:pPr>
       <w:pBdr/>
@@ -6626,29 +6830,6 @@
         <w:tblBorders/>
       </w:tblPr>
       <w:tcPr>
-        <w:shd w:color="ffffff"/>
-        <w:tcBorders>
-          <w:top w:val="none" w:color="000000" w:sz="4" w:space="0"/>
-          <w:left w:val="none" w:color="000000" w:sz="4" w:space="0"/>
-          <w:bottom w:val="none" w:color="000000" w:sz="4" w:space="0"/>
-          <w:right w:val="none" w:color="000000" w:sz="4" w:space="0"/>
-        </w:tcBorders>
-      </w:tcPr>
-    </w:tblStylePr>
-    <w:tblStylePr w:type="firstRow">
-      <w:rPr>
-        <w:b/>
-        <w:color w:val="404040"/>
-      </w:rPr>
-      <w:pPr>
-        <w:pBdr/>
-        <w:spacing/>
-        <w:ind/>
-      </w:pPr>
-      <w:tblPr>
-        <w:tblBorders/>
-      </w:tblPr>
-      <w:tcPr>
         <w:shd w:val="clear" w:color="ffffff"/>
         <w:tcBorders>
           <w:top w:val="none" w:color="000000" w:sz="4" w:space="0"/>
@@ -6658,30 +6839,7 @@
         </w:tcBorders>
       </w:tcPr>
     </w:tblStylePr>
-    <w:tblStylePr w:type="lastCol">
-      <w:rPr>
-        <w:i/>
-        <w:color w:val="404040"/>
-      </w:rPr>
-      <w:pPr>
-        <w:pBdr/>
-        <w:spacing/>
-        <w:ind/>
-      </w:pPr>
-      <w:tblPr>
-        <w:tblBorders/>
-      </w:tblPr>
-      <w:tcPr>
-        <w:shd w:color="ffffff"/>
-        <w:tcBorders>
-          <w:top w:val="none" w:color="000000" w:sz="4" w:space="0"/>
-          <w:left w:val="none" w:color="000000" w:sz="4" w:space="0"/>
-          <w:bottom w:val="none" w:color="000000" w:sz="4" w:space="0"/>
-          <w:right w:val="none" w:color="000000" w:sz="4" w:space="0"/>
-        </w:tcBorders>
-      </w:tcPr>
-    </w:tblStylePr>
-    <w:tblStylePr w:type="lastRow">
+    <w:tblStylePr w:type="firstRow">
       <w:rPr>
         <w:b/>
         <w:color w:val="404040"/>
@@ -6704,6 +6862,52 @@
         </w:tcBorders>
       </w:tcPr>
     </w:tblStylePr>
+    <w:tblStylePr w:type="lastCol">
+      <w:rPr>
+        <w:i/>
+        <w:color w:val="404040"/>
+      </w:rPr>
+      <w:pPr>
+        <w:pBdr/>
+        <w:spacing/>
+        <w:ind/>
+      </w:pPr>
+      <w:tblPr>
+        <w:tblBorders/>
+      </w:tblPr>
+      <w:tcPr>
+        <w:shd w:val="clear" w:color="ffffff"/>
+        <w:tcBorders>
+          <w:top w:val="none" w:color="000000" w:sz="4" w:space="0"/>
+          <w:left w:val="none" w:color="000000" w:sz="4" w:space="0"/>
+          <w:bottom w:val="none" w:color="000000" w:sz="4" w:space="0"/>
+          <w:right w:val="none" w:color="000000" w:sz="4" w:space="0"/>
+        </w:tcBorders>
+      </w:tcPr>
+    </w:tblStylePr>
+    <w:tblStylePr w:type="lastRow">
+      <w:rPr>
+        <w:b/>
+        <w:color w:val="404040"/>
+      </w:rPr>
+      <w:pPr>
+        <w:pBdr/>
+        <w:spacing/>
+        <w:ind/>
+      </w:pPr>
+      <w:tblPr>
+        <w:tblBorders/>
+      </w:tblPr>
+      <w:tcPr>
+        <w:shd w:val="clear" w:color="ffffff"/>
+        <w:tcBorders>
+          <w:top w:val="none" w:color="000000" w:sz="4" w:space="0"/>
+          <w:left w:val="none" w:color="000000" w:sz="4" w:space="0"/>
+          <w:bottom w:val="none" w:color="000000" w:sz="4" w:space="0"/>
+          <w:right w:val="none" w:color="000000" w:sz="4" w:space="0"/>
+        </w:tcBorders>
+      </w:tcPr>
+    </w:tblStylePr>
     <w:tblStylePr w:type="nwCell">
       <w:pPr>
         <w:pBdr/>
@@ -6770,9 +6974,9 @@
       </w:tcPr>
     </w:tblStylePr>
   </w:style>
-  <w:style w:type="table" w:styleId="38">
+  <w:style w:type="table" w:styleId="727">
     <w:name w:val="Grid Table 3 - Accent 5"/>
-    <w:basedOn w:val="665"/>
+    <w:basedOn w:val="887"/>
     <w:uiPriority w:val="99"/>
     <w:pPr>
       <w:pBdr/>
@@ -6871,29 +7075,6 @@
         <w:tblBorders/>
       </w:tblPr>
       <w:tcPr>
-        <w:shd w:color="ffffff"/>
-        <w:tcBorders>
-          <w:top w:val="none" w:color="000000" w:sz="4" w:space="0"/>
-          <w:left w:val="none" w:color="000000" w:sz="4" w:space="0"/>
-          <w:bottom w:val="none" w:color="000000" w:sz="4" w:space="0"/>
-          <w:right w:val="none" w:color="000000" w:sz="4" w:space="0"/>
-        </w:tcBorders>
-      </w:tcPr>
-    </w:tblStylePr>
-    <w:tblStylePr w:type="firstRow">
-      <w:rPr>
-        <w:b/>
-        <w:color w:val="404040"/>
-      </w:rPr>
-      <w:pPr>
-        <w:pBdr/>
-        <w:spacing/>
-        <w:ind/>
-      </w:pPr>
-      <w:tblPr>
-        <w:tblBorders/>
-      </w:tblPr>
-      <w:tcPr>
         <w:shd w:val="clear" w:color="ffffff"/>
         <w:tcBorders>
           <w:top w:val="none" w:color="000000" w:sz="4" w:space="0"/>
@@ -6903,30 +7084,7 @@
         </w:tcBorders>
       </w:tcPr>
     </w:tblStylePr>
-    <w:tblStylePr w:type="lastCol">
-      <w:rPr>
-        <w:i/>
-        <w:color w:val="404040"/>
-      </w:rPr>
-      <w:pPr>
-        <w:pBdr/>
-        <w:spacing/>
-        <w:ind/>
-      </w:pPr>
-      <w:tblPr>
-        <w:tblBorders/>
-      </w:tblPr>
-      <w:tcPr>
-        <w:shd w:color="ffffff"/>
-        <w:tcBorders>
-          <w:top w:val="none" w:color="000000" w:sz="4" w:space="0"/>
-          <w:left w:val="none" w:color="000000" w:sz="4" w:space="0"/>
-          <w:bottom w:val="none" w:color="000000" w:sz="4" w:space="0"/>
-          <w:right w:val="none" w:color="000000" w:sz="4" w:space="0"/>
-        </w:tcBorders>
-      </w:tcPr>
-    </w:tblStylePr>
-    <w:tblStylePr w:type="lastRow">
+    <w:tblStylePr w:type="firstRow">
       <w:rPr>
         <w:b/>
         <w:color w:val="404040"/>
@@ -6949,6 +7107,52 @@
         </w:tcBorders>
       </w:tcPr>
     </w:tblStylePr>
+    <w:tblStylePr w:type="lastCol">
+      <w:rPr>
+        <w:i/>
+        <w:color w:val="404040"/>
+      </w:rPr>
+      <w:pPr>
+        <w:pBdr/>
+        <w:spacing/>
+        <w:ind/>
+      </w:pPr>
+      <w:tblPr>
+        <w:tblBorders/>
+      </w:tblPr>
+      <w:tcPr>
+        <w:shd w:val="clear" w:color="ffffff"/>
+        <w:tcBorders>
+          <w:top w:val="none" w:color="000000" w:sz="4" w:space="0"/>
+          <w:left w:val="none" w:color="000000" w:sz="4" w:space="0"/>
+          <w:bottom w:val="none" w:color="000000" w:sz="4" w:space="0"/>
+          <w:right w:val="none" w:color="000000" w:sz="4" w:space="0"/>
+        </w:tcBorders>
+      </w:tcPr>
+    </w:tblStylePr>
+    <w:tblStylePr w:type="lastRow">
+      <w:rPr>
+        <w:b/>
+        <w:color w:val="404040"/>
+      </w:rPr>
+      <w:pPr>
+        <w:pBdr/>
+        <w:spacing/>
+        <w:ind/>
+      </w:pPr>
+      <w:tblPr>
+        <w:tblBorders/>
+      </w:tblPr>
+      <w:tcPr>
+        <w:shd w:val="clear" w:color="ffffff"/>
+        <w:tcBorders>
+          <w:top w:val="none" w:color="000000" w:sz="4" w:space="0"/>
+          <w:left w:val="none" w:color="000000" w:sz="4" w:space="0"/>
+          <w:bottom w:val="none" w:color="000000" w:sz="4" w:space="0"/>
+          <w:right w:val="none" w:color="000000" w:sz="4" w:space="0"/>
+        </w:tcBorders>
+      </w:tcPr>
+    </w:tblStylePr>
     <w:tblStylePr w:type="nwCell">
       <w:pPr>
         <w:pBdr/>
@@ -7015,9 +7219,9 @@
       </w:tcPr>
     </w:tblStylePr>
   </w:style>
-  <w:style w:type="table" w:styleId="39">
+  <w:style w:type="table" w:styleId="728">
     <w:name w:val="Grid Table 3 - Accent 6"/>
-    <w:basedOn w:val="665"/>
+    <w:basedOn w:val="887"/>
     <w:uiPriority w:val="99"/>
     <w:pPr>
       <w:pBdr/>
@@ -7116,29 +7320,6 @@
         <w:tblBorders/>
       </w:tblPr>
       <w:tcPr>
-        <w:shd w:color="ffffff"/>
-        <w:tcBorders>
-          <w:top w:val="none" w:color="000000" w:sz="4" w:space="0"/>
-          <w:left w:val="none" w:color="000000" w:sz="4" w:space="0"/>
-          <w:bottom w:val="none" w:color="000000" w:sz="4" w:space="0"/>
-          <w:right w:val="none" w:color="000000" w:sz="4" w:space="0"/>
-        </w:tcBorders>
-      </w:tcPr>
-    </w:tblStylePr>
-    <w:tblStylePr w:type="firstRow">
-      <w:rPr>
-        <w:b/>
-        <w:color w:val="404040"/>
-      </w:rPr>
-      <w:pPr>
-        <w:pBdr/>
-        <w:spacing/>
-        <w:ind/>
-      </w:pPr>
-      <w:tblPr>
-        <w:tblBorders/>
-      </w:tblPr>
-      <w:tcPr>
         <w:shd w:val="clear" w:color="ffffff"/>
         <w:tcBorders>
           <w:top w:val="none" w:color="000000" w:sz="4" w:space="0"/>
@@ -7148,30 +7329,7 @@
         </w:tcBorders>
       </w:tcPr>
     </w:tblStylePr>
-    <w:tblStylePr w:type="lastCol">
-      <w:rPr>
-        <w:i/>
-        <w:color w:val="404040"/>
-      </w:rPr>
-      <w:pPr>
-        <w:pBdr/>
-        <w:spacing/>
-        <w:ind/>
-      </w:pPr>
-      <w:tblPr>
-        <w:tblBorders/>
-      </w:tblPr>
-      <w:tcPr>
-        <w:shd w:color="ffffff"/>
-        <w:tcBorders>
-          <w:top w:val="none" w:color="000000" w:sz="4" w:space="0"/>
-          <w:left w:val="none" w:color="000000" w:sz="4" w:space="0"/>
-          <w:bottom w:val="none" w:color="000000" w:sz="4" w:space="0"/>
-          <w:right w:val="none" w:color="000000" w:sz="4" w:space="0"/>
-        </w:tcBorders>
-      </w:tcPr>
-    </w:tblStylePr>
-    <w:tblStylePr w:type="lastRow">
+    <w:tblStylePr w:type="firstRow">
       <w:rPr>
         <w:b/>
         <w:color w:val="404040"/>
@@ -7194,6 +7352,52 @@
         </w:tcBorders>
       </w:tcPr>
     </w:tblStylePr>
+    <w:tblStylePr w:type="lastCol">
+      <w:rPr>
+        <w:i/>
+        <w:color w:val="404040"/>
+      </w:rPr>
+      <w:pPr>
+        <w:pBdr/>
+        <w:spacing/>
+        <w:ind/>
+      </w:pPr>
+      <w:tblPr>
+        <w:tblBorders/>
+      </w:tblPr>
+      <w:tcPr>
+        <w:shd w:val="clear" w:color="ffffff"/>
+        <w:tcBorders>
+          <w:top w:val="none" w:color="000000" w:sz="4" w:space="0"/>
+          <w:left w:val="none" w:color="000000" w:sz="4" w:space="0"/>
+          <w:bottom w:val="none" w:color="000000" w:sz="4" w:space="0"/>
+          <w:right w:val="none" w:color="000000" w:sz="4" w:space="0"/>
+        </w:tcBorders>
+      </w:tcPr>
+    </w:tblStylePr>
+    <w:tblStylePr w:type="lastRow">
+      <w:rPr>
+        <w:b/>
+        <w:color w:val="404040"/>
+      </w:rPr>
+      <w:pPr>
+        <w:pBdr/>
+        <w:spacing/>
+        <w:ind/>
+      </w:pPr>
+      <w:tblPr>
+        <w:tblBorders/>
+      </w:tblPr>
+      <w:tcPr>
+        <w:shd w:val="clear" w:color="ffffff"/>
+        <w:tcBorders>
+          <w:top w:val="none" w:color="000000" w:sz="4" w:space="0"/>
+          <w:left w:val="none" w:color="000000" w:sz="4" w:space="0"/>
+          <w:bottom w:val="none" w:color="000000" w:sz="4" w:space="0"/>
+          <w:right w:val="none" w:color="000000" w:sz="4" w:space="0"/>
+        </w:tcBorders>
+      </w:tcPr>
+    </w:tblStylePr>
     <w:tblStylePr w:type="nwCell">
       <w:pPr>
         <w:pBdr/>
@@ -7260,9 +7464,9 @@
       </w:tcPr>
     </w:tblStylePr>
   </w:style>
-  <w:style w:type="table" w:styleId="40">
+  <w:style w:type="table" w:styleId="729">
     <w:name w:val="Grid Table 4"/>
-    <w:basedOn w:val="665"/>
+    <w:basedOn w:val="887"/>
     <w:uiPriority w:val="59"/>
     <w:pPr>
       <w:pBdr/>
@@ -7493,9 +7697,9 @@
       </w:tcPr>
     </w:tblStylePr>
   </w:style>
-  <w:style w:type="table" w:styleId="41">
+  <w:style w:type="table" w:styleId="730">
     <w:name w:val="Grid Table 4 - Accent 1"/>
-    <w:basedOn w:val="665"/>
+    <w:basedOn w:val="887"/>
     <w:uiPriority w:val="59"/>
     <w:pPr>
       <w:pBdr/>
@@ -7726,9 +7930,9 @@
       </w:tcPr>
     </w:tblStylePr>
   </w:style>
-  <w:style w:type="table" w:styleId="42">
+  <w:style w:type="table" w:styleId="731">
     <w:name w:val="Grid Table 4 - Accent 2"/>
-    <w:basedOn w:val="665"/>
+    <w:basedOn w:val="887"/>
     <w:uiPriority w:val="59"/>
     <w:pPr>
       <w:pBdr/>
@@ -7959,9 +8163,9 @@
       </w:tcPr>
     </w:tblStylePr>
   </w:style>
-  <w:style w:type="table" w:styleId="43">
+  <w:style w:type="table" w:styleId="732">
     <w:name w:val="Grid Table 4 - Accent 3"/>
-    <w:basedOn w:val="665"/>
+    <w:basedOn w:val="887"/>
     <w:uiPriority w:val="59"/>
     <w:pPr>
       <w:pBdr/>
@@ -8192,9 +8396,9 @@
       </w:tcPr>
     </w:tblStylePr>
   </w:style>
-  <w:style w:type="table" w:styleId="44">
+  <w:style w:type="table" w:styleId="733">
     <w:name w:val="Grid Table 4 - Accent 4"/>
-    <w:basedOn w:val="665"/>
+    <w:basedOn w:val="887"/>
     <w:uiPriority w:val="59"/>
     <w:pPr>
       <w:pBdr/>
@@ -8425,9 +8629,9 @@
       </w:tcPr>
     </w:tblStylePr>
   </w:style>
-  <w:style w:type="table" w:styleId="45">
+  <w:style w:type="table" w:styleId="734">
     <w:name w:val="Grid Table 4 - Accent 5"/>
-    <w:basedOn w:val="665"/>
+    <w:basedOn w:val="887"/>
     <w:uiPriority w:val="59"/>
     <w:pPr>
       <w:pBdr/>
@@ -8658,9 +8862,9 @@
       </w:tcPr>
     </w:tblStylePr>
   </w:style>
-  <w:style w:type="table" w:styleId="46">
+  <w:style w:type="table" w:styleId="735">
     <w:name w:val="Grid Table 4 - Accent 6"/>
-    <w:basedOn w:val="665"/>
+    <w:basedOn w:val="887"/>
     <w:uiPriority w:val="59"/>
     <w:pPr>
       <w:pBdr/>
@@ -8891,9 +9095,9 @@
       </w:tcPr>
     </w:tblStylePr>
   </w:style>
-  <w:style w:type="table" w:styleId="47">
+  <w:style w:type="table" w:styleId="736">
     <w:name w:val="Grid Table 5 Dark"/>
-    <w:basedOn w:val="665"/>
+    <w:basedOn w:val="887"/>
     <w:uiPriority w:val="99"/>
     <w:pPr>
       <w:pBdr/>
@@ -9119,9 +9323,9 @@
       </w:tcPr>
     </w:tblStylePr>
   </w:style>
-  <w:style w:type="table" w:styleId="48">
+  <w:style w:type="table" w:styleId="737">
     <w:name w:val="Grid Table 5 Dark- Accent 1"/>
-    <w:basedOn w:val="665"/>
+    <w:basedOn w:val="887"/>
     <w:uiPriority w:val="99"/>
     <w:pPr>
       <w:pBdr/>
@@ -9347,9 +9551,9 @@
       </w:tcPr>
     </w:tblStylePr>
   </w:style>
-  <w:style w:type="table" w:styleId="49">
+  <w:style w:type="table" w:styleId="738">
     <w:name w:val="Grid Table 5 Dark - Accent 2"/>
-    <w:basedOn w:val="665"/>
+    <w:basedOn w:val="887"/>
     <w:uiPriority w:val="99"/>
     <w:pPr>
       <w:pBdr/>
@@ -9575,9 +9779,9 @@
       </w:tcPr>
     </w:tblStylePr>
   </w:style>
-  <w:style w:type="table" w:styleId="50">
+  <w:style w:type="table" w:styleId="739">
     <w:name w:val="Grid Table 5 Dark - Accent 3"/>
-    <w:basedOn w:val="665"/>
+    <w:basedOn w:val="887"/>
     <w:uiPriority w:val="99"/>
     <w:pPr>
       <w:pBdr/>
@@ -9803,9 +10007,9 @@
       </w:tcPr>
     </w:tblStylePr>
   </w:style>
-  <w:style w:type="table" w:styleId="51">
+  <w:style w:type="table" w:styleId="740">
     <w:name w:val="Grid Table 5 Dark- Accent 4"/>
-    <w:basedOn w:val="665"/>
+    <w:basedOn w:val="887"/>
     <w:uiPriority w:val="99"/>
     <w:pPr>
       <w:pBdr/>
@@ -10031,9 +10235,9 @@
       </w:tcPr>
     </w:tblStylePr>
   </w:style>
-  <w:style w:type="table" w:styleId="52">
+  <w:style w:type="table" w:styleId="741">
     <w:name w:val="Grid Table 5 Dark - Accent 5"/>
-    <w:basedOn w:val="665"/>
+    <w:basedOn w:val="887"/>
     <w:uiPriority w:val="99"/>
     <w:pPr>
       <w:pBdr/>
@@ -10259,9 +10463,9 @@
       </w:tcPr>
     </w:tblStylePr>
   </w:style>
-  <w:style w:type="table" w:styleId="53">
+  <w:style w:type="table" w:styleId="742">
     <w:name w:val="Grid Table 5 Dark - Accent 6"/>
-    <w:basedOn w:val="665"/>
+    <w:basedOn w:val="887"/>
     <w:uiPriority w:val="99"/>
     <w:pPr>
       <w:pBdr/>
@@ -10487,9 +10691,9 @@
       </w:tcPr>
     </w:tblStylePr>
   </w:style>
-  <w:style w:type="table" w:styleId="54">
+  <w:style w:type="table" w:styleId="743">
     <w:name w:val="Grid Table 6 Colorful"/>
-    <w:basedOn w:val="665"/>
+    <w:basedOn w:val="887"/>
     <w:uiPriority w:val="99"/>
     <w:pPr>
       <w:pBdr/>
@@ -10717,9 +10921,9 @@
       </w:tcPr>
     </w:tblStylePr>
   </w:style>
-  <w:style w:type="table" w:styleId="55">
+  <w:style w:type="table" w:styleId="744">
     <w:name w:val="Grid Table 6 Colorful - Accent 1"/>
-    <w:basedOn w:val="665"/>
+    <w:basedOn w:val="887"/>
     <w:uiPriority w:val="99"/>
     <w:pPr>
       <w:pBdr/>
@@ -10947,9 +11151,9 @@
       </w:tcPr>
     </w:tblStylePr>
   </w:style>
-  <w:style w:type="table" w:styleId="56">
+  <w:style w:type="table" w:styleId="745">
     <w:name w:val="Grid Table 6 Colorful - Accent 2"/>
-    <w:basedOn w:val="665"/>
+    <w:basedOn w:val="887"/>
     <w:uiPriority w:val="99"/>
     <w:pPr>
       <w:pBdr/>
@@ -11177,9 +11381,9 @@
       </w:tcPr>
     </w:tblStylePr>
   </w:style>
-  <w:style w:type="table" w:styleId="57">
+  <w:style w:type="table" w:styleId="746">
     <w:name w:val="Grid Table 6 Colorful - Accent 3"/>
-    <w:basedOn w:val="665"/>
+    <w:basedOn w:val="887"/>
     <w:uiPriority w:val="99"/>
     <w:pPr>
       <w:pBdr/>
@@ -11407,9 +11611,9 @@
       </w:tcPr>
     </w:tblStylePr>
   </w:style>
-  <w:style w:type="table" w:styleId="58">
+  <w:style w:type="table" w:styleId="747">
     <w:name w:val="Grid Table 6 Colorful - Accent 4"/>
-    <w:basedOn w:val="665"/>
+    <w:basedOn w:val="887"/>
     <w:uiPriority w:val="99"/>
     <w:pPr>
       <w:pBdr/>
@@ -11637,9 +11841,9 @@
       </w:tcPr>
     </w:tblStylePr>
   </w:style>
-  <w:style w:type="table" w:styleId="59">
+  <w:style w:type="table" w:styleId="748">
     <w:name w:val="Grid Table 6 Colorful - Accent 5"/>
-    <w:basedOn w:val="665"/>
+    <w:basedOn w:val="887"/>
     <w:uiPriority w:val="99"/>
     <w:pPr>
       <w:pBdr/>
@@ -11867,9 +12071,9 @@
       </w:tcPr>
     </w:tblStylePr>
   </w:style>
-  <w:style w:type="table" w:styleId="60">
+  <w:style w:type="table" w:styleId="749">
     <w:name w:val="Grid Table 6 Colorful - Accent 6"/>
-    <w:basedOn w:val="665"/>
+    <w:basedOn w:val="887"/>
     <w:uiPriority w:val="99"/>
     <w:pPr>
       <w:pBdr/>
@@ -12097,9 +12301,9 @@
       </w:tcPr>
     </w:tblStylePr>
   </w:style>
-  <w:style w:type="table" w:styleId="61">
+  <w:style w:type="table" w:styleId="750">
     <w:name w:val="Grid Table 7 Colorful"/>
-    <w:basedOn w:val="665"/>
+    <w:basedOn w:val="887"/>
     <w:uiPriority w:val="99"/>
     <w:pPr>
       <w:pBdr/>
@@ -12201,11 +12405,11 @@
         <w:tblBorders/>
       </w:tblPr>
       <w:tcPr>
-        <w:shd w:color="ffffff"/>
+        <w:shd w:val="clear" w:color="ffffff"/>
         <w:tcBorders>
-          <w:top w:val="none"/>
-          <w:left w:val="none"/>
-          <w:bottom w:val="none"/>
+          <w:top w:val="none" w:color="000000" w:sz="4" w:space="0"/>
+          <w:left w:val="none" w:color="000000" w:sz="4" w:space="0"/>
+          <w:bottom w:val="none" w:color="000000" w:sz="4" w:space="0"/>
           <w:right w:val="single" w:color="000000" w:themeColor="text1" w:themeTint="80" w:sz="4" w:space="0"/>
         </w:tcBorders>
       </w:tcPr>
@@ -12228,10 +12432,10 @@
       <w:tcPr>
         <w:shd w:val="clear" w:color="ffffff" w:themeColor="light1" w:fill="ffffff" w:themeFill="light1"/>
         <w:tcBorders>
-          <w:top w:val="none"/>
-          <w:left w:val="none"/>
+          <w:top w:val="none" w:color="000000" w:sz="4" w:space="0"/>
+          <w:left w:val="none" w:color="000000" w:sz="4" w:space="0"/>
           <w:bottom w:val="single" w:color="000000" w:themeColor="text1" w:themeTint="80" w:sz="4" w:space="0"/>
-          <w:right w:val="none"/>
+          <w:right w:val="none" w:color="000000" w:sz="4" w:space="0"/>
         </w:tcBorders>
       </w:tcPr>
     </w:tblStylePr>
@@ -12251,12 +12455,12 @@
         <w:tblBorders/>
       </w:tblPr>
       <w:tcPr>
-        <w:shd w:color="ffffff"/>
+        <w:shd w:val="clear" w:color="ffffff"/>
         <w:tcBorders>
-          <w:top w:val="none"/>
+          <w:top w:val="none" w:color="000000" w:sz="4" w:space="0"/>
           <w:left w:val="single" w:color="000000" w:themeColor="text1" w:themeTint="80" w:sz="4" w:space="0"/>
-          <w:bottom w:val="none"/>
-          <w:right w:val="none"/>
+          <w:bottom w:val="none" w:color="000000" w:sz="4" w:space="0"/>
+          <w:right w:val="none" w:color="000000" w:sz="4" w:space="0"/>
         </w:tcBorders>
       </w:tcPr>
     </w:tblStylePr>
@@ -12279,9 +12483,9 @@
         <w:shd w:val="clear" w:color="ffffff" w:themeColor="light1" w:fill="ffffff" w:themeFill="light1"/>
         <w:tcBorders>
           <w:top w:val="single" w:color="000000" w:themeColor="text1" w:themeTint="80" w:sz="4" w:space="0"/>
-          <w:left w:val="none"/>
-          <w:bottom w:val="none"/>
-          <w:right w:val="none"/>
+          <w:left w:val="none" w:color="000000" w:sz="4" w:space="0"/>
+          <w:bottom w:val="none" w:color="000000" w:sz="4" w:space="0"/>
+          <w:right w:val="none" w:color="000000" w:sz="4" w:space="0"/>
         </w:tcBorders>
       </w:tcPr>
     </w:tblStylePr>
@@ -12351,9 +12555,9 @@
       </w:tcPr>
     </w:tblStylePr>
   </w:style>
-  <w:style w:type="table" w:styleId="62">
+  <w:style w:type="table" w:styleId="751">
     <w:name w:val="Grid Table 7 Colorful - Accent 1"/>
-    <w:basedOn w:val="665"/>
+    <w:basedOn w:val="887"/>
     <w:uiPriority w:val="99"/>
     <w:pPr>
       <w:pBdr/>
@@ -12455,11 +12659,11 @@
         <w:tblBorders/>
       </w:tblPr>
       <w:tcPr>
-        <w:shd w:color="ffffff"/>
+        <w:shd w:val="clear" w:color="ffffff"/>
         <w:tcBorders>
-          <w:top w:val="none"/>
-          <w:left w:val="none"/>
-          <w:bottom w:val="none"/>
+          <w:top w:val="none" w:color="000000" w:sz="4" w:space="0"/>
+          <w:left w:val="none" w:color="000000" w:sz="4" w:space="0"/>
+          <w:bottom w:val="none" w:color="000000" w:sz="4" w:space="0"/>
           <w:right w:val="single" w:color="000000" w:themeColor="accent1" w:themeTint="80" w:sz="4" w:space="0"/>
         </w:tcBorders>
       </w:tcPr>
@@ -12482,10 +12686,10 @@
       <w:tcPr>
         <w:shd w:val="clear" w:color="ffffff" w:themeColor="light1" w:fill="ffffff" w:themeFill="light1"/>
         <w:tcBorders>
-          <w:top w:val="none"/>
-          <w:left w:val="none"/>
+          <w:top w:val="none" w:color="000000" w:sz="4" w:space="0"/>
+          <w:left w:val="none" w:color="000000" w:sz="4" w:space="0"/>
           <w:bottom w:val="single" w:color="000000" w:themeColor="accent1" w:themeTint="80" w:sz="4" w:space="0"/>
-          <w:right w:val="none"/>
+          <w:right w:val="none" w:color="000000" w:sz="4" w:space="0"/>
         </w:tcBorders>
       </w:tcPr>
     </w:tblStylePr>
@@ -12505,12 +12709,12 @@
         <w:tblBorders/>
       </w:tblPr>
       <w:tcPr>
-        <w:shd w:color="ffffff"/>
+        <w:shd w:val="clear" w:color="ffffff"/>
         <w:tcBorders>
-          <w:top w:val="none"/>
+          <w:top w:val="none" w:color="000000" w:sz="4" w:space="0"/>
           <w:left w:val="single" w:color="000000" w:themeColor="accent1" w:themeTint="80" w:sz="4" w:space="0"/>
-          <w:bottom w:val="none"/>
-          <w:right w:val="none"/>
+          <w:bottom w:val="none" w:color="000000" w:sz="4" w:space="0"/>
+          <w:right w:val="none" w:color="000000" w:sz="4" w:space="0"/>
         </w:tcBorders>
       </w:tcPr>
     </w:tblStylePr>
@@ -12533,9 +12737,9 @@
         <w:shd w:val="clear" w:color="ffffff" w:themeColor="light1" w:fill="ffffff" w:themeFill="light1"/>
         <w:tcBorders>
           <w:top w:val="single" w:color="000000" w:themeColor="accent1" w:themeTint="80" w:sz="4" w:space="0"/>
-          <w:left w:val="none"/>
-          <w:bottom w:val="none"/>
-          <w:right w:val="none"/>
+          <w:left w:val="none" w:color="000000" w:sz="4" w:space="0"/>
+          <w:bottom w:val="none" w:color="000000" w:sz="4" w:space="0"/>
+          <w:right w:val="none" w:color="000000" w:sz="4" w:space="0"/>
         </w:tcBorders>
       </w:tcPr>
     </w:tblStylePr>
@@ -12605,9 +12809,9 @@
       </w:tcPr>
     </w:tblStylePr>
   </w:style>
-  <w:style w:type="table" w:styleId="63">
+  <w:style w:type="table" w:styleId="752">
     <w:name w:val="Grid Table 7 Colorful - Accent 2"/>
-    <w:basedOn w:val="665"/>
+    <w:basedOn w:val="887"/>
     <w:uiPriority w:val="99"/>
     <w:pPr>
       <w:pBdr/>
@@ -12709,11 +12913,11 @@
         <w:tblBorders/>
       </w:tblPr>
       <w:tcPr>
-        <w:shd w:color="ffffff"/>
+        <w:shd w:val="clear" w:color="ffffff"/>
         <w:tcBorders>
-          <w:top w:val="none"/>
-          <w:left w:val="none"/>
-          <w:bottom w:val="none"/>
+          <w:top w:val="none" w:color="000000" w:sz="4" w:space="0"/>
+          <w:left w:val="none" w:color="000000" w:sz="4" w:space="0"/>
+          <w:bottom w:val="none" w:color="000000" w:sz="4" w:space="0"/>
           <w:right w:val="single" w:color="000000" w:themeColor="accent2" w:themeTint="97" w:sz="4" w:space="0"/>
         </w:tcBorders>
       </w:tcPr>
@@ -12736,10 +12940,10 @@
       <w:tcPr>
         <w:shd w:val="clear" w:color="ffffff" w:themeColor="light1" w:fill="ffffff" w:themeFill="light1"/>
         <w:tcBorders>
-          <w:top w:val="none"/>
-          <w:left w:val="none"/>
+          <w:top w:val="none" w:color="000000" w:sz="4" w:space="0"/>
+          <w:left w:val="none" w:color="000000" w:sz="4" w:space="0"/>
           <w:bottom w:val="single" w:color="000000" w:themeColor="accent2" w:themeTint="97" w:sz="4" w:space="0"/>
-          <w:right w:val="none"/>
+          <w:right w:val="none" w:color="000000" w:sz="4" w:space="0"/>
         </w:tcBorders>
       </w:tcPr>
     </w:tblStylePr>
@@ -12759,12 +12963,12 @@
         <w:tblBorders/>
       </w:tblPr>
       <w:tcPr>
-        <w:shd w:color="ffffff"/>
+        <w:shd w:val="clear" w:color="ffffff"/>
         <w:tcBorders>
-          <w:top w:val="none"/>
+          <w:top w:val="none" w:color="000000" w:sz="4" w:space="0"/>
           <w:left w:val="single" w:color="000000" w:themeColor="accent2" w:themeTint="97" w:sz="4" w:space="0"/>
-          <w:bottom w:val="none"/>
-          <w:right w:val="none"/>
+          <w:bottom w:val="none" w:color="000000" w:sz="4" w:space="0"/>
+          <w:right w:val="none" w:color="000000" w:sz="4" w:space="0"/>
         </w:tcBorders>
       </w:tcPr>
     </w:tblStylePr>
@@ -12787,9 +12991,9 @@
         <w:shd w:val="clear" w:color="ffffff" w:themeColor="light1" w:fill="ffffff" w:themeFill="light1"/>
         <w:tcBorders>
           <w:top w:val="single" w:color="000000" w:themeColor="accent2" w:themeTint="97" w:sz="4" w:space="0"/>
-          <w:left w:val="none"/>
-          <w:bottom w:val="none"/>
-          <w:right w:val="none"/>
+          <w:left w:val="none" w:color="000000" w:sz="4" w:space="0"/>
+          <w:bottom w:val="none" w:color="000000" w:sz="4" w:space="0"/>
+          <w:right w:val="none" w:color="000000" w:sz="4" w:space="0"/>
         </w:tcBorders>
       </w:tcPr>
     </w:tblStylePr>
@@ -12859,9 +13063,9 @@
       </w:tcPr>
     </w:tblStylePr>
   </w:style>
-  <w:style w:type="table" w:styleId="64">
+  <w:style w:type="table" w:styleId="753">
     <w:name w:val="Grid Table 7 Colorful - Accent 3"/>
-    <w:basedOn w:val="665"/>
+    <w:basedOn w:val="887"/>
     <w:uiPriority w:val="99"/>
     <w:pPr>
       <w:pBdr/>
@@ -12963,11 +13167,11 @@
         <w:tblBorders/>
       </w:tblPr>
       <w:tcPr>
-        <w:shd w:color="ffffff"/>
+        <w:shd w:val="clear" w:color="ffffff"/>
         <w:tcBorders>
-          <w:top w:val="none"/>
-          <w:left w:val="none"/>
-          <w:bottom w:val="none"/>
+          <w:top w:val="none" w:color="000000" w:sz="4" w:space="0"/>
+          <w:left w:val="none" w:color="000000" w:sz="4" w:space="0"/>
+          <w:bottom w:val="none" w:color="000000" w:sz="4" w:space="0"/>
           <w:right w:val="single" w:color="000000" w:themeColor="accent3" w:themeTint="FE" w:sz="4" w:space="0"/>
         </w:tcBorders>
       </w:tcPr>
@@ -12990,10 +13194,10 @@
       <w:tcPr>
         <w:shd w:val="clear" w:color="ffffff" w:themeColor="light1" w:fill="ffffff" w:themeFill="light1"/>
         <w:tcBorders>
-          <w:top w:val="none"/>
-          <w:left w:val="none"/>
+          <w:top w:val="none" w:color="000000" w:sz="4" w:space="0"/>
+          <w:left w:val="none" w:color="000000" w:sz="4" w:space="0"/>
           <w:bottom w:val="single" w:color="000000" w:themeColor="accent3" w:themeTint="FE" w:sz="4" w:space="0"/>
-          <w:right w:val="none"/>
+          <w:right w:val="none" w:color="000000" w:sz="4" w:space="0"/>
         </w:tcBorders>
       </w:tcPr>
     </w:tblStylePr>
@@ -13013,12 +13217,12 @@
         <w:tblBorders/>
       </w:tblPr>
       <w:tcPr>
-        <w:shd w:color="ffffff"/>
+        <w:shd w:val="clear" w:color="ffffff"/>
         <w:tcBorders>
-          <w:top w:val="none"/>
+          <w:top w:val="none" w:color="000000" w:sz="4" w:space="0"/>
           <w:left w:val="single" w:color="000000" w:themeColor="accent3" w:themeTint="FE" w:sz="4" w:space="0"/>
-          <w:bottom w:val="none"/>
-          <w:right w:val="none"/>
+          <w:bottom w:val="none" w:color="000000" w:sz="4" w:space="0"/>
+          <w:right w:val="none" w:color="000000" w:sz="4" w:space="0"/>
         </w:tcBorders>
       </w:tcPr>
     </w:tblStylePr>
@@ -13041,9 +13245,9 @@
         <w:shd w:val="clear" w:color="ffffff" w:themeColor="light1" w:fill="ffffff" w:themeFill="light1"/>
         <w:tcBorders>
           <w:top w:val="single" w:color="000000" w:themeColor="accent3" w:themeTint="FE" w:sz="4" w:space="0"/>
-          <w:left w:val="none"/>
-          <w:bottom w:val="none"/>
-          <w:right w:val="none"/>
+          <w:left w:val="none" w:color="000000" w:sz="4" w:space="0"/>
+          <w:bottom w:val="none" w:color="000000" w:sz="4" w:space="0"/>
+          <w:right w:val="none" w:color="000000" w:sz="4" w:space="0"/>
         </w:tcBorders>
       </w:tcPr>
     </w:tblStylePr>
@@ -13113,9 +13317,9 @@
       </w:tcPr>
     </w:tblStylePr>
   </w:style>
-  <w:style w:type="table" w:styleId="65">
+  <w:style w:type="table" w:styleId="754">
     <w:name w:val="Grid Table 7 Colorful - Accent 4"/>
-    <w:basedOn w:val="665"/>
+    <w:basedOn w:val="887"/>
     <w:uiPriority w:val="99"/>
     <w:pPr>
       <w:pBdr/>
@@ -13217,11 +13421,11 @@
         <w:tblBorders/>
       </w:tblPr>
       <w:tcPr>
-        <w:shd w:color="ffffff"/>
+        <w:shd w:val="clear" w:color="ffffff"/>
         <w:tcBorders>
-          <w:top w:val="none"/>
-          <w:left w:val="none"/>
-          <w:bottom w:val="none"/>
+          <w:top w:val="none" w:color="000000" w:sz="4" w:space="0"/>
+          <w:left w:val="none" w:color="000000" w:sz="4" w:space="0"/>
+          <w:bottom w:val="none" w:color="000000" w:sz="4" w:space="0"/>
           <w:right w:val="single" w:color="000000" w:themeColor="accent4" w:themeTint="9A" w:sz="4" w:space="0"/>
         </w:tcBorders>
       </w:tcPr>
@@ -13244,10 +13448,10 @@
       <w:tcPr>
         <w:shd w:val="clear" w:color="ffffff" w:themeColor="light1" w:fill="ffffff" w:themeFill="light1"/>
         <w:tcBorders>
-          <w:top w:val="none"/>
-          <w:left w:val="none"/>
+          <w:top w:val="none" w:color="000000" w:sz="4" w:space="0"/>
+          <w:left w:val="none" w:color="000000" w:sz="4" w:space="0"/>
           <w:bottom w:val="single" w:color="000000" w:themeColor="accent4" w:themeTint="9A" w:sz="4" w:space="0"/>
-          <w:right w:val="none"/>
+          <w:right w:val="none" w:color="000000" w:sz="4" w:space="0"/>
         </w:tcBorders>
       </w:tcPr>
     </w:tblStylePr>
@@ -13267,12 +13471,12 @@
         <w:tblBorders/>
       </w:tblPr>
       <w:tcPr>
-        <w:shd w:color="ffffff"/>
+        <w:shd w:val="clear" w:color="ffffff"/>
         <w:tcBorders>
-          <w:top w:val="none"/>
+          <w:top w:val="none" w:color="000000" w:sz="4" w:space="0"/>
           <w:left w:val="single" w:color="000000" w:themeColor="accent4" w:themeTint="9A" w:sz="4" w:space="0"/>
-          <w:bottom w:val="none"/>
-          <w:right w:val="none"/>
+          <w:bottom w:val="none" w:color="000000" w:sz="4" w:space="0"/>
+          <w:right w:val="none" w:color="000000" w:sz="4" w:space="0"/>
         </w:tcBorders>
       </w:tcPr>
     </w:tblStylePr>
@@ -13295,9 +13499,9 @@
         <w:shd w:val="clear" w:color="ffffff" w:themeColor="light1" w:fill="ffffff" w:themeFill="light1"/>
         <w:tcBorders>
           <w:top w:val="single" w:color="000000" w:themeColor="accent4" w:themeTint="9A" w:sz="4" w:space="0"/>
-          <w:left w:val="none"/>
-          <w:bottom w:val="none"/>
-          <w:right w:val="none"/>
+          <w:left w:val="none" w:color="000000" w:sz="4" w:space="0"/>
+          <w:bottom w:val="none" w:color="000000" w:sz="4" w:space="0"/>
+          <w:right w:val="none" w:color="000000" w:sz="4" w:space="0"/>
         </w:tcBorders>
       </w:tcPr>
     </w:tblStylePr>
@@ -13367,9 +13571,9 @@
       </w:tcPr>
     </w:tblStylePr>
   </w:style>
-  <w:style w:type="table" w:styleId="66">
+  <w:style w:type="table" w:styleId="755">
     <w:name w:val="Grid Table 7 Colorful - Accent 5"/>
-    <w:basedOn w:val="665"/>
+    <w:basedOn w:val="887"/>
     <w:uiPriority w:val="99"/>
     <w:pPr>
       <w:pBdr/>
@@ -13471,11 +13675,11 @@
         <w:tblBorders/>
       </w:tblPr>
       <w:tcPr>
-        <w:shd w:color="ffffff"/>
+        <w:shd w:val="clear" w:color="ffffff"/>
         <w:tcBorders>
-          <w:top w:val="none"/>
-          <w:left w:val="none"/>
-          <w:bottom w:val="none"/>
+          <w:top w:val="none" w:color="000000" w:sz="4" w:space="0"/>
+          <w:left w:val="none" w:color="000000" w:sz="4" w:space="0"/>
+          <w:bottom w:val="none" w:color="000000" w:sz="4" w:space="0"/>
           <w:right w:val="single" w:color="000000" w:themeColor="accent5" w:themeTint="90" w:sz="4" w:space="0"/>
         </w:tcBorders>
       </w:tcPr>
@@ -13498,10 +13702,10 @@
       <w:tcPr>
         <w:shd w:val="clear" w:color="ffffff" w:themeColor="light1" w:fill="ffffff" w:themeFill="light1"/>
         <w:tcBorders>
-          <w:top w:val="none"/>
-          <w:left w:val="none"/>
+          <w:top w:val="none" w:color="000000" w:sz="4" w:space="0"/>
+          <w:left w:val="none" w:color="000000" w:sz="4" w:space="0"/>
           <w:bottom w:val="single" w:color="000000" w:themeColor="accent5" w:themeTint="90" w:sz="4" w:space="0"/>
-          <w:right w:val="none"/>
+          <w:right w:val="none" w:color="000000" w:sz="4" w:space="0"/>
         </w:tcBorders>
       </w:tcPr>
     </w:tblStylePr>
@@ -13521,12 +13725,12 @@
         <w:tblBorders/>
       </w:tblPr>
       <w:tcPr>
-        <w:shd w:color="ffffff"/>
+        <w:shd w:val="clear" w:color="ffffff"/>
         <w:tcBorders>
-          <w:top w:val="none"/>
+          <w:top w:val="none" w:color="000000" w:sz="4" w:space="0"/>
           <w:left w:val="single" w:color="000000" w:themeColor="accent5" w:themeTint="90" w:sz="4" w:space="0"/>
-          <w:bottom w:val="none"/>
-          <w:right w:val="none"/>
+          <w:bottom w:val="none" w:color="000000" w:sz="4" w:space="0"/>
+          <w:right w:val="none" w:color="000000" w:sz="4" w:space="0"/>
         </w:tcBorders>
       </w:tcPr>
     </w:tblStylePr>
@@ -13549,9 +13753,9 @@
         <w:shd w:val="clear" w:color="ffffff" w:themeColor="light1" w:fill="ffffff" w:themeFill="light1"/>
         <w:tcBorders>
           <w:top w:val="single" w:color="000000" w:themeColor="accent5" w:themeTint="90" w:sz="4" w:space="0"/>
-          <w:left w:val="none"/>
-          <w:bottom w:val="none"/>
-          <w:right w:val="none"/>
+          <w:left w:val="none" w:color="000000" w:sz="4" w:space="0"/>
+          <w:bottom w:val="none" w:color="000000" w:sz="4" w:space="0"/>
+          <w:right w:val="none" w:color="000000" w:sz="4" w:space="0"/>
         </w:tcBorders>
       </w:tcPr>
     </w:tblStylePr>
@@ -13621,9 +13825,9 @@
       </w:tcPr>
     </w:tblStylePr>
   </w:style>
-  <w:style w:type="table" w:styleId="67">
+  <w:style w:type="table" w:styleId="756">
     <w:name w:val="Grid Table 7 Colorful - Accent 6"/>
-    <w:basedOn w:val="665"/>
+    <w:basedOn w:val="887"/>
     <w:uiPriority w:val="99"/>
     <w:pPr>
       <w:pBdr/>
@@ -13725,11 +13929,11 @@
         <w:tblBorders/>
       </w:tblPr>
       <w:tcPr>
-        <w:shd w:color="ffffff"/>
+        <w:shd w:val="clear" w:color="ffffff"/>
         <w:tcBorders>
-          <w:top w:val="none"/>
-          <w:left w:val="none"/>
-          <w:bottom w:val="none"/>
+          <w:top w:val="none" w:color="000000" w:sz="4" w:space="0"/>
+          <w:left w:val="none" w:color="000000" w:sz="4" w:space="0"/>
+          <w:bottom w:val="none" w:color="000000" w:sz="4" w:space="0"/>
           <w:right w:val="single" w:color="000000" w:themeColor="accent6" w:themeTint="90" w:sz="4" w:space="0"/>
         </w:tcBorders>
       </w:tcPr>
@@ -13752,10 +13956,10 @@
       <w:tcPr>
         <w:shd w:val="clear" w:color="ffffff" w:themeColor="light1" w:fill="ffffff" w:themeFill="light1"/>
         <w:tcBorders>
-          <w:top w:val="none"/>
-          <w:left w:val="none"/>
+          <w:top w:val="none" w:color="000000" w:sz="4" w:space="0"/>
+          <w:left w:val="none" w:color="000000" w:sz="4" w:space="0"/>
           <w:bottom w:val="single" w:color="000000" w:themeColor="accent6" w:themeTint="90" w:sz="4" w:space="0"/>
-          <w:right w:val="none"/>
+          <w:right w:val="none" w:color="000000" w:sz="4" w:space="0"/>
         </w:tcBorders>
       </w:tcPr>
     </w:tblStylePr>
@@ -13775,12 +13979,12 @@
         <w:tblBorders/>
       </w:tblPr>
       <w:tcPr>
-        <w:shd w:color="ffffff"/>
+        <w:shd w:val="clear" w:color="ffffff"/>
         <w:tcBorders>
-          <w:top w:val="none"/>
+          <w:top w:val="none" w:color="000000" w:sz="4" w:space="0"/>
           <w:left w:val="single" w:color="000000" w:themeColor="accent6" w:themeTint="90" w:sz="4" w:space="0"/>
-          <w:bottom w:val="none"/>
-          <w:right w:val="none"/>
+          <w:bottom w:val="none" w:color="000000" w:sz="4" w:space="0"/>
+          <w:right w:val="none" w:color="000000" w:sz="4" w:space="0"/>
         </w:tcBorders>
       </w:tcPr>
     </w:tblStylePr>
@@ -13803,9 +14007,9 @@
         <w:shd w:val="clear" w:color="ffffff" w:themeColor="light1" w:fill="ffffff" w:themeFill="light1"/>
         <w:tcBorders>
           <w:top w:val="single" w:color="000000" w:themeColor="accent6" w:themeTint="90" w:sz="4" w:space="0"/>
-          <w:left w:val="none"/>
-          <w:bottom w:val="none"/>
-          <w:right w:val="none"/>
+          <w:left w:val="none" w:color="000000" w:sz="4" w:space="0"/>
+          <w:bottom w:val="none" w:color="000000" w:sz="4" w:space="0"/>
+          <w:right w:val="none" w:color="000000" w:sz="4" w:space="0"/>
         </w:tcBorders>
       </w:tcPr>
     </w:tblStylePr>
@@ -13875,9 +14079,9 @@
       </w:tcPr>
     </w:tblStylePr>
   </w:style>
-  <w:style w:type="table" w:styleId="68">
+  <w:style w:type="table" w:styleId="757">
     <w:name w:val="List Table 1 Light"/>
-    <w:basedOn w:val="665"/>
+    <w:basedOn w:val="887"/>
     <w:uiPriority w:val="99"/>
     <w:pPr>
       <w:pBdr/>
@@ -14091,9 +14295,9 @@
       </w:tcPr>
     </w:tblStylePr>
   </w:style>
-  <w:style w:type="table" w:styleId="69">
+  <w:style w:type="table" w:styleId="758">
     <w:name w:val="List Table 1 Light - Accent 1"/>
-    <w:basedOn w:val="665"/>
+    <w:basedOn w:val="887"/>
     <w:uiPriority w:val="99"/>
     <w:pPr>
       <w:pBdr/>
@@ -14307,9 +14511,9 @@
       </w:tcPr>
     </w:tblStylePr>
   </w:style>
-  <w:style w:type="table" w:styleId="70">
+  <w:style w:type="table" w:styleId="759">
     <w:name w:val="List Table 1 Light - Accent 2"/>
-    <w:basedOn w:val="665"/>
+    <w:basedOn w:val="887"/>
     <w:uiPriority w:val="99"/>
     <w:pPr>
       <w:pBdr/>
@@ -14523,9 +14727,9 @@
       </w:tcPr>
     </w:tblStylePr>
   </w:style>
-  <w:style w:type="table" w:styleId="71">
+  <w:style w:type="table" w:styleId="760">
     <w:name w:val="List Table 1 Light - Accent 3"/>
-    <w:basedOn w:val="665"/>
+    <w:basedOn w:val="887"/>
     <w:uiPriority w:val="99"/>
     <w:pPr>
       <w:pBdr/>
@@ -14739,9 +14943,9 @@
       </w:tcPr>
     </w:tblStylePr>
   </w:style>
-  <w:style w:type="table" w:styleId="72">
+  <w:style w:type="table" w:styleId="761">
     <w:name w:val="List Table 1 Light - Accent 4"/>
-    <w:basedOn w:val="665"/>
+    <w:basedOn w:val="887"/>
     <w:uiPriority w:val="99"/>
     <w:pPr>
       <w:pBdr/>
@@ -14955,9 +15159,9 @@
       </w:tcPr>
     </w:tblStylePr>
   </w:style>
-  <w:style w:type="table" w:styleId="73">
+  <w:style w:type="table" w:styleId="762">
     <w:name w:val="List Table 1 Light - Accent 5"/>
-    <w:basedOn w:val="665"/>
+    <w:basedOn w:val="887"/>
     <w:uiPriority w:val="99"/>
     <w:pPr>
       <w:pBdr/>
@@ -15171,9 +15375,9 @@
       </w:tcPr>
     </w:tblStylePr>
   </w:style>
-  <w:style w:type="table" w:styleId="74">
+  <w:style w:type="table" w:styleId="763">
     <w:name w:val="List Table 1 Light - Accent 6"/>
-    <w:basedOn w:val="665"/>
+    <w:basedOn w:val="887"/>
     <w:uiPriority w:val="99"/>
     <w:pPr>
       <w:pBdr/>
@@ -15387,9 +15591,9 @@
       </w:tcPr>
     </w:tblStylePr>
   </w:style>
-  <w:style w:type="table" w:styleId="75">
+  <w:style w:type="table" w:styleId="764">
     <w:name w:val="List Table 2"/>
-    <w:basedOn w:val="665"/>
+    <w:basedOn w:val="887"/>
     <w:uiPriority w:val="99"/>
     <w:pPr>
       <w:pBdr/>
@@ -15625,9 +15829,9 @@
       </w:tcPr>
     </w:tblStylePr>
   </w:style>
-  <w:style w:type="table" w:styleId="76">
+  <w:style w:type="table" w:styleId="765">
     <w:name w:val="List Table 2 - Accent 1"/>
-    <w:basedOn w:val="665"/>
+    <w:basedOn w:val="887"/>
     <w:uiPriority w:val="99"/>
     <w:pPr>
       <w:pBdr/>
@@ -15863,9 +16067,9 @@
       </w:tcPr>
     </w:tblStylePr>
   </w:style>
-  <w:style w:type="table" w:styleId="77">
+  <w:style w:type="table" w:styleId="766">
     <w:name w:val="List Table 2 - Accent 2"/>
-    <w:basedOn w:val="665"/>
+    <w:basedOn w:val="887"/>
     <w:uiPriority w:val="99"/>
     <w:pPr>
       <w:pBdr/>
@@ -16101,9 +16305,9 @@
       </w:tcPr>
     </w:tblStylePr>
   </w:style>
-  <w:style w:type="table" w:styleId="78">
+  <w:style w:type="table" w:styleId="767">
     <w:name w:val="List Table 2 - Accent 3"/>
-    <w:basedOn w:val="665"/>
+    <w:basedOn w:val="887"/>
     <w:uiPriority w:val="99"/>
     <w:pPr>
       <w:pBdr/>
@@ -16339,9 +16543,9 @@
       </w:tcPr>
     </w:tblStylePr>
   </w:style>
-  <w:style w:type="table" w:styleId="79">
+  <w:style w:type="table" w:styleId="768">
     <w:name w:val="List Table 2 - Accent 4"/>
-    <w:basedOn w:val="665"/>
+    <w:basedOn w:val="887"/>
     <w:uiPriority w:val="99"/>
     <w:pPr>
       <w:pBdr/>
@@ -16577,9 +16781,9 @@
       </w:tcPr>
     </w:tblStylePr>
   </w:style>
-  <w:style w:type="table" w:styleId="80">
+  <w:style w:type="table" w:styleId="769">
     <w:name w:val="List Table 2 - Accent 5"/>
-    <w:basedOn w:val="665"/>
+    <w:basedOn w:val="887"/>
     <w:uiPriority w:val="99"/>
     <w:pPr>
       <w:pBdr/>
@@ -16815,9 +17019,9 @@
       </w:tcPr>
     </w:tblStylePr>
   </w:style>
-  <w:style w:type="table" w:styleId="81">
+  <w:style w:type="table" w:styleId="770">
     <w:name w:val="List Table 2 - Accent 6"/>
-    <w:basedOn w:val="665"/>
+    <w:basedOn w:val="887"/>
     <w:uiPriority w:val="99"/>
     <w:pPr>
       <w:pBdr/>
@@ -17053,9 +17257,9 @@
       </w:tcPr>
     </w:tblStylePr>
   </w:style>
-  <w:style w:type="table" w:styleId="82">
+  <w:style w:type="table" w:styleId="771">
     <w:name w:val="List Table 3"/>
-    <w:basedOn w:val="665"/>
+    <w:basedOn w:val="887"/>
     <w:uiPriority w:val="99"/>
     <w:pPr>
       <w:pBdr/>
@@ -17281,9 +17485,9 @@
       </w:tcPr>
     </w:tblStylePr>
   </w:style>
-  <w:style w:type="table" w:styleId="83">
+  <w:style w:type="table" w:styleId="772">
     <w:name w:val="List Table 3 - Accent 1"/>
-    <w:basedOn w:val="665"/>
+    <w:basedOn w:val="887"/>
     <w:uiPriority w:val="99"/>
     <w:pPr>
       <w:pBdr/>
@@ -17509,9 +17713,9 @@
       </w:tcPr>
     </w:tblStylePr>
   </w:style>
-  <w:style w:type="table" w:styleId="84">
+  <w:style w:type="table" w:styleId="773">
     <w:name w:val="List Table 3 - Accent 2"/>
-    <w:basedOn w:val="665"/>
+    <w:basedOn w:val="887"/>
     <w:uiPriority w:val="99"/>
     <w:pPr>
       <w:pBdr/>
@@ -17737,9 +17941,9 @@
       </w:tcPr>
     </w:tblStylePr>
   </w:style>
-  <w:style w:type="table" w:styleId="85">
+  <w:style w:type="table" w:styleId="774">
     <w:name w:val="List Table 3 - Accent 3"/>
-    <w:basedOn w:val="665"/>
+    <w:basedOn w:val="887"/>
     <w:uiPriority w:val="99"/>
     <w:pPr>
       <w:pBdr/>
@@ -17965,9 +18169,9 @@
       </w:tcPr>
     </w:tblStylePr>
   </w:style>
-  <w:style w:type="table" w:styleId="86">
+  <w:style w:type="table" w:styleId="775">
     <w:name w:val="List Table 3 - Accent 4"/>
-    <w:basedOn w:val="665"/>
+    <w:basedOn w:val="887"/>
     <w:uiPriority w:val="99"/>
     <w:pPr>
       <w:pBdr/>
@@ -18193,9 +18397,9 @@
       </w:tcPr>
     </w:tblStylePr>
   </w:style>
-  <w:style w:type="table" w:styleId="87">
+  <w:style w:type="table" w:styleId="776">
     <w:name w:val="List Table 3 - Accent 5"/>
-    <w:basedOn w:val="665"/>
+    <w:basedOn w:val="887"/>
     <w:uiPriority w:val="99"/>
     <w:pPr>
       <w:pBdr/>
@@ -18421,9 +18625,9 @@
       </w:tcPr>
     </w:tblStylePr>
   </w:style>
-  <w:style w:type="table" w:styleId="88">
+  <w:style w:type="table" w:styleId="777">
     <w:name w:val="List Table 3 - Accent 6"/>
-    <w:basedOn w:val="665"/>
+    <w:basedOn w:val="887"/>
     <w:uiPriority w:val="99"/>
     <w:pPr>
       <w:pBdr/>
@@ -18649,9 +18853,9 @@
       </w:tcPr>
     </w:tblStylePr>
   </w:style>
-  <w:style w:type="table" w:styleId="89">
+  <w:style w:type="table" w:styleId="778">
     <w:name w:val="List Table 4"/>
-    <w:basedOn w:val="665"/>
+    <w:basedOn w:val="887"/>
     <w:uiPriority w:val="99"/>
     <w:pPr>
       <w:pBdr/>
@@ -18874,9 +19078,9 @@
       </w:tcPr>
     </w:tblStylePr>
   </w:style>
-  <w:style w:type="table" w:styleId="90">
+  <w:style w:type="table" w:styleId="779">
     <w:name w:val="List Table 4 - Accent 1"/>
-    <w:basedOn w:val="665"/>
+    <w:basedOn w:val="887"/>
     <w:uiPriority w:val="99"/>
     <w:pPr>
       <w:pBdr/>
@@ -19099,9 +19303,9 @@
       </w:tcPr>
     </w:tblStylePr>
   </w:style>
-  <w:style w:type="table" w:styleId="91">
+  <w:style w:type="table" w:styleId="780">
     <w:name w:val="List Table 4 - Accent 2"/>
-    <w:basedOn w:val="665"/>
+    <w:basedOn w:val="887"/>
     <w:uiPriority w:val="99"/>
     <w:pPr>
       <w:pBdr/>
@@ -19324,9 +19528,9 @@
       </w:tcPr>
     </w:tblStylePr>
   </w:style>
-  <w:style w:type="table" w:styleId="92">
+  <w:style w:type="table" w:styleId="781">
     <w:name w:val="List Table 4 - Accent 3"/>
-    <w:basedOn w:val="665"/>
+    <w:basedOn w:val="887"/>
     <w:uiPriority w:val="99"/>
     <w:pPr>
       <w:pBdr/>
@@ -19549,9 +19753,9 @@
       </w:tcPr>
     </w:tblStylePr>
   </w:style>
-  <w:style w:type="table" w:styleId="93">
+  <w:style w:type="table" w:styleId="782">
     <w:name w:val="List Table 4 - Accent 4"/>
-    <w:basedOn w:val="665"/>
+    <w:basedOn w:val="887"/>
     <w:uiPriority w:val="99"/>
     <w:pPr>
       <w:pBdr/>
@@ -19774,9 +19978,9 @@
       </w:tcPr>
     </w:tblStylePr>
   </w:style>
-  <w:style w:type="table" w:styleId="94">
+  <w:style w:type="table" w:styleId="783">
     <w:name w:val="List Table 4 - Accent 5"/>
-    <w:basedOn w:val="665"/>
+    <w:basedOn w:val="887"/>
     <w:uiPriority w:val="99"/>
     <w:pPr>
       <w:pBdr/>
@@ -19999,9 +20203,9 @@
       </w:tcPr>
     </w:tblStylePr>
   </w:style>
-  <w:style w:type="table" w:styleId="95">
+  <w:style w:type="table" w:styleId="784">
     <w:name w:val="List Table 4 - Accent 6"/>
-    <w:basedOn w:val="665"/>
+    <w:basedOn w:val="887"/>
     <w:uiPriority w:val="99"/>
     <w:pPr>
       <w:pBdr/>
@@ -20224,9 +20428,9 @@
       </w:tcPr>
     </w:tblStylePr>
   </w:style>
-  <w:style w:type="table" w:styleId="96">
+  <w:style w:type="table" w:styleId="785">
     <w:name w:val="List Table 5 Dark"/>
-    <w:basedOn w:val="665"/>
+    <w:basedOn w:val="887"/>
     <w:uiPriority w:val="99"/>
     <w:pPr>
       <w:pBdr/>
@@ -20466,9 +20670,9 @@
       </w:tcPr>
     </w:tblStylePr>
   </w:style>
-  <w:style w:type="table" w:styleId="97">
+  <w:style w:type="table" w:styleId="786">
     <w:name w:val="List Table 5 Dark - Accent 1"/>
-    <w:basedOn w:val="665"/>
+    <w:basedOn w:val="887"/>
     <w:uiPriority w:val="99"/>
     <w:pPr>
       <w:pBdr/>
@@ -20708,9 +20912,9 @@
       </w:tcPr>
     </w:tblStylePr>
   </w:style>
-  <w:style w:type="table" w:styleId="98">
+  <w:style w:type="table" w:styleId="787">
     <w:name w:val="List Table 5 Dark - Accent 2"/>
-    <w:basedOn w:val="665"/>
+    <w:basedOn w:val="887"/>
     <w:uiPriority w:val="99"/>
     <w:pPr>
       <w:pBdr/>
@@ -20950,9 +21154,9 @@
       </w:tcPr>
     </w:tblStylePr>
   </w:style>
-  <w:style w:type="table" w:styleId="99">
+  <w:style w:type="table" w:styleId="788">
     <w:name w:val="List Table 5 Dark - Accent 3"/>
-    <w:basedOn w:val="665"/>
+    <w:basedOn w:val="887"/>
     <w:uiPriority w:val="99"/>
     <w:pPr>
       <w:pBdr/>
@@ -21192,9 +21396,9 @@
       </w:tcPr>
     </w:tblStylePr>
   </w:style>
-  <w:style w:type="table" w:styleId="100">
+  <w:style w:type="table" w:styleId="789">
     <w:name w:val="List Table 5 Dark - Accent 4"/>
-    <w:basedOn w:val="665"/>
+    <w:basedOn w:val="887"/>
     <w:uiPriority w:val="99"/>
     <w:pPr>
       <w:pBdr/>
@@ -21434,9 +21638,9 @@
       </w:tcPr>
     </w:tblStylePr>
   </w:style>
-  <w:style w:type="table" w:styleId="101">
+  <w:style w:type="table" w:styleId="790">
     <w:name w:val="List Table 5 Dark - Accent 5"/>
-    <w:basedOn w:val="665"/>
+    <w:basedOn w:val="887"/>
     <w:uiPriority w:val="99"/>
     <w:pPr>
       <w:pBdr/>
@@ -21676,9 +21880,9 @@
       </w:tcPr>
     </w:tblStylePr>
   </w:style>
-  <w:style w:type="table" w:styleId="102">
+  <w:style w:type="table" w:styleId="791">
     <w:name w:val="List Table 5 Dark - Accent 6"/>
-    <w:basedOn w:val="665"/>
+    <w:basedOn w:val="887"/>
     <w:uiPriority w:val="99"/>
     <w:pPr>
       <w:pBdr/>
@@ -21918,9 +22122,9 @@
       </w:tcPr>
     </w:tblStylePr>
   </w:style>
-  <w:style w:type="table" w:styleId="103">
+  <w:style w:type="table" w:styleId="792">
     <w:name w:val="List Table 6 Colorful"/>
-    <w:basedOn w:val="665"/>
+    <w:basedOn w:val="887"/>
     <w:uiPriority w:val="99"/>
     <w:pPr>
       <w:pBdr/>
@@ -22141,9 +22345,9 @@
       </w:tcPr>
     </w:tblStylePr>
   </w:style>
-  <w:style w:type="table" w:styleId="104">
+  <w:style w:type="table" w:styleId="793">
     <w:name w:val="List Table 6 Colorful - Accent 1"/>
-    <w:basedOn w:val="665"/>
+    <w:basedOn w:val="887"/>
     <w:uiPriority w:val="99"/>
     <w:pPr>
       <w:pBdr/>
@@ -22364,9 +22568,9 @@
       </w:tcPr>
     </w:tblStylePr>
   </w:style>
-  <w:style w:type="table" w:styleId="105">
+  <w:style w:type="table" w:styleId="794">
     <w:name w:val="List Table 6 Colorful - Accent 2"/>
-    <w:basedOn w:val="665"/>
+    <w:basedOn w:val="887"/>
     <w:uiPriority w:val="99"/>
     <w:pPr>
       <w:pBdr/>
@@ -22587,9 +22791,9 @@
       </w:tcPr>
     </w:tblStylePr>
   </w:style>
-  <w:style w:type="table" w:styleId="106">
+  <w:style w:type="table" w:styleId="795">
     <w:name w:val="List Table 6 Colorful - Accent 3"/>
-    <w:basedOn w:val="665"/>
+    <w:basedOn w:val="887"/>
     <w:uiPriority w:val="99"/>
     <w:pPr>
       <w:pBdr/>
@@ -22810,9 +23014,9 @@
       </w:tcPr>
     </w:tblStylePr>
   </w:style>
-  <w:style w:type="table" w:styleId="107">
+  <w:style w:type="table" w:styleId="796">
     <w:name w:val="List Table 6 Colorful - Accent 4"/>
-    <w:basedOn w:val="665"/>
+    <w:basedOn w:val="887"/>
     <w:uiPriority w:val="99"/>
     <w:pPr>
       <w:pBdr/>
@@ -23033,9 +23237,9 @@
       </w:tcPr>
     </w:tblStylePr>
   </w:style>
-  <w:style w:type="table" w:styleId="108">
+  <w:style w:type="table" w:styleId="797">
     <w:name w:val="List Table 6 Colorful - Accent 5"/>
-    <w:basedOn w:val="665"/>
+    <w:basedOn w:val="887"/>
     <w:uiPriority w:val="99"/>
     <w:pPr>
       <w:pBdr/>
@@ -23256,9 +23460,9 @@
       </w:tcPr>
     </w:tblStylePr>
   </w:style>
-  <w:style w:type="table" w:styleId="109">
+  <w:style w:type="table" w:styleId="798">
     <w:name w:val="List Table 6 Colorful - Accent 6"/>
-    <w:basedOn w:val="665"/>
+    <w:basedOn w:val="887"/>
     <w:uiPriority w:val="99"/>
     <w:pPr>
       <w:pBdr/>
@@ -23479,9 +23683,9 @@
       </w:tcPr>
     </w:tblStylePr>
   </w:style>
-  <w:style w:type="table" w:styleId="110">
+  <w:style w:type="table" w:styleId="799">
     <w:name w:val="List Table 7 Colorful"/>
-    <w:basedOn w:val="665"/>
+    <w:basedOn w:val="887"/>
     <w:uiPriority w:val="99"/>
     <w:pPr>
       <w:pBdr/>
@@ -23580,11 +23784,11 @@
         <w:tblBorders/>
       </w:tblPr>
       <w:tcPr>
-        <w:shd w:color="ffffff"/>
+        <w:shd w:val="clear" w:color="ffffff"/>
         <w:tcBorders>
-          <w:top w:val="none"/>
-          <w:left w:val="none"/>
-          <w:bottom w:val="none"/>
+          <w:top w:val="none" w:color="000000" w:sz="4" w:space="0"/>
+          <w:left w:val="none" w:color="000000" w:sz="4" w:space="0"/>
+          <w:bottom w:val="none" w:color="000000" w:sz="4" w:space="0"/>
           <w:right w:val="single" w:color="000000" w:themeColor="text1" w:themeTint="80" w:sz="4" w:space="0"/>
         </w:tcBorders>
       </w:tcPr>
@@ -23607,10 +23811,10 @@
       <w:tcPr>
         <w:shd w:val="clear" w:color="ffffff" w:themeColor="light1" w:fill="ffffff" w:themeFill="light1"/>
         <w:tcBorders>
-          <w:top w:val="none"/>
-          <w:left w:val="none"/>
+          <w:top w:val="none" w:color="000000" w:sz="4" w:space="0"/>
+          <w:left w:val="none" w:color="000000" w:sz="4" w:space="0"/>
           <w:bottom w:val="single" w:color="000000" w:themeColor="text1" w:themeTint="80" w:sz="4" w:space="0"/>
-          <w:right w:val="none"/>
+          <w:right w:val="none" w:color="000000" w:sz="4" w:space="0"/>
         </w:tcBorders>
       </w:tcPr>
     </w:tblStylePr>
@@ -23630,12 +23834,12 @@
         <w:tblBorders/>
       </w:tblPr>
       <w:tcPr>
-        <w:shd w:color="ffffff"/>
+        <w:shd w:val="clear" w:color="ffffff"/>
         <w:tcBorders>
-          <w:top w:val="none"/>
+          <w:top w:val="none" w:color="000000" w:sz="4" w:space="0"/>
           <w:left w:val="single" w:color="000000" w:themeColor="text1" w:themeTint="80" w:sz="4" w:space="0"/>
-          <w:bottom w:val="none"/>
-          <w:right w:val="none"/>
+          <w:bottom w:val="none" w:color="000000" w:sz="4" w:space="0"/>
+          <w:right w:val="none" w:color="000000" w:sz="4" w:space="0"/>
         </w:tcBorders>
       </w:tcPr>
     </w:tblStylePr>
@@ -23658,9 +23862,9 @@
         <w:shd w:val="clear" w:color="ffffff" w:themeColor="light1" w:fill="ffffff" w:themeFill="light1"/>
         <w:tcBorders>
           <w:top w:val="single" w:color="000000" w:themeColor="text1" w:themeTint="80" w:sz="4" w:space="0"/>
-          <w:left w:val="none"/>
-          <w:bottom w:val="none"/>
-          <w:right w:val="none"/>
+          <w:left w:val="none" w:color="000000" w:sz="4" w:space="0"/>
+          <w:bottom w:val="none" w:color="000000" w:sz="4" w:space="0"/>
+          <w:right w:val="none" w:color="000000" w:sz="4" w:space="0"/>
         </w:tcBorders>
       </w:tcPr>
     </w:tblStylePr>
@@ -23735,9 +23939,9 @@
       </w:tcPr>
     </w:tblStylePr>
   </w:style>
-  <w:style w:type="table" w:styleId="111">
+  <w:style w:type="table" w:styleId="800">
     <w:name w:val="List Table 7 Colorful - Accent 1"/>
-    <w:basedOn w:val="665"/>
+    <w:basedOn w:val="887"/>
     <w:uiPriority w:val="99"/>
     <w:pPr>
       <w:pBdr/>
@@ -23836,11 +24040,11 @@
         <w:tblBorders/>
       </w:tblPr>
       <w:tcPr>
-        <w:shd w:color="ffffff"/>
+        <w:shd w:val="clear" w:color="ffffff"/>
         <w:tcBorders>
-          <w:top w:val="none"/>
-          <w:left w:val="none"/>
-          <w:bottom w:val="none"/>
+          <w:top w:val="none" w:color="000000" w:sz="4" w:space="0"/>
+          <w:left w:val="none" w:color="000000" w:sz="4" w:space="0"/>
+          <w:bottom w:val="none" w:color="000000" w:sz="4" w:space="0"/>
           <w:right w:val="single" w:color="000000" w:themeColor="accent1" w:sz="4" w:space="0"/>
         </w:tcBorders>
       </w:tcPr>
@@ -23863,10 +24067,10 @@
       <w:tcPr>
         <w:shd w:val="clear" w:color="ffffff" w:themeColor="light1" w:fill="ffffff" w:themeFill="light1"/>
         <w:tcBorders>
-          <w:top w:val="none"/>
-          <w:left w:val="none"/>
+          <w:top w:val="none" w:color="000000" w:sz="4" w:space="0"/>
+          <w:left w:val="none" w:color="000000" w:sz="4" w:space="0"/>
           <w:bottom w:val="single" w:color="000000" w:themeColor="accent1" w:sz="4" w:space="0"/>
-          <w:right w:val="none"/>
+          <w:right w:val="none" w:color="000000" w:sz="4" w:space="0"/>
         </w:tcBorders>
       </w:tcPr>
     </w:tblStylePr>
@@ -23886,12 +24090,12 @@
         <w:tblBorders/>
       </w:tblPr>
       <w:tcPr>
-        <w:shd w:color="ffffff"/>
+        <w:shd w:val="clear" w:color="ffffff"/>
         <w:tcBorders>
-          <w:top w:val="none"/>
+          <w:top w:val="none" w:color="000000" w:sz="4" w:space="0"/>
           <w:left w:val="single" w:color="000000" w:themeColor="accent1" w:sz="4" w:space="0"/>
-          <w:bottom w:val="none"/>
-          <w:right w:val="none"/>
+          <w:bottom w:val="none" w:color="000000" w:sz="4" w:space="0"/>
+          <w:right w:val="none" w:color="000000" w:sz="4" w:space="0"/>
         </w:tcBorders>
       </w:tcPr>
     </w:tblStylePr>
@@ -23914,9 +24118,9 @@
         <w:shd w:val="clear" w:color="ffffff" w:themeColor="light1" w:fill="ffffff" w:themeFill="light1"/>
         <w:tcBorders>
           <w:top w:val="single" w:color="000000" w:themeColor="accent1" w:sz="4" w:space="0"/>
-          <w:left w:val="none"/>
-          <w:bottom w:val="none"/>
-          <w:right w:val="none"/>
+          <w:left w:val="none" w:color="000000" w:sz="4" w:space="0"/>
+          <w:bottom w:val="none" w:color="000000" w:sz="4" w:space="0"/>
+          <w:right w:val="none" w:color="000000" w:sz="4" w:space="0"/>
         </w:tcBorders>
       </w:tcPr>
     </w:tblStylePr>
@@ -23991,9 +24195,9 @@
       </w:tcPr>
     </w:tblStylePr>
   </w:style>
-  <w:style w:type="table" w:styleId="112">
+  <w:style w:type="table" w:styleId="801">
     <w:name w:val="List Table 7 Colorful - Accent 2"/>
-    <w:basedOn w:val="665"/>
+    <w:basedOn w:val="887"/>
     <w:uiPriority w:val="99"/>
     <w:pPr>
       <w:pBdr/>
@@ -24092,11 +24296,11 @@
         <w:tblBorders/>
       </w:tblPr>
       <w:tcPr>
-        <w:shd w:color="ffffff"/>
+        <w:shd w:val="clear" w:color="ffffff"/>
         <w:tcBorders>
-          <w:top w:val="none"/>
-          <w:left w:val="none"/>
-          <w:bottom w:val="none"/>
+          <w:top w:val="none" w:color="000000" w:sz="4" w:space="0"/>
+          <w:left w:val="none" w:color="000000" w:sz="4" w:space="0"/>
+          <w:bottom w:val="none" w:color="000000" w:sz="4" w:space="0"/>
           <w:right w:val="single" w:color="000000" w:themeColor="accent2" w:themeTint="97" w:sz="4" w:space="0"/>
         </w:tcBorders>
       </w:tcPr>
@@ -24119,10 +24323,10 @@
       <w:tcPr>
         <w:shd w:val="clear" w:color="ffffff" w:themeColor="light1" w:fill="ffffff" w:themeFill="light1"/>
         <w:tcBorders>
-          <w:top w:val="none"/>
-          <w:left w:val="none"/>
+          <w:top w:val="none" w:color="000000" w:sz="4" w:space="0"/>
+          <w:left w:val="none" w:color="000000" w:sz="4" w:space="0"/>
           <w:bottom w:val="single" w:color="000000" w:themeColor="accent2" w:themeTint="97" w:sz="4" w:space="0"/>
-          <w:right w:val="none"/>
+          <w:right w:val="none" w:color="000000" w:sz="4" w:space="0"/>
         </w:tcBorders>
       </w:tcPr>
     </w:tblStylePr>
@@ -24142,12 +24346,12 @@
         <w:tblBorders/>
       </w:tblPr>
       <w:tcPr>
-        <w:shd w:color="ffffff"/>
+        <w:shd w:val="clear" w:color="ffffff"/>
         <w:tcBorders>
-          <w:top w:val="none"/>
+          <w:top w:val="none" w:color="000000" w:sz="4" w:space="0"/>
           <w:left w:val="single" w:color="000000" w:themeColor="accent2" w:themeTint="97" w:sz="4" w:space="0"/>
-          <w:bottom w:val="none"/>
-          <w:right w:val="none"/>
+          <w:bottom w:val="none" w:color="000000" w:sz="4" w:space="0"/>
+          <w:right w:val="none" w:color="000000" w:sz="4" w:space="0"/>
         </w:tcBorders>
       </w:tcPr>
     </w:tblStylePr>
@@ -24170,9 +24374,9 @@
         <w:shd w:val="clear" w:color="ffffff" w:themeColor="light1" w:fill="ffffff" w:themeFill="light1"/>
         <w:tcBorders>
           <w:top w:val="single" w:color="000000" w:themeColor="accent2" w:themeTint="97" w:sz="4" w:space="0"/>
-          <w:left w:val="none"/>
-          <w:bottom w:val="none"/>
-          <w:right w:val="none"/>
+          <w:left w:val="none" w:color="000000" w:sz="4" w:space="0"/>
+          <w:bottom w:val="none" w:color="000000" w:sz="4" w:space="0"/>
+          <w:right w:val="none" w:color="000000" w:sz="4" w:space="0"/>
         </w:tcBorders>
       </w:tcPr>
     </w:tblStylePr>
@@ -24247,9 +24451,9 @@
       </w:tcPr>
     </w:tblStylePr>
   </w:style>
-  <w:style w:type="table" w:styleId="113">
+  <w:style w:type="table" w:styleId="802">
     <w:name w:val="List Table 7 Colorful - Accent 3"/>
-    <w:basedOn w:val="665"/>
+    <w:basedOn w:val="887"/>
     <w:uiPriority w:val="99"/>
     <w:pPr>
       <w:pBdr/>
@@ -24348,11 +24552,11 @@
         <w:tblBorders/>
       </w:tblPr>
       <w:tcPr>
-        <w:shd w:color="ffffff"/>
+        <w:shd w:val="clear" w:color="ffffff"/>
         <w:tcBorders>
-          <w:top w:val="none"/>
-          <w:left w:val="none"/>
-          <w:bottom w:val="none"/>
+          <w:top w:val="none" w:color="000000" w:sz="4" w:space="0"/>
+          <w:left w:val="none" w:color="000000" w:sz="4" w:space="0"/>
+          <w:bottom w:val="none" w:color="000000" w:sz="4" w:space="0"/>
           <w:right w:val="single" w:color="000000" w:themeColor="accent3" w:themeTint="98" w:sz="4" w:space="0"/>
         </w:tcBorders>
       </w:tcPr>
@@ -24375,10 +24579,10 @@
       <w:tcPr>
         <w:shd w:val="clear" w:color="ffffff" w:themeColor="light1" w:fill="ffffff" w:themeFill="light1"/>
         <w:tcBorders>
-          <w:top w:val="none"/>
-          <w:left w:val="none"/>
+          <w:top w:val="none" w:color="000000" w:sz="4" w:space="0"/>
+          <w:left w:val="none" w:color="000000" w:sz="4" w:space="0"/>
           <w:bottom w:val="single" w:color="000000" w:themeColor="accent3" w:themeTint="98" w:sz="4" w:space="0"/>
-          <w:right w:val="none"/>
+          <w:right w:val="none" w:color="000000" w:sz="4" w:space="0"/>
         </w:tcBorders>
       </w:tcPr>
     </w:tblStylePr>
@@ -24398,12 +24602,12 @@
         <w:tblBorders/>
       </w:tblPr>
       <w:tcPr>
-        <w:shd w:color="ffffff"/>
+        <w:shd w:val="clear" w:color="ffffff"/>
         <w:tcBorders>
-          <w:top w:val="none"/>
+          <w:top w:val="none" w:color="000000" w:sz="4" w:space="0"/>
           <w:left w:val="single" w:color="000000" w:themeColor="accent3" w:themeTint="98" w:sz="4" w:space="0"/>
-          <w:bottom w:val="none"/>
-          <w:right w:val="none"/>
+          <w:bottom w:val="none" w:color="000000" w:sz="4" w:space="0"/>
+          <w:right w:val="none" w:color="000000" w:sz="4" w:space="0"/>
         </w:tcBorders>
       </w:tcPr>
     </w:tblStylePr>
@@ -24426,9 +24630,9 @@
         <w:shd w:val="clear" w:color="ffffff" w:themeColor="light1" w:fill="ffffff" w:themeFill="light1"/>
         <w:tcBorders>
           <w:top w:val="single" w:color="000000" w:themeColor="accent3" w:themeTint="98" w:sz="4" w:space="0"/>
-          <w:left w:val="none"/>
-          <w:bottom w:val="none"/>
-          <w:right w:val="none"/>
+          <w:left w:val="none" w:color="000000" w:sz="4" w:space="0"/>
+          <w:bottom w:val="none" w:color="000000" w:sz="4" w:space="0"/>
+          <w:right w:val="none" w:color="000000" w:sz="4" w:space="0"/>
         </w:tcBorders>
       </w:tcPr>
     </w:tblStylePr>
@@ -24503,9 +24707,9 @@
       </w:tcPr>
     </w:tblStylePr>
   </w:style>
-  <w:style w:type="table" w:styleId="114">
+  <w:style w:type="table" w:styleId="803">
     <w:name w:val="List Table 7 Colorful - Accent 4"/>
-    <w:basedOn w:val="665"/>
+    <w:basedOn w:val="887"/>
     <w:uiPriority w:val="99"/>
     <w:pPr>
       <w:pBdr/>
@@ -24604,11 +24808,11 @@
         <w:tblBorders/>
       </w:tblPr>
       <w:tcPr>
-        <w:shd w:color="ffffff"/>
+        <w:shd w:val="clear" w:color="ffffff"/>
         <w:tcBorders>
-          <w:top w:val="none"/>
-          <w:left w:val="none"/>
-          <w:bottom w:val="none"/>
+          <w:top w:val="none" w:color="000000" w:sz="4" w:space="0"/>
+          <w:left w:val="none" w:color="000000" w:sz="4" w:space="0"/>
+          <w:bottom w:val="none" w:color="000000" w:sz="4" w:space="0"/>
           <w:right w:val="single" w:color="000000" w:themeColor="accent4" w:themeTint="9A" w:sz="4" w:space="0"/>
         </w:tcBorders>
       </w:tcPr>
@@ -24631,10 +24835,10 @@
       <w:tcPr>
         <w:shd w:val="clear" w:color="ffffff" w:themeColor="light1" w:fill="ffffff" w:themeFill="light1"/>
         <w:tcBorders>
-          <w:top w:val="none"/>
-          <w:left w:val="none"/>
+          <w:top w:val="none" w:color="000000" w:sz="4" w:space="0"/>
+          <w:left w:val="none" w:color="000000" w:sz="4" w:space="0"/>
           <w:bottom w:val="single" w:color="000000" w:themeColor="accent4" w:themeTint="9A" w:sz="4" w:space="0"/>
-          <w:right w:val="none"/>
+          <w:right w:val="none" w:color="000000" w:sz="4" w:space="0"/>
         </w:tcBorders>
       </w:tcPr>
     </w:tblStylePr>
@@ -24654,12 +24858,12 @@
         <w:tblBorders/>
       </w:tblPr>
       <w:tcPr>
-        <w:shd w:color="ffffff"/>
+        <w:shd w:val="clear" w:color="ffffff"/>
         <w:tcBorders>
-          <w:top w:val="none"/>
+          <w:top w:val="none" w:color="000000" w:sz="4" w:space="0"/>
           <w:left w:val="single" w:color="000000" w:themeColor="accent4" w:themeTint="9A" w:sz="4" w:space="0"/>
-          <w:bottom w:val="none"/>
-          <w:right w:val="none"/>
+          <w:bottom w:val="none" w:color="000000" w:sz="4" w:space="0"/>
+          <w:right w:val="none" w:color="000000" w:sz="4" w:space="0"/>
         </w:tcBorders>
       </w:tcPr>
     </w:tblStylePr>
@@ -24682,9 +24886,9 @@
         <w:shd w:val="clear" w:color="ffffff" w:themeColor="light1" w:fill="ffffff" w:themeFill="light1"/>
         <w:tcBorders>
           <w:top w:val="single" w:color="000000" w:themeColor="accent4" w:themeTint="9A" w:sz="4" w:space="0"/>
-          <w:left w:val="none"/>
-          <w:bottom w:val="none"/>
-          <w:right w:val="none"/>
+          <w:left w:val="none" w:color="000000" w:sz="4" w:space="0"/>
+          <w:bottom w:val="none" w:color="000000" w:sz="4" w:space="0"/>
+          <w:right w:val="none" w:color="000000" w:sz="4" w:space="0"/>
         </w:tcBorders>
       </w:tcPr>
     </w:tblStylePr>
@@ -24759,9 +24963,9 @@
       </w:tcPr>
     </w:tblStylePr>
   </w:style>
-  <w:style w:type="table" w:styleId="115">
+  <w:style w:type="table" w:styleId="804">
     <w:name w:val="List Table 7 Colorful - Accent 5"/>
-    <w:basedOn w:val="665"/>
+    <w:basedOn w:val="887"/>
     <w:uiPriority w:val="99"/>
     <w:pPr>
       <w:pBdr/>
@@ -24860,11 +25064,11 @@
         <w:tblBorders/>
       </w:tblPr>
       <w:tcPr>
-        <w:shd w:color="ffffff"/>
+        <w:shd w:val="clear" w:color="ffffff"/>
         <w:tcBorders>
-          <w:top w:val="none"/>
-          <w:left w:val="none"/>
-          <w:bottom w:val="none"/>
+          <w:top w:val="none" w:color="000000" w:sz="4" w:space="0"/>
+          <w:left w:val="none" w:color="000000" w:sz="4" w:space="0"/>
+          <w:bottom w:val="none" w:color="000000" w:sz="4" w:space="0"/>
           <w:right w:val="single" w:color="000000" w:themeColor="accent5" w:themeTint="9A" w:sz="4" w:space="0"/>
         </w:tcBorders>
       </w:tcPr>
@@ -24887,10 +25091,10 @@
       <w:tcPr>
         <w:shd w:val="clear" w:color="ffffff" w:themeColor="light1" w:fill="ffffff" w:themeFill="light1"/>
         <w:tcBorders>
-          <w:top w:val="none"/>
-          <w:left w:val="none"/>
+          <w:top w:val="none" w:color="000000" w:sz="4" w:space="0"/>
+          <w:left w:val="none" w:color="000000" w:sz="4" w:space="0"/>
           <w:bottom w:val="single" w:color="000000" w:themeColor="accent5" w:themeTint="9A" w:sz="4" w:space="0"/>
-          <w:right w:val="none"/>
+          <w:right w:val="none" w:color="000000" w:sz="4" w:space="0"/>
         </w:tcBorders>
       </w:tcPr>
     </w:tblStylePr>
@@ -24910,12 +25114,12 @@
         <w:tblBorders/>
       </w:tblPr>
       <w:tcPr>
-        <w:shd w:color="ffffff"/>
+        <w:shd w:val="clear" w:color="ffffff"/>
         <w:tcBorders>
-          <w:top w:val="none"/>
+          <w:top w:val="none" w:color="000000" w:sz="4" w:space="0"/>
           <w:left w:val="single" w:color="000000" w:themeColor="accent5" w:themeTint="9A" w:sz="4" w:space="0"/>
-          <w:bottom w:val="none"/>
-          <w:right w:val="none"/>
+          <w:bottom w:val="none" w:color="000000" w:sz="4" w:space="0"/>
+          <w:right w:val="none" w:color="000000" w:sz="4" w:space="0"/>
         </w:tcBorders>
       </w:tcPr>
     </w:tblStylePr>
@@ -24938,9 +25142,9 @@
         <w:shd w:val="clear" w:color="ffffff" w:themeColor="light1" w:fill="ffffff" w:themeFill="light1"/>
         <w:tcBorders>
           <w:top w:val="single" w:color="000000" w:themeColor="accent5" w:themeTint="9A" w:sz="4" w:space="0"/>
-          <w:left w:val="none"/>
-          <w:bottom w:val="none"/>
-          <w:right w:val="none"/>
+          <w:left w:val="none" w:color="000000" w:sz="4" w:space="0"/>
+          <w:bottom w:val="none" w:color="000000" w:sz="4" w:space="0"/>
+          <w:right w:val="none" w:color="000000" w:sz="4" w:space="0"/>
         </w:tcBorders>
       </w:tcPr>
     </w:tblStylePr>
@@ -25015,9 +25219,9 @@
       </w:tcPr>
     </w:tblStylePr>
   </w:style>
-  <w:style w:type="table" w:styleId="116">
+  <w:style w:type="table" w:styleId="805">
     <w:name w:val="List Table 7 Colorful - Accent 6"/>
-    <w:basedOn w:val="665"/>
+    <w:basedOn w:val="887"/>
     <w:uiPriority w:val="99"/>
     <w:pPr>
       <w:pBdr/>
@@ -25116,11 +25320,11 @@
         <w:tblBorders/>
       </w:tblPr>
       <w:tcPr>
-        <w:shd w:color="ffffff"/>
+        <w:shd w:val="clear" w:color="ffffff"/>
         <w:tcBorders>
-          <w:top w:val="none"/>
-          <w:left w:val="none"/>
-          <w:bottom w:val="none"/>
+          <w:top w:val="none" w:color="000000" w:sz="4" w:space="0"/>
+          <w:left w:val="none" w:color="000000" w:sz="4" w:space="0"/>
+          <w:bottom w:val="none" w:color="000000" w:sz="4" w:space="0"/>
           <w:right w:val="single" w:color="000000" w:themeColor="accent6" w:themeTint="98" w:sz="4" w:space="0"/>
         </w:tcBorders>
       </w:tcPr>
@@ -25143,10 +25347,10 @@
       <w:tcPr>
         <w:shd w:val="clear" w:color="ffffff" w:themeColor="light1" w:fill="ffffff" w:themeFill="light1"/>
         <w:tcBorders>
-          <w:top w:val="none"/>
-          <w:left w:val="none"/>
+          <w:top w:val="none" w:color="000000" w:sz="4" w:space="0"/>
+          <w:left w:val="none" w:color="000000" w:sz="4" w:space="0"/>
           <w:bottom w:val="single" w:color="000000" w:themeColor="accent6" w:themeTint="98" w:sz="4" w:space="0"/>
-          <w:right w:val="none"/>
+          <w:right w:val="none" w:color="000000" w:sz="4" w:space="0"/>
         </w:tcBorders>
       </w:tcPr>
     </w:tblStylePr>
@@ -25166,12 +25370,12 @@
         <w:tblBorders/>
       </w:tblPr>
       <w:tcPr>
-        <w:shd w:color="ffffff"/>
+        <w:shd w:val="clear" w:color="ffffff"/>
         <w:tcBorders>
-          <w:top w:val="none"/>
+          <w:top w:val="none" w:color="000000" w:sz="4" w:space="0"/>
           <w:left w:val="single" w:color="000000" w:themeColor="accent6" w:themeTint="98" w:sz="4" w:space="0"/>
-          <w:bottom w:val="none"/>
-          <w:right w:val="none"/>
+          <w:bottom w:val="none" w:color="000000" w:sz="4" w:space="0"/>
+          <w:right w:val="none" w:color="000000" w:sz="4" w:space="0"/>
         </w:tcBorders>
       </w:tcPr>
     </w:tblStylePr>
@@ -25194,9 +25398,9 @@
         <w:shd w:val="clear" w:color="ffffff" w:themeColor="light1" w:fill="ffffff" w:themeFill="light1"/>
         <w:tcBorders>
           <w:top w:val="single" w:color="000000" w:themeColor="accent6" w:themeTint="98" w:sz="4" w:space="0"/>
-          <w:left w:val="none"/>
-          <w:bottom w:val="none"/>
-          <w:right w:val="none"/>
+          <w:left w:val="none" w:color="000000" w:sz="4" w:space="0"/>
+          <w:bottom w:val="none" w:color="000000" w:sz="4" w:space="0"/>
+          <w:right w:val="none" w:color="000000" w:sz="4" w:space="0"/>
         </w:tcBorders>
       </w:tcPr>
     </w:tblStylePr>
@@ -25271,9 +25475,9 @@
       </w:tcPr>
     </w:tblStylePr>
   </w:style>
-  <w:style w:type="table" w:styleId="117">
+  <w:style w:type="table" w:styleId="806">
     <w:name w:val="Lined - Accent"/>
-    <w:basedOn w:val="665"/>
+    <w:basedOn w:val="887"/>
     <w:uiPriority w:val="99"/>
     <w:pPr>
       <w:pBdr/>
@@ -25508,9 +25712,9 @@
       </w:tcPr>
     </w:tblStylePr>
   </w:style>
-  <w:style w:type="table" w:styleId="118">
+  <w:style w:type="table" w:styleId="807">
     <w:name w:val="Lined - Accent 1"/>
-    <w:basedOn w:val="665"/>
+    <w:basedOn w:val="887"/>
     <w:uiPriority w:val="99"/>
     <w:pPr>
       <w:pBdr/>
@@ -25745,9 +25949,9 @@
       </w:tcPr>
     </w:tblStylePr>
   </w:style>
-  <w:style w:type="table" w:styleId="119">
+  <w:style w:type="table" w:styleId="808">
     <w:name w:val="Lined - Accent 2"/>
-    <w:basedOn w:val="665"/>
+    <w:basedOn w:val="887"/>
     <w:uiPriority w:val="99"/>
     <w:pPr>
       <w:pBdr/>
@@ -25982,9 +26186,9 @@
       </w:tcPr>
     </w:tblStylePr>
   </w:style>
-  <w:style w:type="table" w:styleId="120">
+  <w:style w:type="table" w:styleId="809">
     <w:name w:val="Lined - Accent 3"/>
-    <w:basedOn w:val="665"/>
+    <w:basedOn w:val="887"/>
     <w:uiPriority w:val="99"/>
     <w:pPr>
       <w:pBdr/>
@@ -26219,9 +26423,9 @@
       </w:tcPr>
     </w:tblStylePr>
   </w:style>
-  <w:style w:type="table" w:styleId="121">
+  <w:style w:type="table" w:styleId="810">
     <w:name w:val="Lined - Accent 4"/>
-    <w:basedOn w:val="665"/>
+    <w:basedOn w:val="887"/>
     <w:uiPriority w:val="99"/>
     <w:pPr>
       <w:pBdr/>
@@ -26456,9 +26660,9 @@
       </w:tcPr>
     </w:tblStylePr>
   </w:style>
-  <w:style w:type="table" w:styleId="122">
+  <w:style w:type="table" w:styleId="811">
     <w:name w:val="Lined - Accent 5"/>
-    <w:basedOn w:val="665"/>
+    <w:basedOn w:val="887"/>
     <w:uiPriority w:val="99"/>
     <w:pPr>
       <w:pBdr/>
@@ -26693,9 +26897,9 @@
       </w:tcPr>
     </w:tblStylePr>
   </w:style>
-  <w:style w:type="table" w:styleId="123">
+  <w:style w:type="table" w:styleId="812">
     <w:name w:val="Lined - Accent 6"/>
-    <w:basedOn w:val="665"/>
+    <w:basedOn w:val="887"/>
     <w:uiPriority w:val="99"/>
     <w:pPr>
       <w:pBdr/>
@@ -26930,9 +27134,9 @@
       </w:tcPr>
     </w:tblStylePr>
   </w:style>
-  <w:style w:type="table" w:styleId="124">
+  <w:style w:type="table" w:styleId="813">
     <w:name w:val="Bordered &amp; Lined - Accent"/>
-    <w:basedOn w:val="665"/>
+    <w:basedOn w:val="887"/>
     <w:uiPriority w:val="99"/>
     <w:pPr>
       <w:pBdr/>
@@ -27174,9 +27378,9 @@
       </w:tcPr>
     </w:tblStylePr>
   </w:style>
-  <w:style w:type="table" w:styleId="125">
+  <w:style w:type="table" w:styleId="814">
     <w:name w:val="Bordered &amp; Lined - Accent 1"/>
-    <w:basedOn w:val="665"/>
+    <w:basedOn w:val="887"/>
     <w:uiPriority w:val="99"/>
     <w:pPr>
       <w:pBdr/>
@@ -27418,9 +27622,9 @@
       </w:tcPr>
     </w:tblStylePr>
   </w:style>
-  <w:style w:type="table" w:styleId="126">
+  <w:style w:type="table" w:styleId="815">
     <w:name w:val="Bordered &amp; Lined - Accent 2"/>
-    <w:basedOn w:val="665"/>
+    <w:basedOn w:val="887"/>
     <w:uiPriority w:val="99"/>
     <w:pPr>
       <w:pBdr/>
@@ -27662,9 +27866,9 @@
       </w:tcPr>
     </w:tblStylePr>
   </w:style>
-  <w:style w:type="table" w:styleId="127">
+  <w:style w:type="table" w:styleId="816">
     <w:name w:val="Bordered &amp; Lined - Accent 3"/>
-    <w:basedOn w:val="665"/>
+    <w:basedOn w:val="887"/>
     <w:uiPriority w:val="99"/>
     <w:pPr>
       <w:pBdr/>
@@ -27906,9 +28110,9 @@
       </w:tcPr>
     </w:tblStylePr>
   </w:style>
-  <w:style w:type="table" w:styleId="128">
+  <w:style w:type="table" w:styleId="817">
     <w:name w:val="Bordered &amp; Lined - Accent 4"/>
-    <w:basedOn w:val="665"/>
+    <w:basedOn w:val="887"/>
     <w:uiPriority w:val="99"/>
     <w:pPr>
       <w:pBdr/>
@@ -28150,9 +28354,9 @@
       </w:tcPr>
     </w:tblStylePr>
   </w:style>
-  <w:style w:type="table" w:styleId="129">
+  <w:style w:type="table" w:styleId="818">
     <w:name w:val="Bordered &amp; Lined - Accent 5"/>
-    <w:basedOn w:val="665"/>
+    <w:basedOn w:val="887"/>
     <w:uiPriority w:val="99"/>
     <w:pPr>
       <w:pBdr/>
@@ -28394,9 +28598,9 @@
       </w:tcPr>
     </w:tblStylePr>
   </w:style>
-  <w:style w:type="table" w:styleId="130">
+  <w:style w:type="table" w:styleId="819">
     <w:name w:val="Bordered &amp; Lined - Accent 6"/>
-    <w:basedOn w:val="665"/>
+    <w:basedOn w:val="887"/>
     <w:uiPriority w:val="99"/>
     <w:pPr>
       <w:pBdr/>
@@ -28638,9 +28842,9 @@
       </w:tcPr>
     </w:tblStylePr>
   </w:style>
-  <w:style w:type="table" w:styleId="131">
+  <w:style w:type="table" w:styleId="820">
     <w:name w:val="Bordered"/>
-    <w:basedOn w:val="665"/>
+    <w:basedOn w:val="887"/>
     <w:uiPriority w:val="99"/>
     <w:pPr>
       <w:pBdr/>
@@ -28869,9 +29073,9 @@
       </w:tcPr>
     </w:tblStylePr>
   </w:style>
-  <w:style w:type="table" w:styleId="132">
+  <w:style w:type="table" w:styleId="821">
     <w:name w:val="Bordered - Accent 1"/>
-    <w:basedOn w:val="665"/>
+    <w:basedOn w:val="887"/>
     <w:uiPriority w:val="99"/>
     <w:pPr>
       <w:pBdr/>
@@ -29100,9 +29304,9 @@
       </w:tcPr>
     </w:tblStylePr>
   </w:style>
-  <w:style w:type="table" w:styleId="133">
+  <w:style w:type="table" w:styleId="822">
     <w:name w:val="Bordered - Accent 2"/>
-    <w:basedOn w:val="665"/>
+    <w:basedOn w:val="887"/>
     <w:uiPriority w:val="99"/>
     <w:pPr>
       <w:pBdr/>
@@ -29331,9 +29535,9 @@
       </w:tcPr>
     </w:tblStylePr>
   </w:style>
-  <w:style w:type="table" w:styleId="134">
+  <w:style w:type="table" w:styleId="823">
     <w:name w:val="Bordered - Accent 3"/>
-    <w:basedOn w:val="665"/>
+    <w:basedOn w:val="887"/>
     <w:uiPriority w:val="99"/>
     <w:pPr>
       <w:pBdr/>
@@ -29562,9 +29766,9 @@
       </w:tcPr>
     </w:tblStylePr>
   </w:style>
-  <w:style w:type="table" w:styleId="135">
+  <w:style w:type="table" w:styleId="824">
     <w:name w:val="Bordered - Accent 4"/>
-    <w:basedOn w:val="665"/>
+    <w:basedOn w:val="887"/>
     <w:uiPriority w:val="99"/>
     <w:pPr>
       <w:pBdr/>
@@ -29793,9 +29997,9 @@
       </w:tcPr>
     </w:tblStylePr>
   </w:style>
-  <w:style w:type="table" w:styleId="136">
+  <w:style w:type="table" w:styleId="825">
     <w:name w:val="Bordered - Accent 5"/>
-    <w:basedOn w:val="665"/>
+    <w:basedOn w:val="887"/>
     <w:uiPriority w:val="99"/>
     <w:pPr>
       <w:pBdr/>
@@ -30024,9 +30228,9 @@
       </w:tcPr>
     </w:tblStylePr>
   </w:style>
-  <w:style w:type="table" w:styleId="137">
+  <w:style w:type="table" w:styleId="826">
     <w:name w:val="Bordered - Accent 6"/>
-    <w:basedOn w:val="665"/>
+    <w:basedOn w:val="887"/>
     <w:uiPriority w:val="99"/>
     <w:pPr>
       <w:pBdr/>
@@ -30255,11 +30459,11 @@
       </w:tcPr>
     </w:tblStylePr>
   </w:style>
-  <w:style w:type="paragraph" w:styleId="139">
+  <w:style w:type="paragraph" w:styleId="827">
     <w:name w:val="Heading 1"/>
-    <w:basedOn w:val="664"/>
-    <w:next w:val="664"/>
-    <w:link w:val="150"/>
+    <w:basedOn w:val="886"/>
+    <w:next w:val="886"/>
+    <w:link w:val="837"/>
     <w:uiPriority w:val="9"/>
     <w:qFormat/>
     <w:pPr>
@@ -30277,11 +30481,11 @@
       <w:szCs w:val="40"/>
     </w:rPr>
   </w:style>
-  <w:style w:type="paragraph" w:styleId="140">
+  <w:style w:type="paragraph" w:styleId="828">
     <w:name w:val="Heading 2"/>
-    <w:basedOn w:val="664"/>
-    <w:next w:val="664"/>
-    <w:link w:val="151"/>
+    <w:basedOn w:val="886"/>
+    <w:next w:val="886"/>
+    <w:link w:val="838"/>
     <w:uiPriority w:val="9"/>
     <w:unhideWhenUsed/>
     <w:qFormat/>
@@ -30300,11 +30504,11 @@
       <w:szCs w:val="32"/>
     </w:rPr>
   </w:style>
-  <w:style w:type="paragraph" w:styleId="141">
+  <w:style w:type="paragraph" w:styleId="829">
     <w:name w:val="Heading 3"/>
-    <w:basedOn w:val="664"/>
-    <w:next w:val="664"/>
-    <w:link w:val="152"/>
+    <w:basedOn w:val="886"/>
+    <w:next w:val="886"/>
+    <w:link w:val="839"/>
     <w:uiPriority w:val="9"/>
     <w:unhideWhenUsed/>
     <w:qFormat/>
@@ -30323,11 +30527,11 @@
       <w:szCs w:val="28"/>
     </w:rPr>
   </w:style>
-  <w:style w:type="paragraph" w:styleId="142">
+  <w:style w:type="paragraph" w:styleId="830">
     <w:name w:val="Heading 4"/>
-    <w:basedOn w:val="664"/>
-    <w:next w:val="664"/>
-    <w:link w:val="153"/>
+    <w:basedOn w:val="886"/>
+    <w:next w:val="886"/>
+    <w:link w:val="840"/>
     <w:uiPriority w:val="9"/>
     <w:unhideWhenUsed/>
     <w:qFormat/>
@@ -30346,11 +30550,11 @@
       <w:color w:val="0f4761" w:themeColor="accent1" w:themeShade="BF"/>
     </w:rPr>
   </w:style>
-  <w:style w:type="paragraph" w:styleId="143">
+  <w:style w:type="paragraph" w:styleId="831">
     <w:name w:val="Heading 5"/>
-    <w:basedOn w:val="664"/>
-    <w:next w:val="664"/>
-    <w:link w:val="154"/>
+    <w:basedOn w:val="886"/>
+    <w:next w:val="886"/>
+    <w:link w:val="841"/>
     <w:uiPriority w:val="9"/>
     <w:unhideWhenUsed/>
     <w:qFormat/>
@@ -30367,11 +30571,11 @@
       <w:color w:val="0f4761" w:themeColor="accent1" w:themeShade="BF"/>
     </w:rPr>
   </w:style>
-  <w:style w:type="paragraph" w:styleId="144">
+  <w:style w:type="paragraph" w:styleId="832">
     <w:name w:val="Heading 6"/>
-    <w:basedOn w:val="664"/>
-    <w:next w:val="664"/>
-    <w:link w:val="155"/>
+    <w:basedOn w:val="886"/>
+    <w:next w:val="886"/>
+    <w:link w:val="842"/>
     <w:uiPriority w:val="9"/>
     <w:unhideWhenUsed/>
     <w:qFormat/>
@@ -30390,11 +30594,11 @@
       <w:color w:val="595959" w:themeColor="text1" w:themeTint="A6"/>
     </w:rPr>
   </w:style>
-  <w:style w:type="paragraph" w:styleId="145">
+  <w:style w:type="paragraph" w:styleId="833">
     <w:name w:val="Heading 7"/>
-    <w:basedOn w:val="664"/>
-    <w:next w:val="664"/>
-    <w:link w:val="156"/>
+    <w:basedOn w:val="886"/>
+    <w:next w:val="886"/>
+    <w:link w:val="843"/>
     <w:uiPriority w:val="9"/>
     <w:unhideWhenUsed/>
     <w:qFormat/>
@@ -30411,11 +30615,11 @@
       <w:color w:val="595959" w:themeColor="text1" w:themeTint="A6"/>
     </w:rPr>
   </w:style>
-  <w:style w:type="paragraph" w:styleId="146">
+  <w:style w:type="paragraph" w:styleId="834">
     <w:name w:val="Heading 8"/>
-    <w:basedOn w:val="664"/>
-    <w:next w:val="664"/>
-    <w:link w:val="157"/>
+    <w:basedOn w:val="886"/>
+    <w:next w:val="886"/>
+    <w:link w:val="844"/>
     <w:uiPriority w:val="9"/>
     <w:unhideWhenUsed/>
     <w:qFormat/>
@@ -30434,11 +30638,11 @@
       <w:color w:val="272727" w:themeColor="text1" w:themeTint="D8"/>
     </w:rPr>
   </w:style>
-  <w:style w:type="paragraph" w:styleId="147">
+  <w:style w:type="paragraph" w:styleId="835">
     <w:name w:val="Heading 9"/>
-    <w:basedOn w:val="664"/>
-    <w:next w:val="664"/>
-    <w:link w:val="158"/>
+    <w:basedOn w:val="886"/>
+    <w:next w:val="886"/>
+    <w:link w:val="845"/>
     <w:uiPriority w:val="9"/>
     <w:unhideWhenUsed/>
     <w:qFormat/>
@@ -30457,7 +30661,7 @@
       <w:color w:val="272727" w:themeColor="text1" w:themeTint="D8"/>
     </w:rPr>
   </w:style>
-  <w:style w:type="character" w:styleId="148" w:default="1">
+  <w:style w:type="character" w:styleId="836" w:default="1">
     <w:name w:val="Default Paragraph Font"/>
     <w:uiPriority w:val="1"/>
     <w:semiHidden/>
@@ -30468,10 +30672,10 @@
       <w:ind/>
     </w:pPr>
   </w:style>
-  <w:style w:type="character" w:styleId="150">
+  <w:style w:type="character" w:styleId="837">
     <w:name w:val="Heading 1 Char"/>
-    <w:basedOn w:val="148"/>
-    <w:link w:val="139"/>
+    <w:basedOn w:val="836"/>
+    <w:link w:val="827"/>
     <w:uiPriority w:val="9"/>
     <w:pPr>
       <w:pBdr/>
@@ -30485,10 +30689,10 @@
       <w:szCs w:val="40"/>
     </w:rPr>
   </w:style>
-  <w:style w:type="character" w:styleId="151">
+  <w:style w:type="character" w:styleId="838">
     <w:name w:val="Heading 2 Char"/>
-    <w:basedOn w:val="148"/>
-    <w:link w:val="140"/>
+    <w:basedOn w:val="836"/>
+    <w:link w:val="828"/>
     <w:uiPriority w:val="9"/>
     <w:pPr>
       <w:pBdr/>
@@ -30502,10 +30706,10 @@
       <w:szCs w:val="32"/>
     </w:rPr>
   </w:style>
-  <w:style w:type="character" w:styleId="152">
+  <w:style w:type="character" w:styleId="839">
     <w:name w:val="Heading 3 Char"/>
-    <w:basedOn w:val="148"/>
-    <w:link w:val="141"/>
+    <w:basedOn w:val="836"/>
+    <w:link w:val="829"/>
     <w:uiPriority w:val="9"/>
     <w:pPr>
       <w:pBdr/>
@@ -30519,10 +30723,10 @@
       <w:szCs w:val="28"/>
     </w:rPr>
   </w:style>
-  <w:style w:type="character" w:styleId="153">
+  <w:style w:type="character" w:styleId="840">
     <w:name w:val="Heading 4 Char"/>
-    <w:basedOn w:val="148"/>
-    <w:link w:val="142"/>
+    <w:basedOn w:val="836"/>
+    <w:link w:val="830"/>
     <w:uiPriority w:val="9"/>
     <w:pPr>
       <w:pBdr/>
@@ -30536,10 +30740,10 @@
       <w:color w:val="0f4761" w:themeColor="accent1" w:themeShade="BF"/>
     </w:rPr>
   </w:style>
-  <w:style w:type="character" w:styleId="154">
+  <w:style w:type="character" w:styleId="841">
     <w:name w:val="Heading 5 Char"/>
-    <w:basedOn w:val="148"/>
-    <w:link w:val="143"/>
+    <w:basedOn w:val="836"/>
+    <w:link w:val="831"/>
     <w:uiPriority w:val="9"/>
     <w:pPr>
       <w:pBdr/>
@@ -30551,10 +30755,10 @@
       <w:color w:val="0f4761" w:themeColor="accent1" w:themeShade="BF"/>
     </w:rPr>
   </w:style>
-  <w:style w:type="character" w:styleId="155">
+  <w:style w:type="character" w:styleId="842">
     <w:name w:val="Heading 6 Char"/>
-    <w:basedOn w:val="148"/>
-    <w:link w:val="144"/>
+    <w:basedOn w:val="836"/>
+    <w:link w:val="832"/>
     <w:uiPriority w:val="9"/>
     <w:pPr>
       <w:pBdr/>
@@ -30568,10 +30772,10 @@
       <w:color w:val="595959" w:themeColor="text1" w:themeTint="A6"/>
     </w:rPr>
   </w:style>
-  <w:style w:type="character" w:styleId="156">
+  <w:style w:type="character" w:styleId="843">
     <w:name w:val="Heading 7 Char"/>
-    <w:basedOn w:val="148"/>
-    <w:link w:val="145"/>
+    <w:basedOn w:val="836"/>
+    <w:link w:val="833"/>
     <w:uiPriority w:val="9"/>
     <w:pPr>
       <w:pBdr/>
@@ -30583,10 +30787,10 @@
       <w:color w:val="595959" w:themeColor="text1" w:themeTint="A6"/>
     </w:rPr>
   </w:style>
-  <w:style w:type="character" w:styleId="157">
+  <w:style w:type="character" w:styleId="844">
     <w:name w:val="Heading 8 Char"/>
-    <w:basedOn w:val="148"/>
-    <w:link w:val="146"/>
+    <w:basedOn w:val="836"/>
+    <w:link w:val="834"/>
     <w:uiPriority w:val="9"/>
     <w:pPr>
       <w:pBdr/>
@@ -30600,10 +30804,10 @@
       <w:color w:val="272727" w:themeColor="text1" w:themeTint="D8"/>
     </w:rPr>
   </w:style>
-  <w:style w:type="character" w:styleId="158">
+  <w:style w:type="character" w:styleId="845">
     <w:name w:val="Heading 9 Char"/>
-    <w:basedOn w:val="148"/>
-    <w:link w:val="147"/>
+    <w:basedOn w:val="836"/>
+    <w:link w:val="835"/>
     <w:uiPriority w:val="9"/>
     <w:pPr>
       <w:pBdr/>
@@ -30617,11 +30821,11 @@
       <w:color w:val="272727" w:themeColor="text1" w:themeTint="D8"/>
     </w:rPr>
   </w:style>
-  <w:style w:type="paragraph" w:styleId="159">
+  <w:style w:type="paragraph" w:styleId="846">
     <w:name w:val="Title"/>
-    <w:basedOn w:val="664"/>
-    <w:next w:val="664"/>
-    <w:link w:val="160"/>
+    <w:basedOn w:val="886"/>
+    <w:next w:val="886"/>
+    <w:link w:val="847"/>
     <w:uiPriority w:val="10"/>
     <w:qFormat/>
     <w:pPr>
@@ -30637,10 +30841,10 @@
       <w:szCs w:val="56"/>
     </w:rPr>
   </w:style>
-  <w:style w:type="character" w:styleId="160">
+  <w:style w:type="character" w:styleId="847">
     <w:name w:val="Title Char"/>
-    <w:basedOn w:val="148"/>
-    <w:link w:val="159"/>
+    <w:basedOn w:val="836"/>
+    <w:link w:val="846"/>
     <w:uiPriority w:val="10"/>
     <w:pPr>
       <w:pBdr/>
@@ -30654,11 +30858,11 @@
       <w:szCs w:val="56"/>
     </w:rPr>
   </w:style>
-  <w:style w:type="paragraph" w:styleId="161">
+  <w:style w:type="paragraph" w:styleId="848">
     <w:name w:val="Subtitle"/>
-    <w:basedOn w:val="664"/>
-    <w:next w:val="664"/>
-    <w:link w:val="162"/>
+    <w:basedOn w:val="886"/>
+    <w:next w:val="886"/>
+    <w:link w:val="849"/>
     <w:uiPriority w:val="11"/>
     <w:qFormat/>
     <w:pPr>
@@ -30676,10 +30880,10 @@
       <w:szCs w:val="28"/>
     </w:rPr>
   </w:style>
-  <w:style w:type="character" w:styleId="162">
+  <w:style w:type="character" w:styleId="849">
     <w:name w:val="Subtitle Char"/>
-    <w:basedOn w:val="148"/>
-    <w:link w:val="161"/>
+    <w:basedOn w:val="836"/>
+    <w:link w:val="848"/>
     <w:uiPriority w:val="11"/>
     <w:pPr>
       <w:pBdr/>
@@ -30693,11 +30897,11 @@
       <w:szCs w:val="28"/>
     </w:rPr>
   </w:style>
-  <w:style w:type="paragraph" w:styleId="163">
+  <w:style w:type="paragraph" w:styleId="850">
     <w:name w:val="Quote"/>
-    <w:basedOn w:val="664"/>
-    <w:next w:val="664"/>
-    <w:link w:val="164"/>
+    <w:basedOn w:val="886"/>
+    <w:next w:val="886"/>
+    <w:link w:val="851"/>
     <w:uiPriority w:val="29"/>
     <w:qFormat/>
     <w:pPr>
@@ -30712,10 +30916,10 @@
       <w:color w:val="404040" w:themeColor="text1" w:themeTint="BF"/>
     </w:rPr>
   </w:style>
-  <w:style w:type="character" w:styleId="164">
+  <w:style w:type="character" w:styleId="851">
     <w:name w:val="Quote Char"/>
-    <w:basedOn w:val="148"/>
-    <w:link w:val="163"/>
+    <w:basedOn w:val="836"/>
+    <w:link w:val="850"/>
     <w:uiPriority w:val="29"/>
     <w:pPr>
       <w:pBdr/>
@@ -30728,9 +30932,9 @@
       <w:color w:val="404040" w:themeColor="text1" w:themeTint="BF"/>
     </w:rPr>
   </w:style>
-  <w:style w:type="character" w:styleId="166">
+  <w:style w:type="character" w:styleId="852">
     <w:name w:val="Intense Emphasis"/>
-    <w:basedOn w:val="148"/>
+    <w:basedOn w:val="836"/>
     <w:uiPriority w:val="21"/>
     <w:qFormat/>
     <w:pPr>
@@ -30744,11 +30948,11 @@
       <w:color w:val="0f4761" w:themeColor="accent1" w:themeShade="BF"/>
     </w:rPr>
   </w:style>
-  <w:style w:type="paragraph" w:styleId="167">
+  <w:style w:type="paragraph" w:styleId="853">
     <w:name w:val="Intense Quote"/>
-    <w:basedOn w:val="664"/>
-    <w:next w:val="664"/>
-    <w:link w:val="168"/>
+    <w:basedOn w:val="886"/>
+    <w:next w:val="886"/>
+    <w:link w:val="854"/>
     <w:uiPriority w:val="30"/>
     <w:qFormat/>
     <w:pPr>
@@ -30766,10 +30970,10 @@
       <w:color w:val="0f4761" w:themeColor="accent1" w:themeShade="BF"/>
     </w:rPr>
   </w:style>
-  <w:style w:type="character" w:styleId="168">
+  <w:style w:type="character" w:styleId="854">
     <w:name w:val="Intense Quote Char"/>
-    <w:basedOn w:val="148"/>
-    <w:link w:val="167"/>
+    <w:basedOn w:val="836"/>
+    <w:link w:val="853"/>
     <w:uiPriority w:val="30"/>
     <w:pPr>
       <w:pBdr/>
@@ -30782,9 +30986,9 @@
       <w:color w:val="0f4761" w:themeColor="accent1" w:themeShade="BF"/>
     </w:rPr>
   </w:style>
-  <w:style w:type="character" w:styleId="169">
+  <w:style w:type="character" w:styleId="855">
     <w:name w:val="Intense Reference"/>
-    <w:basedOn w:val="148"/>
+    <w:basedOn w:val="836"/>
     <w:uiPriority w:val="32"/>
     <w:qFormat/>
     <w:pPr>
@@ -30800,9 +31004,9 @@
       <w:spacing w:val="5"/>
     </w:rPr>
   </w:style>
-  <w:style w:type="character" w:styleId="171">
+  <w:style w:type="character" w:styleId="856">
     <w:name w:val="Subtle Emphasis"/>
-    <w:basedOn w:val="148"/>
+    <w:basedOn w:val="836"/>
     <w:uiPriority w:val="19"/>
     <w:qFormat/>
     <w:pPr>
@@ -30816,9 +31020,9 @@
       <w:color w:val="404040" w:themeColor="text1" w:themeTint="BF"/>
     </w:rPr>
   </w:style>
-  <w:style w:type="character" w:styleId="172">
+  <w:style w:type="character" w:styleId="857">
     <w:name w:val="Emphasis"/>
-    <w:basedOn w:val="148"/>
+    <w:basedOn w:val="836"/>
     <w:uiPriority w:val="20"/>
     <w:qFormat/>
     <w:pPr>
@@ -30831,9 +31035,9 @@
       <w:iCs/>
     </w:rPr>
   </w:style>
-  <w:style w:type="character" w:styleId="173">
+  <w:style w:type="character" w:styleId="858">
     <w:name w:val="Strong"/>
-    <w:basedOn w:val="148"/>
+    <w:basedOn w:val="836"/>
     <w:uiPriority w:val="22"/>
     <w:qFormat/>
     <w:pPr>
@@ -30846,9 +31050,9 @@
       <w:bCs/>
     </w:rPr>
   </w:style>
-  <w:style w:type="character" w:styleId="174">
+  <w:style w:type="character" w:styleId="859">
     <w:name w:val="Subtle Reference"/>
-    <w:basedOn w:val="148"/>
+    <w:basedOn w:val="836"/>
     <w:uiPriority w:val="31"/>
     <w:qFormat/>
     <w:pPr>
@@ -30861,9 +31065,9 @@
       <w:color w:val="5a5a5a" w:themeColor="text1" w:themeTint="A5"/>
     </w:rPr>
   </w:style>
-  <w:style w:type="character" w:styleId="175">
+  <w:style w:type="character" w:styleId="860">
     <w:name w:val="Book Title"/>
-    <w:basedOn w:val="148"/>
+    <w:basedOn w:val="836"/>
     <w:uiPriority w:val="33"/>
     <w:qFormat/>
     <w:pPr>
@@ -30879,10 +31083,10 @@
       <w:spacing w:val="5"/>
     </w:rPr>
   </w:style>
-  <w:style w:type="paragraph" w:styleId="176">
+  <w:style w:type="paragraph" w:styleId="861">
     <w:name w:val="Header"/>
-    <w:basedOn w:val="664"/>
-    <w:link w:val="177"/>
+    <w:basedOn w:val="886"/>
+    <w:link w:val="862"/>
     <w:uiPriority w:val="99"/>
     <w:unhideWhenUsed/>
     <w:pPr>
@@ -30895,10 +31099,10 @@
       <w:ind/>
     </w:pPr>
   </w:style>
-  <w:style w:type="character" w:styleId="177">
+  <w:style w:type="character" w:styleId="862">
     <w:name w:val="Header Char"/>
-    <w:basedOn w:val="148"/>
-    <w:link w:val="176"/>
+    <w:basedOn w:val="836"/>
+    <w:link w:val="861"/>
     <w:uiPriority w:val="99"/>
     <w:pPr>
       <w:pBdr/>
@@ -30906,10 +31110,10 @@
       <w:ind/>
     </w:pPr>
   </w:style>
-  <w:style w:type="paragraph" w:styleId="178">
+  <w:style w:type="paragraph" w:styleId="863">
     <w:name w:val="Footer"/>
-    <w:basedOn w:val="664"/>
-    <w:link w:val="179"/>
+    <w:basedOn w:val="886"/>
+    <w:link w:val="864"/>
     <w:uiPriority w:val="99"/>
     <w:unhideWhenUsed/>
     <w:pPr>
@@ -30922,10 +31126,10 @@
       <w:ind/>
     </w:pPr>
   </w:style>
-  <w:style w:type="character" w:styleId="179">
+  <w:style w:type="character" w:styleId="864">
     <w:name w:val="Footer Char"/>
-    <w:basedOn w:val="148"/>
-    <w:link w:val="178"/>
+    <w:basedOn w:val="836"/>
+    <w:link w:val="863"/>
     <w:uiPriority w:val="99"/>
     <w:pPr>
       <w:pBdr/>
@@ -30933,10 +31137,10 @@
       <w:ind/>
     </w:pPr>
   </w:style>
-  <w:style w:type="paragraph" w:styleId="180">
+  <w:style w:type="paragraph" w:styleId="865">
     <w:name w:val="Caption"/>
-    <w:basedOn w:val="664"/>
-    <w:next w:val="664"/>
+    <w:basedOn w:val="886"/>
+    <w:next w:val="886"/>
     <w:uiPriority w:val="35"/>
     <w:unhideWhenUsed/>
     <w:qFormat/>
@@ -30953,10 +31157,10 @@
       <w:szCs w:val="18"/>
     </w:rPr>
   </w:style>
-  <w:style w:type="paragraph" w:styleId="181">
+  <w:style w:type="paragraph" w:styleId="866">
     <w:name w:val="footnote text"/>
-    <w:basedOn w:val="664"/>
-    <w:link w:val="182"/>
+    <w:basedOn w:val="886"/>
+    <w:link w:val="867"/>
     <w:uiPriority w:val="99"/>
     <w:semiHidden/>
     <w:unhideWhenUsed/>
@@ -30970,10 +31174,10 @@
       <w:szCs w:val="20"/>
     </w:rPr>
   </w:style>
-  <w:style w:type="character" w:styleId="182">
+  <w:style w:type="character" w:styleId="867">
     <w:name w:val="Footnote Text Char"/>
-    <w:basedOn w:val="148"/>
-    <w:link w:val="181"/>
+    <w:basedOn w:val="836"/>
+    <w:link w:val="866"/>
     <w:uiPriority w:val="99"/>
     <w:semiHidden/>
     <w:pPr>
@@ -30986,9 +31190,9 @@
       <w:szCs w:val="20"/>
     </w:rPr>
   </w:style>
-  <w:style w:type="character" w:styleId="183">
+  <w:style w:type="character" w:styleId="868">
     <w:name w:val="footnote reference"/>
-    <w:basedOn w:val="148"/>
+    <w:basedOn w:val="836"/>
     <w:uiPriority w:val="99"/>
     <w:semiHidden/>
     <w:unhideWhenUsed/>
@@ -31001,10 +31205,10 @@
       <w:vertAlign w:val="superscript"/>
     </w:rPr>
   </w:style>
-  <w:style w:type="paragraph" w:styleId="184">
+  <w:style w:type="paragraph" w:styleId="869">
     <w:name w:val="endnote text"/>
-    <w:basedOn w:val="664"/>
-    <w:link w:val="185"/>
+    <w:basedOn w:val="886"/>
+    <w:link w:val="870"/>
     <w:uiPriority w:val="99"/>
     <w:semiHidden/>
     <w:unhideWhenUsed/>
@@ -31018,10 +31222,10 @@
       <w:szCs w:val="20"/>
     </w:rPr>
   </w:style>
-  <w:style w:type="character" w:styleId="185">
+  <w:style w:type="character" w:styleId="870">
     <w:name w:val="Endnote Text Char"/>
-    <w:basedOn w:val="148"/>
-    <w:link w:val="184"/>
+    <w:basedOn w:val="836"/>
+    <w:link w:val="869"/>
     <w:uiPriority w:val="99"/>
     <w:semiHidden/>
     <w:pPr>
@@ -31034,9 +31238,9 @@
       <w:szCs w:val="20"/>
     </w:rPr>
   </w:style>
-  <w:style w:type="character" w:styleId="186">
+  <w:style w:type="character" w:styleId="871">
     <w:name w:val="endnote reference"/>
-    <w:basedOn w:val="148"/>
+    <w:basedOn w:val="836"/>
     <w:uiPriority w:val="99"/>
     <w:semiHidden/>
     <w:unhideWhenUsed/>
@@ -31049,9 +31253,9 @@
       <w:vertAlign w:val="superscript"/>
     </w:rPr>
   </w:style>
-  <w:style w:type="character" w:styleId="187">
+  <w:style w:type="character" w:styleId="872">
     <w:name w:val="Hyperlink"/>
-    <w:basedOn w:val="148"/>
+    <w:basedOn w:val="836"/>
     <w:uiPriority w:val="99"/>
     <w:unhideWhenUsed/>
     <w:pPr>
@@ -31064,9 +31268,9 @@
       <w:u w:val="single"/>
     </w:rPr>
   </w:style>
-  <w:style w:type="character" w:styleId="188">
+  <w:style w:type="character" w:styleId="873">
     <w:name w:val="FollowedHyperlink"/>
-    <w:basedOn w:val="148"/>
+    <w:basedOn w:val="836"/>
     <w:uiPriority w:val="99"/>
     <w:semiHidden/>
     <w:unhideWhenUsed/>
@@ -31080,10 +31284,10 @@
       <w:u w:val="single"/>
     </w:rPr>
   </w:style>
-  <w:style w:type="paragraph" w:styleId="189">
+  <w:style w:type="paragraph" w:styleId="874">
     <w:name w:val="toc 1"/>
-    <w:basedOn w:val="664"/>
-    <w:next w:val="664"/>
+    <w:basedOn w:val="886"/>
+    <w:next w:val="886"/>
     <w:uiPriority w:val="39"/>
     <w:unhideWhenUsed/>
     <w:pPr>
@@ -31092,10 +31296,10 @@
       <w:ind/>
     </w:pPr>
   </w:style>
-  <w:style w:type="paragraph" w:styleId="190">
+  <w:style w:type="paragraph" w:styleId="875">
     <w:name w:val="toc 2"/>
-    <w:basedOn w:val="664"/>
-    <w:next w:val="664"/>
+    <w:basedOn w:val="886"/>
+    <w:next w:val="886"/>
     <w:uiPriority w:val="39"/>
     <w:unhideWhenUsed/>
     <w:pPr>
@@ -31104,10 +31308,10 @@
       <w:ind w:left="220"/>
     </w:pPr>
   </w:style>
-  <w:style w:type="paragraph" w:styleId="191">
+  <w:style w:type="paragraph" w:styleId="876">
     <w:name w:val="toc 3"/>
-    <w:basedOn w:val="664"/>
-    <w:next w:val="664"/>
+    <w:basedOn w:val="886"/>
+    <w:next w:val="886"/>
     <w:uiPriority w:val="39"/>
     <w:unhideWhenUsed/>
     <w:pPr>
@@ -31116,10 +31320,10 @@
       <w:ind w:left="440"/>
     </w:pPr>
   </w:style>
-  <w:style w:type="paragraph" w:styleId="192">
+  <w:style w:type="paragraph" w:styleId="877">
     <w:name w:val="toc 4"/>
-    <w:basedOn w:val="664"/>
-    <w:next w:val="664"/>
+    <w:basedOn w:val="886"/>
+    <w:next w:val="886"/>
     <w:uiPriority w:val="39"/>
     <w:unhideWhenUsed/>
     <w:pPr>
@@ -31128,10 +31332,10 @@
       <w:ind w:left="660"/>
     </w:pPr>
   </w:style>
-  <w:style w:type="paragraph" w:styleId="193">
+  <w:style w:type="paragraph" w:styleId="878">
     <w:name w:val="toc 5"/>
-    <w:basedOn w:val="664"/>
-    <w:next w:val="664"/>
+    <w:basedOn w:val="886"/>
+    <w:next w:val="886"/>
     <w:uiPriority w:val="39"/>
     <w:unhideWhenUsed/>
     <w:pPr>
@@ -31140,10 +31344,10 @@
       <w:ind w:left="880"/>
     </w:pPr>
   </w:style>
-  <w:style w:type="paragraph" w:styleId="194">
+  <w:style w:type="paragraph" w:styleId="879">
     <w:name w:val="toc 6"/>
-    <w:basedOn w:val="664"/>
-    <w:next w:val="664"/>
+    <w:basedOn w:val="886"/>
+    <w:next w:val="886"/>
     <w:uiPriority w:val="39"/>
     <w:unhideWhenUsed/>
     <w:pPr>
@@ -31152,10 +31356,10 @@
       <w:ind w:left="1100"/>
     </w:pPr>
   </w:style>
-  <w:style w:type="paragraph" w:styleId="195">
+  <w:style w:type="paragraph" w:styleId="880">
     <w:name w:val="toc 7"/>
-    <w:basedOn w:val="664"/>
-    <w:next w:val="664"/>
+    <w:basedOn w:val="886"/>
+    <w:next w:val="886"/>
     <w:uiPriority w:val="39"/>
     <w:unhideWhenUsed/>
     <w:pPr>
@@ -31164,10 +31368,10 @@
       <w:ind w:left="1320"/>
     </w:pPr>
   </w:style>
-  <w:style w:type="paragraph" w:styleId="196">
+  <w:style w:type="paragraph" w:styleId="881">
     <w:name w:val="toc 8"/>
-    <w:basedOn w:val="664"/>
-    <w:next w:val="664"/>
+    <w:basedOn w:val="886"/>
+    <w:next w:val="886"/>
     <w:uiPriority w:val="39"/>
     <w:unhideWhenUsed/>
     <w:pPr>
@@ -31176,10 +31380,10 @@
       <w:ind w:left="1540"/>
     </w:pPr>
   </w:style>
-  <w:style w:type="paragraph" w:styleId="197">
+  <w:style w:type="paragraph" w:styleId="882">
     <w:name w:val="toc 9"/>
-    <w:basedOn w:val="664"/>
-    <w:next w:val="664"/>
+    <w:basedOn w:val="886"/>
+    <w:next w:val="886"/>
     <w:uiPriority w:val="39"/>
     <w:unhideWhenUsed/>
     <w:pPr>
@@ -31188,9 +31392,9 @@
       <w:ind w:left="1760"/>
     </w:pPr>
   </w:style>
-  <w:style w:type="character" w:styleId="198">
+  <w:style w:type="character" w:styleId="883">
     <w:name w:val="Placeholder Text"/>
-    <w:basedOn w:val="148"/>
+    <w:basedOn w:val="836"/>
     <w:uiPriority w:val="99"/>
     <w:semiHidden/>
     <w:pPr>
@@ -31202,7 +31406,7 @@
       <w:color w:val="666666"/>
     </w:rPr>
   </w:style>
-  <w:style w:type="paragraph" w:styleId="208">
+  <w:style w:type="paragraph" w:styleId="884">
     <w:name w:val="TOC Heading"/>
     <w:uiPriority w:val="39"/>
     <w:unhideWhenUsed/>
@@ -31212,10 +31416,10 @@
       <w:ind/>
     </w:pPr>
   </w:style>
-  <w:style w:type="paragraph" w:styleId="209">
+  <w:style w:type="paragraph" w:styleId="885">
     <w:name w:val="table of figures"/>
-    <w:basedOn w:val="664"/>
-    <w:next w:val="664"/>
+    <w:basedOn w:val="886"/>
+    <w:next w:val="886"/>
     <w:uiPriority w:val="99"/>
     <w:unhideWhenUsed/>
     <w:pPr>
@@ -31224,7 +31428,7 @@
       <w:ind/>
     </w:pPr>
   </w:style>
-  <w:style w:type="paragraph" w:styleId="664" w:default="1">
+  <w:style w:type="paragraph" w:styleId="886" w:default="1">
     <w:name w:val="Normal"/>
     <w:qFormat/>
     <w:pPr>
@@ -31233,7 +31437,7 @@
       <w:ind/>
     </w:pPr>
   </w:style>
-  <w:style w:type="table" w:styleId="665" w:default="1">
+  <w:style w:type="table" w:styleId="887" w:default="1">
     <w:name w:val="Normal Table"/>
     <w:uiPriority w:val="99"/>
     <w:semiHidden/>
@@ -31426,7 +31630,7 @@
       </w:tcPr>
     </w:tblStylePr>
   </w:style>
-  <w:style w:type="numbering" w:styleId="666" w:default="1">
+  <w:style w:type="numbering" w:styleId="888" w:default="1">
     <w:name w:val="No List"/>
     <w:uiPriority w:val="99"/>
     <w:semiHidden/>
@@ -31437,9 +31641,9 @@
       <w:ind/>
     </w:pPr>
   </w:style>
-  <w:style w:type="paragraph" w:styleId="667">
+  <w:style w:type="paragraph" w:styleId="889">
     <w:name w:val="No Spacing"/>
-    <w:basedOn w:val="664"/>
+    <w:basedOn w:val="886"/>
     <w:uiPriority w:val="1"/>
     <w:qFormat/>
     <w:pPr>
@@ -31448,9 +31652,9 @@
       <w:ind/>
     </w:pPr>
   </w:style>
-  <w:style w:type="paragraph" w:styleId="668">
+  <w:style w:type="paragraph" w:styleId="890">
     <w:name w:val="List Paragraph"/>
-    <w:basedOn w:val="664"/>
+    <w:basedOn w:val="886"/>
     <w:uiPriority w:val="34"/>
     <w:qFormat/>
     <w:pPr>

--- a/Práctica/Tp1.docx
+++ b/Práctica/Tp1.docx
@@ -37,6 +37,11 @@
       </w:pPr>
       <w:r>
         <w:t xml:space="preserve">1. Explicar el concepto de sistema operativo como una máquina extendida.</w:t>
+      </w:r>
+      <w:r>
+        <w:rPr>
+          <w:highlight w:val="none"/>
+        </w:rPr>
       </w:r>
       <w:r>
         <w:rPr>
@@ -68,17 +73,11 @@
       <w:r>
         <w:rPr>
           <w:color w:val="ff0000"/>
-          <w:lang w:val="es-AR" w:bidi="es-AR"/>
+          <w:lang w:val="es-AR"/>
         </w:rPr>
       </w:r>
       <w:r>
         <w:rPr>
-          <w:color w:val="ff0000"/>
-        </w:rPr>
-      </w:r>
-      <w:r>
-        <w:rPr>
-          <w:color w:val="ff0000"/>
           <w:lang w:val="es-AR"/>
         </w:rPr>
       </w:r>
@@ -148,6 +147,12 @@
           <w:highlight w:val="none"/>
         </w:rPr>
       </w:r>
+      <w:r>
+        <w:rPr>
+          <w:color w:val="ff0000"/>
+          <w:highlight w:val="none"/>
+        </w:rPr>
+      </w:r>
     </w:p>
     <w:p>
       <w:pPr>
@@ -173,7 +178,12 @@
         </w:rPr>
         <w:t xml:space="preserve">El Procesador (CPU): Es el que hace el trabajo físico de ejecución. Como el procesador no puede hacerlo todo a la vez, el sistema operativo le asigna turnos muy cortos y rápidos a cada programa (o proceso).</w:t>
       </w:r>
-      <w:r/>
+      <w:r>
+        <w:rPr>
+          <w:color w:val="ff0000"/>
+          <w:highlight w:val="none"/>
+        </w:rPr>
+      </w:r>
     </w:p>
     <w:p>
       <w:pPr>
@@ -219,6 +229,11 @@
           <w:highlight w:val="none"/>
         </w:rPr>
       </w:r>
+      <w:r>
+        <w:rPr>
+          <w:color w:val="ff0000"/>
+        </w:rPr>
+      </w:r>
     </w:p>
     <w:p>
       <w:pPr>
@@ -248,6 +263,11 @@
         <w:rPr>
           <w:color w:val="ff0000"/>
           <w:highlight w:val="none"/>
+        </w:rPr>
+      </w:r>
+      <w:r>
+        <w:rPr>
+          <w:color w:val="ff0000"/>
         </w:rPr>
       </w:r>
     </w:p>
@@ -287,6 +307,11 @@
           <w:color w:val="ff0000"/>
         </w:rPr>
       </w:r>
+      <w:r>
+        <w:rPr>
+          <w:color w:val="ff0000"/>
+        </w:rPr>
+      </w:r>
     </w:p>
     <w:p>
       <w:pPr>
@@ -300,28 +325,25 @@
       <w:r>
         <w:t xml:space="preserve">3. Describa la información relevante del Kernel del sistema operativo, detallando su arquitectura, </w:t>
       </w:r>
-      <w:r/>
       <w:r>
         <w:t xml:space="preserve">funciones principales, modos de operación, gestión de recursos y componentes internos.</w:t>
       </w:r>
-      <w:r/>
-      <w:r/>
+      <w:r>
+        <w:rPr>
+          <w:highlight w:val="none"/>
+        </w:rPr>
+      </w:r>
     </w:p>
     <w:p>
       <w:pPr>
         <w:pBdr/>
         <w:spacing/>
         <w:ind/>
-        <w:rPr>
-          <w:color w:val="ff0000"/>
-        </w:rPr>
-      </w:pPr>
-      <w:r>
         <w:rPr>
           <w:color w:val="ff0000"/>
           <w:highlight w:val="none"/>
         </w:rPr>
-      </w:r>
+      </w:pPr>
       <w:r>
         <w:rPr>
           <w:color w:val="ff0000"/>
@@ -345,12 +367,6 @@
       <w:r>
         <w:rPr>
           <w:color w:val="ff0000"/>
-          <w:highlight w:val="none"/>
-        </w:rPr>
-      </w:r>
-      <w:r>
-        <w:rPr>
-          <w:color w:val="ff0000"/>
         </w:rPr>
         <w:t xml:space="preserve">.</w:t>
       </w:r>
@@ -359,6 +375,280 @@
           <w:color w:val="ff0000"/>
         </w:rPr>
       </w:r>
+      <w:r>
+        <w:rPr>
+          <w:color w:val="ff0000"/>
+        </w:rPr>
+      </w:r>
+    </w:p>
+    <w:p>
+      <w:pPr>
+        <w:pBdr/>
+        <w:spacing/>
+        <w:ind/>
+        <w:rPr>
+          <w:b/>
+          <w:bCs/>
+          <w:u w:val="none"/>
+        </w:rPr>
+      </w:pPr>
+      <w:r>
+        <w:rPr>
+          <w:b/>
+          <w:bCs/>
+          <w:color w:val="ff0000"/>
+          <w:highlight w:val="none"/>
+          <w:u w:val="none"/>
+        </w:rPr>
+        <w:t xml:space="preserve">Modos de operación principales:</w:t>
+      </w:r>
+      <w:r>
+        <w:rPr>
+          <w:b/>
+          <w:bCs/>
+          <w:color w:val="ff0000"/>
+          <w:highlight w:val="none"/>
+          <w:u w:val="none"/>
+        </w:rPr>
+      </w:r>
+      <w:r>
+        <w:rPr>
+          <w:b/>
+          <w:bCs/>
+          <w:color w:val="ff0000"/>
+          <w:highlight w:val="none"/>
+          <w:u w:val="none"/>
+        </w:rPr>
+      </w:r>
+    </w:p>
+    <w:p>
+      <w:pPr>
+        <w:pBdr/>
+        <w:spacing/>
+        <w:ind/>
+        <w:rPr>
+          <w:u w:val="none"/>
+        </w:rPr>
+      </w:pPr>
+      <w:r>
+        <w:rPr>
+          <w:color w:val="ff0000"/>
+          <w:highlight w:val="none"/>
+        </w:rPr>
+        <w:t xml:space="preserve">    </w:t>
+      </w:r>
+      <w:r>
+        <w:rPr>
+          <w:color w:val="ff0000"/>
+          <w:highlight w:val="none"/>
+          <w:u w:val="none"/>
+        </w:rPr>
+        <w:t xml:space="preserve">Modo Núcleo (Kernel Mode): Es el modo de procesamiento altamente privilegiado que permite al software tener acceso directo y sin restricciones a todo el hardware y a la memoria física de la computadora. El propio kernel, el gestor de arranque y controla</w:t>
+      </w:r>
+      <w:r>
+        <w:rPr>
+          <w:color w:val="ff0000"/>
+          <w:highlight w:val="none"/>
+          <w:u w:val="none"/>
+        </w:rPr>
+        <w:t xml:space="preserve">dores críticos del sistema operan bajo este modo para poder administrar la máquina.</w:t>
+      </w:r>
+      <w:r>
+        <w:rPr>
+          <w:color w:val="ff0000"/>
+          <w:highlight w:val="none"/>
+          <w:u w:val="none"/>
+        </w:rPr>
+      </w:r>
+    </w:p>
+    <w:p>
+      <w:pPr>
+        <w:pBdr/>
+        <w:spacing/>
+        <w:ind/>
+        <w:rPr/>
+      </w:pPr>
+      <w:r>
+        <w:rPr>
+          <w:color w:val="ff0000"/>
+          <w:highlight w:val="none"/>
+          <w:u w:val="none"/>
+        </w:rPr>
+        <w:t xml:space="preserve">    Modo Usuario (User Mode): Es el modo de procesamiento restringido en el cual se ejecutan las aplicaciones de usuario. El código en modo usuario no puede acceder directamente al </w:t>
+      </w:r>
+      <w:r>
+        <w:rPr>
+          <w:color w:val="ff0000"/>
+          <w:highlight w:val="none"/>
+        </w:rPr>
+        <w:t xml:space="preserve">hardware ni a la memoria de otro</w:t>
+      </w:r>
+      <w:r>
+        <w:rPr>
+          <w:color w:val="ff0000"/>
+          <w:highlight w:val="none"/>
+        </w:rPr>
+        <w:t xml:space="preserve">s procesos; si necesita guardar un archivo o mandar datos a la pantalla, debe pedirle permiso al kernel mediante una llamada al sistema (system call).</w:t>
+      </w:r>
+      <w:r>
+        <w:rPr>
+          <w:color w:val="ff0000"/>
+          <w:highlight w:val="none"/>
+        </w:rPr>
+      </w:r>
+      <w:r>
+        <w:rPr>
+          <w:color w:val="ff0000"/>
+          <w:highlight w:val="none"/>
+        </w:rPr>
+      </w:r>
+      <w:r>
+        <w:rPr>
+          <w:color w:val="ff0000"/>
+          <w:highlight w:val="none"/>
+        </w:rPr>
+      </w:r>
+      <w:r>
+        <w:rPr>
+          <w:color w:val="ff0000"/>
+          <w:highlight w:val="none"/>
+        </w:rPr>
+      </w:r>
+    </w:p>
+    <w:p>
+      <w:pPr>
+        <w:pBdr/>
+        <w:spacing/>
+        <w:ind/>
+        <w:rPr>
+          <w:b/>
+          <w:bCs/>
+        </w:rPr>
+      </w:pPr>
+      <w:r>
+        <w:rPr>
+          <w:b/>
+          <w:bCs/>
+          <w:color w:val="ff0000"/>
+          <w:highlight w:val="none"/>
+        </w:rPr>
+        <w:t xml:space="preserve">Componentes Internos y Arquitectura:</w:t>
+      </w:r>
+      <w:r>
+        <w:rPr>
+          <w:b/>
+          <w:bCs/>
+          <w:color w:val="ff0000"/>
+          <w:highlight w:val="none"/>
+        </w:rPr>
+      </w:r>
+    </w:p>
+    <w:p>
+      <w:pPr>
+        <w:pBdr/>
+        <w:spacing/>
+        <w:ind/>
+        <w:rPr/>
+      </w:pPr>
+      <w:r>
+        <w:rPr>
+          <w:color w:val="ff0000"/>
+          <w:highlight w:val="none"/>
+        </w:rPr>
+        <w:t xml:space="preserve">    El Gestor del Núcleo: Encargado de extraer información sobre qué controladores de dispositivos cargar en el sistema y coordinar el orden en que se inicializan.</w:t>
+      </w:r>
+      <w:r>
+        <w:rPr>
+          <w:color w:val="ff0000"/>
+          <w:highlight w:val="none"/>
+        </w:rPr>
+      </w:r>
+    </w:p>
+    <w:p>
+      <w:pPr>
+        <w:pBdr/>
+        <w:spacing/>
+        <w:ind/>
+        <w:rPr/>
+      </w:pPr>
+      <w:r>
+        <w:rPr>
+          <w:color w:val="ff0000"/>
+          <w:highlight w:val="none"/>
+        </w:rPr>
+        <w:t xml:space="preserve">    Controladores o Drivers de Dispositivos: Módulos que corren en modo núcleo y actúan como traductores específicos para interactuar con componentes de hardware particulares.</w:t>
+      </w:r>
+      <w:r>
+        <w:rPr>
+          <w:color w:val="ff0000"/>
+          <w:highlight w:val="none"/>
+        </w:rPr>
+      </w:r>
+    </w:p>
+    <w:p>
+      <w:pPr>
+        <w:pBdr/>
+        <w:spacing/>
+        <w:ind/>
+        <w:rPr/>
+      </w:pPr>
+      <w:r>
+        <w:rPr>
+          <w:color w:val="ff0000"/>
+          <w:highlight w:val="none"/>
+        </w:rPr>
+        <w:t xml:space="preserve">    Interfaz de Llamadas al Sistema (System Calls): Es la frontera lógica que conecta el modo usuario con el modo núcleo. En Linux, cuando un programa necesita usar recursos, invoca llamadas al sistema que el kernel atiende directamente. </w:t>
+      </w:r>
+      <w:r>
+        <w:rPr>
+          <w:color w:val="ff0000"/>
+          <w:highlight w:val="none"/>
+        </w:rPr>
+      </w:r>
+      <w:r>
+        <w:rPr>
+          <w:color w:val="ff0000"/>
+          <w:highlight w:val="none"/>
+        </w:rPr>
+        <w:t xml:space="preserve">(En entornos de programación antiguos o de bajo nivel, como DOS, estas llamadas al sistema se realizaban mediante interrupciones de software, destacando la INT 21h para f</w:t>
+      </w:r>
+      <w:r>
+        <w:rPr>
+          <w:color w:val="ff0000"/>
+          <w:highlight w:val="none"/>
+        </w:rPr>
+        <w:t xml:space="preserve">unciones del sistema y la INT 10h para Entrada/Salida de video).</w:t>
+      </w:r>
+      <w:r>
+        <w:rPr>
+          <w:color w:val="ff0000"/>
+          <w:highlight w:val="none"/>
+        </w:rPr>
+      </w:r>
+      <w:r>
+        <w:rPr>
+          <w:color w:val="ff0000"/>
+          <w:highlight w:val="none"/>
+        </w:rPr>
+      </w:r>
+      <w:r>
+        <w:rPr>
+          <w:color w:val="ff0000"/>
+          <w:highlight w:val="none"/>
+        </w:rPr>
+      </w:r>
+      <w:r>
+        <w:rPr>
+          <w:color w:val="ff0000"/>
+          <w:highlight w:val="none"/>
+        </w:rPr>
+      </w:r>
+      <w:r>
+        <w:rPr>
+          <w:color w:val="ff0000"/>
+          <w:highlight w:val="none"/>
+        </w:rPr>
+      </w:r>
     </w:p>
     <w:p>
       <w:pPr>
@@ -384,30 +674,36 @@
       <w:r>
         <w:t xml:space="preserve">comando ls -la utilizando la herramienta strace.</w:t>
       </w:r>
-      <w:r/>
-    </w:p>
-    <w:p>
-      <w:pPr>
-        <w:pBdr/>
-        <w:spacing/>
-        <w:ind/>
-        <w:rPr/>
-      </w:pPr>
       <w:r>
         <w:rPr>
           <w:highlight w:val="none"/>
         </w:rPr>
       </w:r>
+    </w:p>
+    <w:p>
+      <w:pPr>
+        <w:pBdr/>
+        <w:spacing/>
+        <w:ind/>
+        <w:rPr/>
+      </w:pPr>
+      <w:r/>
+      <w:r/>
+      <w:r/>
+    </w:p>
+    <w:p>
+      <w:pPr>
+        <w:pBdr/>
+        <w:spacing/>
+        <w:ind/>
+        <w:rPr/>
+      </w:pPr>
       <w:r>
         <w:rPr>
           <w:highlight w:val="none"/>
         </w:rPr>
       </w:r>
-      <w:r>
-        <w:rPr>
-          <w:highlight w:val="none"/>
-        </w:rPr>
-      </w:r>
+      <w:r/>
     </w:p>
     <w:p>
       <w:pPr>

--- a/Práctica/Tp1.docx
+++ b/Práctica/Tp1.docx
@@ -72,7 +72,6 @@
       </w:r>
       <w:r>
         <w:rPr>
-          <w:color w:val="ff0000"/>
           <w:lang w:val="es-AR"/>
         </w:rPr>
       </w:r>
@@ -177,6 +176,12 @@
           <w:highlight w:val="none"/>
         </w:rPr>
         <w:t xml:space="preserve">El Procesador (CPU): Es el que hace el trabajo físico de ejecución. Como el procesador no puede hacerlo todo a la vez, el sistema operativo le asigna turnos muy cortos y rápidos a cada programa (o proceso).</w:t>
+      </w:r>
+      <w:r>
+        <w:rPr>
+          <w:color w:val="ff0000"/>
+          <w:highlight w:val="none"/>
+        </w:rPr>
       </w:r>
       <w:r>
         <w:rPr>
@@ -226,7 +231,6 @@
       <w:r>
         <w:rPr>
           <w:color w:val="ff0000"/>
-          <w:highlight w:val="none"/>
         </w:rPr>
       </w:r>
       <w:r>
@@ -262,7 +266,6 @@
       <w:r>
         <w:rPr>
           <w:color w:val="ff0000"/>
-          <w:highlight w:val="none"/>
         </w:rPr>
       </w:r>
       <w:r>
@@ -327,6 +330,11 @@
       </w:r>
       <w:r>
         <w:t xml:space="preserve">funciones principales, modos de operación, gestión de recursos y componentes internos.</w:t>
+      </w:r>
+      <w:r>
+        <w:rPr>
+          <w:highlight w:val="none"/>
+        </w:rPr>
       </w:r>
       <w:r>
         <w:rPr>
@@ -378,6 +386,7 @@
       <w:r>
         <w:rPr>
           <w:color w:val="ff0000"/>
+          <w:highlight w:val="none"/>
         </w:rPr>
       </w:r>
     </w:p>
@@ -415,8 +424,6 @@
         <w:rPr>
           <w:b/>
           <w:bCs/>
-          <w:color w:val="ff0000"/>
-          <w:highlight w:val="none"/>
           <w:u w:val="none"/>
         </w:rPr>
       </w:r>
@@ -460,6 +467,11 @@
           <w:u w:val="none"/>
         </w:rPr>
       </w:r>
+      <w:r>
+        <w:rPr>
+          <w:u w:val="none"/>
+        </w:rPr>
+      </w:r>
     </w:p>
     <w:p>
       <w:pPr>
@@ -496,24 +508,7 @@
           <w:highlight w:val="none"/>
         </w:rPr>
       </w:r>
-      <w:r>
-        <w:rPr>
-          <w:color w:val="ff0000"/>
-          <w:highlight w:val="none"/>
-        </w:rPr>
-      </w:r>
-      <w:r>
-        <w:rPr>
-          <w:color w:val="ff0000"/>
-          <w:highlight w:val="none"/>
-        </w:rPr>
-      </w:r>
-      <w:r>
-        <w:rPr>
-          <w:color w:val="ff0000"/>
-          <w:highlight w:val="none"/>
-        </w:rPr>
-      </w:r>
+      <w:r/>
     </w:p>
     <w:p>
       <w:pPr>
@@ -542,6 +537,12 @@
           <w:highlight w:val="none"/>
         </w:rPr>
       </w:r>
+      <w:r>
+        <w:rPr>
+          <w:b/>
+          <w:bCs/>
+        </w:rPr>
+      </w:r>
     </w:p>
     <w:p>
       <w:pPr>
@@ -563,6 +564,7 @@
           <w:highlight w:val="none"/>
         </w:rPr>
       </w:r>
+      <w:r/>
     </w:p>
     <w:p>
       <w:pPr>
@@ -584,26 +586,24 @@
           <w:highlight w:val="none"/>
         </w:rPr>
       </w:r>
+      <w:r/>
     </w:p>
     <w:p>
       <w:pPr>
         <w:pBdr/>
         <w:spacing/>
         <w:ind/>
-        <w:rPr/>
+        <w:rPr>
+          <w:color w:val="ff0000"/>
+          <w:highlight w:val="yellow"/>
+        </w:rPr>
       </w:pPr>
       <w:r>
         <w:rPr>
           <w:color w:val="ff0000"/>
           <w:highlight w:val="none"/>
         </w:rPr>
-        <w:t xml:space="preserve">    Interfaz de Llamadas al Sistema (System Calls): Es la frontera lógica que conecta el modo usuario con el modo núcleo. En Linux, cuando un programa necesita usar recursos, invoca llamadas al sistema que el kernel atiende directamente. </w:t>
-      </w:r>
-      <w:r>
-        <w:rPr>
-          <w:color w:val="ff0000"/>
-          <w:highlight w:val="none"/>
-        </w:rPr>
+        <w:t xml:space="preserve">    Interfaz de Llamadas al Sistema (System Calls)(es un procedimiento): Es la frontera lógica que conecta el modo usuario con el modo núcleo. En Linux, cuando un programa necesita usar recursos, invoca llamadas al sistema que el kernel atiende directamente. </w:t>
       </w:r>
       <w:r>
         <w:rPr>
@@ -624,29 +624,155 @@
           <w:color w:val="ff0000"/>
           <w:highlight w:val="none"/>
         </w:rPr>
+        <w:t xml:space="preserve"> </w:t>
       </w:r>
       <w:r>
         <w:rPr>
           <w:color w:val="ff0000"/>
-          <w:highlight w:val="none"/>
+          <w:highlight w:val="yellow"/>
+        </w:rPr>
+        <w:t xml:space="preserve">//no existe la interrupcion por software como concepto, solo el hardware puede interrumpir cuando necesita la atencion del cpu.</w:t>
+      </w:r>
+      <w:r>
+        <w:rPr>
+          <w:color w:val="ff0000"/>
+          <w:highlight w:val="yellow"/>
+        </w:rPr>
+      </w:r>
+    </w:p>
+    <w:p>
+      <w:pPr>
+        <w:pBdr/>
+        <w:spacing/>
+        <w:ind/>
+        <w:rPr>
+          <w:color w:val="ff0000"/>
+          <w:highlight w:val="yellow"/>
+        </w:rPr>
+      </w:pPr>
+      <w:r>
+        <w:rPr>
+          <w:color w:val="ff0000"/>
+          <w:highlight w:val="yellow"/>
+        </w:rPr>
+        <w:t xml:space="preserve">//un programa esta formado por 3 cosas, ccodigo, datos y pila que guarda en la ram,</w:t>
+      </w:r>
+      <w:r>
+        <w:rPr>
+          <w:color w:val="ff0000"/>
+          <w:highlight w:val="yellow"/>
+        </w:rPr>
+      </w:r>
+    </w:p>
+    <w:p>
+      <w:pPr>
+        <w:pBdr/>
+        <w:spacing/>
+        <w:ind/>
+        <w:rPr>
+          <w:color w:val="ff0000"/>
+          <w:highlight w:val="yellow"/>
+        </w:rPr>
+      </w:pPr>
+      <w:r>
+        <w:rPr>
+          <w:color w:val="ff0000"/>
+          <w:highlight w:val="yellow"/>
+        </w:rPr>
+        <w:t xml:space="preserve">Cuando debe hacer algo con el sistema operativo o usar algun recurso primero llena la pila, guarda un numero en cpu, ejecuta trap.</w:t>
+      </w:r>
+      <w:r>
+        <w:rPr>
+          <w:color w:val="ff0000"/>
+          <w:highlight w:val="yellow"/>
         </w:rPr>
       </w:r>
       <w:r>
         <w:rPr>
           <w:color w:val="ff0000"/>
-          <w:highlight w:val="none"/>
+          <w:highlight w:val="yellow"/>
+        </w:rPr>
+      </w:r>
+    </w:p>
+    <w:p>
+      <w:pPr>
+        <w:pBdr/>
+        <w:spacing/>
+        <w:ind/>
+        <w:rPr>
+          <w:color w:val="ff0000"/>
+          <w:highlight w:val="yellow"/>
+        </w:rPr>
+      </w:pPr>
+      <w:r>
+        <w:rPr>
+          <w:color w:val="ff0000"/>
+          <w:highlight w:val="yellow"/>
+        </w:rPr>
+        <w:t xml:space="preserve">//la llamada al sistema es cuando un programa A deja de ejecutarse y mediante Trap (instruccion de procesador no necesariamente igual para todos) el  cpu salva el contexto del programa A (guarda el cp y el psw), cambia el cp del procesador para apuntar a otra direccion de la ram donde estaria el sistema operativo. El sistema operativo va a la pila del programa A para recuperar el contexto y tambien guarda los valores de los registros del cpu, estos no se guardan en la pila porque su valor no cambia.</w:t>
+      </w:r>
+      <w:r>
+        <w:rPr>
+          <w:color w:val="ff0000"/>
+          <w:highlight w:val="yellow"/>
+        </w:rPr>
+      </w:r>
+    </w:p>
+    <w:p>
+      <w:pPr>
+        <w:pBdr/>
+        <w:spacing/>
+        <w:ind/>
+        <w:rPr>
+          <w:color w:val="ff0000"/>
+          <w:highlight w:val="yellow"/>
+        </w:rPr>
+      </w:pPr>
+      <w:r>
+        <w:rPr>
+          <w:color w:val="ff0000"/>
+          <w:highlight w:val="yellow"/>
+        </w:rPr>
+        <w:t xml:space="preserve">//el sistema operativo lee el numero que el programa guardo en cpu para saber que hacer, ese numero es de una tabla de servicios del sistema operativo, el sistema operativo especifico provee servicios. </w:t>
+      </w:r>
+      <w:r>
+        <w:rPr>
+          <w:color w:val="ff0000"/>
+          <w:highlight w:val="yellow"/>
         </w:rPr>
       </w:r>
       <w:r>
         <w:rPr>
           <w:color w:val="ff0000"/>
-          <w:highlight w:val="none"/>
+          <w:highlight w:val="yellow"/>
+        </w:rPr>
+      </w:r>
+    </w:p>
+    <w:p>
+      <w:pPr>
+        <w:pBdr/>
+        <w:spacing/>
+        <w:ind/>
+        <w:rPr>
+          <w:highlight w:val="yellow"/>
+        </w:rPr>
+      </w:pPr>
+      <w:r>
+        <w:rPr>
+          <w:color w:val="ff0000"/>
+          <w:highlight w:val="yellow"/>
+        </w:rPr>
+        <w:t xml:space="preserve">//snapshot: guardar el valor de los registros del cpu para volver a poner todo como estaba si se requiere. </w:t>
+      </w:r>
+      <w:r>
+        <w:rPr>
+          <w:color w:val="ff0000"/>
+          <w:highlight w:val="yellow"/>
         </w:rPr>
       </w:r>
       <w:r>
         <w:rPr>
-          <w:color w:val="ff0000"/>
-          <w:highlight w:val="none"/>
+          <w:highlight w:val="yellow"/>
         </w:rPr>
       </w:r>
     </w:p>
@@ -679,6 +805,11 @@
           <w:highlight w:val="none"/>
         </w:rPr>
       </w:r>
+      <w:r>
+        <w:rPr>
+          <w:highlight w:val="none"/>
+        </w:rPr>
+      </w:r>
     </w:p>
     <w:p>
       <w:pPr>
@@ -687,7 +818,6 @@
         <w:ind/>
         <w:rPr/>
       </w:pPr>
-      <w:r/>
       <w:r/>
       <w:r/>
     </w:p>
